--- a/template_สัญญาเช่า.docx
+++ b/template_สัญญาเช่า.docx
@@ -336,31 +336,7 @@
           <w:cs/>
           <w14:ligatures w14:val="none"/>
         </w:rPr>
-        <w:t>ทำที่ บริษัท แมงโก้ คอน</w:t>
-      </w:r>
-      <w:proofErr w:type="spellStart"/>
-      <w:r>
-        <w:rPr>
-          <w:rFonts w:ascii="TH SarabunPSK" w:eastAsia="Times New Roman" w:hAnsi="TH SarabunPSK" w:cs="TH SarabunPSK" w:hint="cs"/>
-          <w:color w:val="000000" w:themeColor="text1"/>
-          <w:kern w:val="0"/>
-          <w:sz w:val="28"/>
-          <w:cs/>
-          <w14:ligatures w14:val="none"/>
-        </w:rPr>
-        <w:t>ซัลแต</w:t>
-      </w:r>
-      <w:proofErr w:type="spellEnd"/>
-      <w:r>
-        <w:rPr>
-          <w:rFonts w:ascii="TH SarabunPSK" w:eastAsia="Times New Roman" w:hAnsi="TH SarabunPSK" w:cs="TH SarabunPSK" w:hint="cs"/>
-          <w:color w:val="000000" w:themeColor="text1"/>
-          <w:kern w:val="0"/>
-          <w:sz w:val="28"/>
-          <w:cs/>
-          <w14:ligatures w14:val="none"/>
-        </w:rPr>
-        <w:t>นท์ จำกัด</w:t>
+        <w:t>ทำที่ บริษัท แมงโก้ คอนซัลแตนท์ จำกัด</w:t>
       </w:r>
     </w:p>
     <w:p>
@@ -395,9 +371,16 @@
           <w:cs/>
           <w14:ligatures w14:val="none"/>
         </w:rPr>
-        <w:t>แมงโก้ คอน</w:t>
-      </w:r>
-      <w:proofErr w:type="spellStart"/>
+        <w:t xml:space="preserve">แมงโก้ คอนซัลแตนท์ จำกัด ทะเบียนบริษัทเลขที่ </w:t>
+      </w:r>
+      <w:r>
+        <w:rPr>
+          <w:rFonts w:ascii="TH SarabunPSK" w:hAnsi="TH SarabunPSK" w:cs="TH SarabunPSK" w:hint="cs"/>
+          <w:color w:val="000000" w:themeColor="text1"/>
+          <w:sz w:val="28"/>
+        </w:rPr>
+        <w:t xml:space="preserve">0105551067687 </w:t>
+      </w:r>
       <w:r>
         <w:rPr>
           <w:rFonts w:ascii="TH SarabunPSK" w:eastAsia="Times New Roman" w:hAnsi="TH SarabunPSK" w:cs="TH SarabunPSK" w:hint="cs"/>
@@ -407,9 +390,8 @@
           <w:cs/>
           <w14:ligatures w14:val="none"/>
         </w:rPr>
-        <w:t>ซัลแต</w:t>
-      </w:r>
-      <w:proofErr w:type="spellEnd"/>
+        <w:t xml:space="preserve"> </w:t>
+      </w:r>
       <w:r>
         <w:rPr>
           <w:rFonts w:ascii="TH SarabunPSK" w:eastAsia="Times New Roman" w:hAnsi="TH SarabunPSK" w:cs="TH SarabunPSK" w:hint="cs"/>
@@ -419,15 +401,7 @@
           <w:cs/>
           <w14:ligatures w14:val="none"/>
         </w:rPr>
-        <w:t xml:space="preserve">นท์ จำกัด ทะเบียนบริษัทเลขที่ </w:t>
-      </w:r>
-      <w:r>
-        <w:rPr>
-          <w:rFonts w:ascii="TH SarabunPSK" w:hAnsi="TH SarabunPSK" w:cs="TH SarabunPSK" w:hint="cs"/>
-          <w:color w:val="000000" w:themeColor="text1"/>
-          <w:sz w:val="28"/>
-        </w:rPr>
-        <w:t xml:space="preserve">0105551067687 </w:t>
+        <w:t>โดย นายกันตพงษ์ ฮวดอุปัต และนายสุรเดช เพิ่มพูนโภคอนันต์ กรรมการผู้มีอำนาจลงนามผูกพันบริษัท สำ</w:t>
       </w:r>
       <w:r>
         <w:rPr>
@@ -438,100 +412,6 @@
           <w:cs/>
           <w14:ligatures w14:val="none"/>
         </w:rPr>
-        <w:t xml:space="preserve"> </w:t>
-      </w:r>
-      <w:r>
-        <w:rPr>
-          <w:rFonts w:ascii="TH SarabunPSK" w:eastAsia="Times New Roman" w:hAnsi="TH SarabunPSK" w:cs="TH SarabunPSK" w:hint="cs"/>
-          <w:color w:val="000000" w:themeColor="text1"/>
-          <w:kern w:val="0"/>
-          <w:sz w:val="28"/>
-          <w:cs/>
-          <w14:ligatures w14:val="none"/>
-        </w:rPr>
-        <w:t>โดย นายกันตพง</w:t>
-      </w:r>
-      <w:proofErr w:type="spellStart"/>
-      <w:r>
-        <w:rPr>
-          <w:rFonts w:ascii="TH SarabunPSK" w:eastAsia="Times New Roman" w:hAnsi="TH SarabunPSK" w:cs="TH SarabunPSK" w:hint="cs"/>
-          <w:color w:val="000000" w:themeColor="text1"/>
-          <w:kern w:val="0"/>
-          <w:sz w:val="28"/>
-          <w:cs/>
-          <w14:ligatures w14:val="none"/>
-        </w:rPr>
-        <w:t>ษ์</w:t>
-      </w:r>
-      <w:proofErr w:type="spellEnd"/>
-      <w:r>
-        <w:rPr>
-          <w:rFonts w:ascii="TH SarabunPSK" w:eastAsia="Times New Roman" w:hAnsi="TH SarabunPSK" w:cs="TH SarabunPSK" w:hint="cs"/>
-          <w:color w:val="000000" w:themeColor="text1"/>
-          <w:kern w:val="0"/>
-          <w:sz w:val="28"/>
-          <w:cs/>
-          <w14:ligatures w14:val="none"/>
-        </w:rPr>
-        <w:t xml:space="preserve"> </w:t>
-      </w:r>
-      <w:proofErr w:type="spellStart"/>
-      <w:r>
-        <w:rPr>
-          <w:rFonts w:ascii="TH SarabunPSK" w:eastAsia="Times New Roman" w:hAnsi="TH SarabunPSK" w:cs="TH SarabunPSK" w:hint="cs"/>
-          <w:color w:val="000000" w:themeColor="text1"/>
-          <w:kern w:val="0"/>
-          <w:sz w:val="28"/>
-          <w:cs/>
-          <w14:ligatures w14:val="none"/>
-        </w:rPr>
-        <w:t>ฮวดอุปัต</w:t>
-      </w:r>
-      <w:proofErr w:type="spellEnd"/>
-      <w:r>
-        <w:rPr>
-          <w:rFonts w:ascii="TH SarabunPSK" w:eastAsia="Times New Roman" w:hAnsi="TH SarabunPSK" w:cs="TH SarabunPSK" w:hint="cs"/>
-          <w:color w:val="000000" w:themeColor="text1"/>
-          <w:kern w:val="0"/>
-          <w:sz w:val="28"/>
-          <w:cs/>
-          <w14:ligatures w14:val="none"/>
-        </w:rPr>
-        <w:t xml:space="preserve"> และนาย</w:t>
-      </w:r>
-      <w:proofErr w:type="spellStart"/>
-      <w:r>
-        <w:rPr>
-          <w:rFonts w:ascii="TH SarabunPSK" w:eastAsia="Times New Roman" w:hAnsi="TH SarabunPSK" w:cs="TH SarabunPSK" w:hint="cs"/>
-          <w:color w:val="000000" w:themeColor="text1"/>
-          <w:kern w:val="0"/>
-          <w:sz w:val="28"/>
-          <w:cs/>
-          <w14:ligatures w14:val="none"/>
-        </w:rPr>
-        <w:t>สุร</w:t>
-      </w:r>
-      <w:proofErr w:type="spellEnd"/>
-      <w:r>
-        <w:rPr>
-          <w:rFonts w:ascii="TH SarabunPSK" w:eastAsia="Times New Roman" w:hAnsi="TH SarabunPSK" w:cs="TH SarabunPSK" w:hint="cs"/>
-          <w:color w:val="000000" w:themeColor="text1"/>
-          <w:kern w:val="0"/>
-          <w:sz w:val="28"/>
-          <w:cs/>
-          <w14:ligatures w14:val="none"/>
-        </w:rPr>
-        <w:t>เดช เพิ่มพูนโภคอนันต์ กรรมการผู้มีอำนาจลงนามผูกพันบริษัท สำ</w:t>
-      </w:r>
-      <w:r>
-        <w:rPr>
-          <w:rFonts w:ascii="TH SarabunPSK" w:eastAsia="Times New Roman" w:hAnsi="TH SarabunPSK" w:cs="TH SarabunPSK" w:hint="cs"/>
-          <w:color w:val="000000" w:themeColor="text1"/>
-          <w:kern w:val="0"/>
-          <w:sz w:val="28"/>
-          <w:cs/>
-          <w14:ligatures w14:val="none"/>
-        </w:rPr>
         <w:t>นักงานตั้งอยู่ที่</w:t>
       </w:r>
       <w:r>
@@ -541,47 +421,7 @@
           <w:sz w:val="28"/>
           <w:cs/>
         </w:rPr>
-        <w:t xml:space="preserve"> เลขที่ 555 อาคารรสา ทาว</w:t>
-      </w:r>
-      <w:proofErr w:type="spellStart"/>
-      <w:r>
-        <w:rPr>
-          <w:rFonts w:ascii="TH SarabunPSK" w:hAnsi="TH SarabunPSK" w:cs="TH SarabunPSK" w:hint="cs"/>
-          <w:color w:val="000000" w:themeColor="text1"/>
-          <w:sz w:val="28"/>
-          <w:cs/>
-        </w:rPr>
-        <w:t>เวอร์</w:t>
-      </w:r>
-      <w:proofErr w:type="spellEnd"/>
-      <w:r>
-        <w:rPr>
-          <w:rFonts w:ascii="TH SarabunPSK" w:hAnsi="TH SarabunPSK" w:cs="TH SarabunPSK" w:hint="cs"/>
-          <w:color w:val="000000" w:themeColor="text1"/>
-          <w:sz w:val="28"/>
-          <w:cs/>
-        </w:rPr>
-        <w:t xml:space="preserve"> 1 ยู</w:t>
-      </w:r>
-      <w:proofErr w:type="spellStart"/>
-      <w:r>
-        <w:rPr>
-          <w:rFonts w:ascii="TH SarabunPSK" w:hAnsi="TH SarabunPSK" w:cs="TH SarabunPSK" w:hint="cs"/>
-          <w:color w:val="000000" w:themeColor="text1"/>
-          <w:sz w:val="28"/>
-          <w:cs/>
-        </w:rPr>
-        <w:t>นิต</w:t>
-      </w:r>
-      <w:proofErr w:type="spellEnd"/>
-      <w:r>
-        <w:rPr>
-          <w:rFonts w:ascii="TH SarabunPSK" w:hAnsi="TH SarabunPSK" w:cs="TH SarabunPSK" w:hint="cs"/>
-          <w:color w:val="000000" w:themeColor="text1"/>
-          <w:sz w:val="28"/>
-          <w:cs/>
-        </w:rPr>
-        <w:t xml:space="preserve"> 2304-1 ชั้น 23  ถนนพหลโยธิน แขวงจตุจักร เขตจตุจักร กรุงเทพมหานคร</w:t>
+        <w:t xml:space="preserve"> เลขที่ 555 อาคารรสา ทาวเวอร์ 1 ยูนิต 2304-1 ชั้น 23  ถนนพหลโยธิน แขวงจตุจักร เขตจตุจักร กรุงเทพมหานคร</w:t>
       </w:r>
       <w:r>
         <w:rPr>
@@ -918,7 +758,6 @@
           <w:cs/>
         </w:rPr>
       </w:pPr>
-      <w:proofErr w:type="spellStart"/>
       <w:r>
         <w:rPr>
           <w:rFonts w:ascii="TH SarabunPSK" w:eastAsia="TH Sarabun PSK" w:hAnsi="TH SarabunPSK" w:cs="TH SarabunPSK" w:hint="cs"/>
@@ -927,7 +766,6 @@
         </w:rPr>
         <w:t>ตามที่</w:t>
       </w:r>
-      <w:proofErr w:type="spellEnd"/>
     </w:p>
     <w:p>
       <w:pPr>
@@ -1004,7 +842,6 @@
           <w:szCs w:val="22"/>
         </w:rPr>
       </w:pPr>
-      <w:proofErr w:type="spellStart"/>
       <w:r>
         <w:rPr>
           <w:rFonts w:ascii="TH SarabunPSK" w:eastAsia="TH Sarabun PSK" w:hAnsi="TH SarabunPSK" w:cs="TH SarabunPSK" w:hint="cs"/>
@@ -1013,7 +850,6 @@
         </w:rPr>
         <w:t>คู่สัญญาได้ตกลงในเงื่อนไขที่ระบุใน</w:t>
       </w:r>
-      <w:proofErr w:type="spellEnd"/>
       <w:r>
         <w:rPr>
           <w:rFonts w:ascii="TH SarabunPSK" w:eastAsia="TH Sarabun PSK" w:hAnsi="TH SarabunPSK" w:cs="TH SarabunPSK" w:hint="cs"/>
@@ -1031,91 +867,25 @@
           <w:color w:val="000000"/>
           <w:sz w:val="28"/>
         </w:rPr>
-        <w:t xml:space="preserve"> </w:t>
-      </w:r>
-      <w:proofErr w:type="spellStart"/>
+        <w:t xml:space="preserve"> ซึ่งเป็นเอกสารแนบท้ายสัญญ</w:t>
+      </w:r>
       <w:r>
         <w:rPr>
           <w:rFonts w:ascii="TH SarabunPSK" w:eastAsia="TH Sarabun PSK" w:hAnsi="TH SarabunPSK" w:cs="TH SarabunPSK" w:hint="cs"/>
           <w:color w:val="000000"/>
           <w:sz w:val="28"/>
-        </w:rPr>
-        <w:t>ซึ่งเป็นเอกสารแนบท้ายสัญญ</w:t>
-      </w:r>
-      <w:proofErr w:type="spellEnd"/>
+          <w:cs/>
+        </w:rPr>
+        <w:t>า</w:t>
+      </w:r>
       <w:r>
         <w:rPr>
           <w:rFonts w:ascii="TH SarabunPSK" w:eastAsia="TH Sarabun PSK" w:hAnsi="TH SarabunPSK" w:cs="TH SarabunPSK" w:hint="cs"/>
           <w:color w:val="000000"/>
           <w:sz w:val="28"/>
-          <w:cs/>
-        </w:rPr>
-        <w:t>า</w:t>
-      </w:r>
-      <w:proofErr w:type="spellStart"/>
-      <w:r>
-        <w:rPr>
-          <w:rFonts w:ascii="TH SarabunPSK" w:eastAsia="TH Sarabun PSK" w:hAnsi="TH SarabunPSK" w:cs="TH SarabunPSK" w:hint="cs"/>
-          <w:color w:val="000000"/>
-          <w:sz w:val="28"/>
-        </w:rPr>
-        <w:t>หมายเลข</w:t>
-      </w:r>
-      <w:proofErr w:type="spellEnd"/>
-      <w:r>
-        <w:rPr>
-          <w:rFonts w:ascii="TH SarabunPSK" w:eastAsia="TH Sarabun PSK" w:hAnsi="TH SarabunPSK" w:cs="TH SarabunPSK" w:hint="cs"/>
-          <w:color w:val="000000"/>
-          <w:sz w:val="28"/>
-        </w:rPr>
-        <w:t xml:space="preserve"> 3 </w:t>
-      </w:r>
-      <w:proofErr w:type="spellStart"/>
-      <w:r>
-        <w:rPr>
-          <w:rFonts w:ascii="TH SarabunPSK" w:eastAsia="TH Sarabun PSK" w:hAnsi="TH SarabunPSK" w:cs="TH SarabunPSK" w:hint="cs"/>
-          <w:color w:val="000000"/>
-          <w:sz w:val="28"/>
-        </w:rPr>
-        <w:t>ซึ่งเป็นส่วนหนึ่งของข้อตกลง</w:t>
-      </w:r>
-      <w:proofErr w:type="spellEnd"/>
-      <w:r>
-        <w:rPr>
-          <w:rFonts w:ascii="TH SarabunPSK" w:eastAsia="TH Sarabun PSK" w:hAnsi="TH SarabunPSK" w:cs="TH SarabunPSK" w:hint="cs"/>
-          <w:color w:val="000000"/>
-          <w:sz w:val="28"/>
-        </w:rPr>
-        <w:t xml:space="preserve"> </w:t>
-      </w:r>
-      <w:proofErr w:type="spellStart"/>
-      <w:r>
-        <w:rPr>
-          <w:rFonts w:ascii="TH SarabunPSK" w:eastAsia="TH Sarabun PSK" w:hAnsi="TH SarabunPSK" w:cs="TH SarabunPSK" w:hint="cs"/>
-          <w:color w:val="000000"/>
-          <w:sz w:val="28"/>
-        </w:rPr>
-        <w:t>โดยมีรายละเอียดและข้อตกลง</w:t>
-      </w:r>
-      <w:proofErr w:type="spellEnd"/>
-      <w:r>
-        <w:rPr>
-          <w:rFonts w:ascii="TH SarabunPSK" w:eastAsia="TH Sarabun PSK" w:hAnsi="TH SarabunPSK" w:cs="TH SarabunPSK" w:hint="cs"/>
-          <w:color w:val="000000"/>
-          <w:sz w:val="28"/>
-        </w:rPr>
-        <w:t xml:space="preserve"> </w:t>
-      </w:r>
-      <w:proofErr w:type="spellStart"/>
-      <w:r>
-        <w:rPr>
-          <w:rFonts w:ascii="TH SarabunPSK" w:eastAsia="TH Sarabun PSK" w:hAnsi="TH SarabunPSK" w:cs="TH SarabunPSK" w:hint="cs"/>
-          <w:color w:val="000000"/>
-          <w:sz w:val="28"/>
-        </w:rPr>
-        <w:t>ดังต่อไปนี้</w:t>
-      </w:r>
-      <w:proofErr w:type="spellEnd"/>
+        </w:rPr>
+        <w:t>หมายเลข 3 ซึ่งเป็นส่วนหนึ่งของข้อตกลง โดยมีรายละเอียดและข้อตกลง ดังต่อไปนี้</w:t>
+      </w:r>
     </w:p>
     <w:p>
       <w:pPr>
@@ -2191,7 +1961,14 @@
               </w:rPr>
               <w:t>{{</w:t>
             </w:r>
-            <w:proofErr w:type="spellStart"/>
+            <w:r>
+              <w:rPr>
+                <w:rFonts w:ascii="TH SarabunPSK" w:hAnsi="TH SarabunPSK" w:cs="TH SarabunPSK"/>
+                <w:color w:val="000000" w:themeColor="text1"/>
+                <w:sz w:val="28"/>
+              </w:rPr>
+              <w:t xml:space="preserve">r </w:t>
+            </w:r>
             <w:r>
               <w:rPr>
                 <w:rFonts w:ascii="TH SarabunPSK" w:hAnsi="TH SarabunPSK" w:cs="TH SarabunPSK" w:hint="cs"/>
@@ -2200,7 +1977,14 @@
               </w:rPr>
               <w:t>Software_product_name</w:t>
             </w:r>
-            <w:proofErr w:type="spellEnd"/>
+            <w:r>
+              <w:rPr>
+                <w:rFonts w:ascii="TH SarabunPSK" w:hAnsi="TH SarabunPSK" w:cs="TH SarabunPSK"/>
+                <w:color w:val="000000" w:themeColor="text1"/>
+                <w:sz w:val="28"/>
+              </w:rPr>
+              <w:t xml:space="preserve"> </w:t>
+            </w:r>
             <w:r>
               <w:rPr>
                 <w:rFonts w:ascii="TH SarabunPSK" w:hAnsi="TH SarabunPSK" w:cs="TH SarabunPSK" w:hint="cs"/>
@@ -2306,7 +2090,13 @@
               </w:rPr>
               <w:t>{{</w:t>
             </w:r>
-            <w:proofErr w:type="spellStart"/>
+            <w:r>
+              <w:rPr>
+                <w:rFonts w:ascii="TH SarabunPSK" w:hAnsi="TH SarabunPSK" w:cs="TH SarabunPSK"/>
+                <w:sz w:val="28"/>
+              </w:rPr>
+              <w:t xml:space="preserve">r </w:t>
+            </w:r>
             <w:r>
               <w:rPr>
                 <w:rFonts w:ascii="TH SarabunPSK" w:hAnsi="TH SarabunPSK" w:cs="TH SarabunPSK" w:hint="cs"/>
@@ -2314,7 +2104,13 @@
               </w:rPr>
               <w:t>Standard_modules_total</w:t>
             </w:r>
-            <w:proofErr w:type="spellEnd"/>
+            <w:r>
+              <w:rPr>
+                <w:rFonts w:ascii="TH SarabunPSK" w:hAnsi="TH SarabunPSK" w:cs="TH SarabunPSK"/>
+                <w:sz w:val="28"/>
+              </w:rPr>
+              <w:t xml:space="preserve"> </w:t>
+            </w:r>
             <w:r>
               <w:rPr>
                 <w:rFonts w:ascii="TH SarabunPSK" w:hAnsi="TH SarabunPSK" w:cs="TH SarabunPSK" w:hint="cs"/>
@@ -2415,7 +2211,13 @@
               </w:rPr>
               <w:t>{{</w:t>
             </w:r>
-            <w:proofErr w:type="spellStart"/>
+            <w:r>
+              <w:rPr>
+                <w:rFonts w:ascii="TH SarabunPSK" w:hAnsi="TH SarabunPSK" w:cs="TH SarabunPSK"/>
+                <w:sz w:val="28"/>
+              </w:rPr>
+              <w:t xml:space="preserve">r </w:t>
+            </w:r>
             <w:r>
               <w:rPr>
                 <w:rFonts w:ascii="TH SarabunPSK" w:hAnsi="TH SarabunPSK" w:cs="TH SarabunPSK" w:hint="cs"/>
@@ -2423,7 +2225,13 @@
               </w:rPr>
               <w:t>Total_users_count</w:t>
             </w:r>
-            <w:proofErr w:type="spellEnd"/>
+            <w:r>
+              <w:rPr>
+                <w:rFonts w:ascii="TH SarabunPSK" w:hAnsi="TH SarabunPSK" w:cs="TH SarabunPSK"/>
+                <w:sz w:val="28"/>
+              </w:rPr>
+              <w:t xml:space="preserve"> </w:t>
+            </w:r>
             <w:r>
               <w:rPr>
                 <w:rFonts w:ascii="TH SarabunPSK" w:hAnsi="TH SarabunPSK" w:cs="TH SarabunPSK" w:hint="cs"/>
@@ -2528,7 +2336,13 @@
               </w:rPr>
               <w:t>{{</w:t>
             </w:r>
-            <w:proofErr w:type="spellStart"/>
+            <w:r>
+              <w:rPr>
+                <w:rFonts w:ascii="TH SarabunPSK" w:hAnsi="TH SarabunPSK" w:cs="TH SarabunPSK"/>
+                <w:sz w:val="28"/>
+              </w:rPr>
+              <w:t xml:space="preserve">r </w:t>
+            </w:r>
             <w:r>
               <w:rPr>
                 <w:rFonts w:ascii="TH SarabunPSK" w:hAnsi="TH SarabunPSK" w:cs="TH SarabunPSK" w:hint="cs"/>
@@ -2536,7 +2350,13 @@
               </w:rPr>
               <w:t>Total_multi_company_count</w:t>
             </w:r>
-            <w:proofErr w:type="spellEnd"/>
+            <w:r>
+              <w:rPr>
+                <w:rFonts w:ascii="TH SarabunPSK" w:hAnsi="TH SarabunPSK" w:cs="TH SarabunPSK"/>
+                <w:sz w:val="28"/>
+              </w:rPr>
+              <w:t xml:space="preserve"> </w:t>
+            </w:r>
             <w:r>
               <w:rPr>
                 <w:rFonts w:ascii="TH SarabunPSK" w:hAnsi="TH SarabunPSK" w:cs="TH SarabunPSK" w:hint="cs"/>
@@ -2647,7 +2467,13 @@
               </w:rPr>
               <w:t>{{</w:t>
             </w:r>
-            <w:proofErr w:type="spellStart"/>
+            <w:r>
+              <w:rPr>
+                <w:rFonts w:ascii="TH SarabunPSK" w:hAnsi="TH SarabunPSK" w:cs="TH SarabunPSK"/>
+                <w:sz w:val="28"/>
+              </w:rPr>
+              <w:t xml:space="preserve">r </w:t>
+            </w:r>
             <w:r>
               <w:rPr>
                 <w:rFonts w:ascii="TH SarabunPSK" w:hAnsi="TH SarabunPSK" w:cs="TH SarabunPSK" w:hint="cs"/>
@@ -2655,7 +2481,13 @@
               </w:rPr>
               <w:t>Total_optional_modules_count</w:t>
             </w:r>
-            <w:proofErr w:type="spellEnd"/>
+            <w:r>
+              <w:rPr>
+                <w:rFonts w:ascii="TH SarabunPSK" w:hAnsi="TH SarabunPSK" w:cs="TH SarabunPSK"/>
+                <w:sz w:val="28"/>
+              </w:rPr>
+              <w:t xml:space="preserve"> </w:t>
+            </w:r>
             <w:r>
               <w:rPr>
                 <w:rFonts w:ascii="TH SarabunPSK" w:hAnsi="TH SarabunPSK" w:cs="TH SarabunPSK" w:hint="cs"/>
@@ -2746,7 +2578,13 @@
               </w:rPr>
               <w:t>{{</w:t>
             </w:r>
-            <w:proofErr w:type="spellStart"/>
+            <w:r>
+              <w:rPr>
+                <w:rFonts w:ascii="TH SarabunPSK" w:hAnsi="TH SarabunPSK" w:cs="TH SarabunPSK"/>
+                <w:sz w:val="28"/>
+              </w:rPr>
+              <w:t xml:space="preserve">r </w:t>
+            </w:r>
             <w:r>
               <w:rPr>
                 <w:rFonts w:ascii="TH SarabunPSK" w:hAnsi="TH SarabunPSK" w:cs="TH SarabunPSK" w:hint="cs"/>
@@ -2761,7 +2599,13 @@
               </w:rPr>
               <w:t>_price</w:t>
             </w:r>
-            <w:proofErr w:type="spellEnd"/>
+            <w:r>
+              <w:rPr>
+                <w:rFonts w:ascii="TH SarabunPSK" w:hAnsi="TH SarabunPSK" w:cs="TH SarabunPSK"/>
+                <w:sz w:val="28"/>
+              </w:rPr>
+              <w:t xml:space="preserve"> </w:t>
+            </w:r>
             <w:r>
               <w:rPr>
                 <w:rFonts w:ascii="TH SarabunPSK" w:hAnsi="TH SarabunPSK" w:cs="TH SarabunPSK" w:hint="cs"/>
@@ -2800,7 +2644,14 @@
               </w:rPr>
               <w:t>{{</w:t>
             </w:r>
-            <w:proofErr w:type="spellStart"/>
+            <w:r>
+              <w:rPr>
+                <w:rFonts w:ascii="TH SarabunPSK" w:hAnsi="TH SarabunPSK" w:cs="TH SarabunPSK"/>
+                <w:color w:val="000000" w:themeColor="text1"/>
+                <w:sz w:val="28"/>
+              </w:rPr>
+              <w:t xml:space="preserve">r </w:t>
+            </w:r>
             <w:r>
               <w:rPr>
                 <w:rFonts w:ascii="TH SarabunPSK" w:hAnsi="TH SarabunPSK" w:cs="TH SarabunPSK" w:hint="cs"/>
@@ -2809,7 +2660,14 @@
               </w:rPr>
               <w:t>License_fee_month_text</w:t>
             </w:r>
-            <w:proofErr w:type="spellEnd"/>
+            <w:r>
+              <w:rPr>
+                <w:rFonts w:ascii="TH SarabunPSK" w:hAnsi="TH SarabunPSK" w:cs="TH SarabunPSK"/>
+                <w:color w:val="000000" w:themeColor="text1"/>
+                <w:sz w:val="28"/>
+              </w:rPr>
+              <w:t xml:space="preserve"> </w:t>
+            </w:r>
             <w:r>
               <w:rPr>
                 <w:rFonts w:ascii="TH SarabunPSK" w:hAnsi="TH SarabunPSK" w:cs="TH SarabunPSK" w:hint="cs"/>
@@ -2871,7 +2729,13 @@
               </w:rPr>
               <w:t>{{</w:t>
             </w:r>
-            <w:proofErr w:type="spellStart"/>
+            <w:r>
+              <w:rPr>
+                <w:rFonts w:ascii="TH SarabunPSK" w:hAnsi="TH SarabunPSK" w:cs="TH SarabunPSK"/>
+                <w:sz w:val="28"/>
+              </w:rPr>
+              <w:t xml:space="preserve">r </w:t>
+            </w:r>
             <w:r>
               <w:rPr>
                 <w:rFonts w:ascii="TH SarabunPSK" w:hAnsi="TH SarabunPSK" w:cs="TH SarabunPSK" w:hint="cs"/>
@@ -2886,7 +2750,13 @@
               </w:rPr>
               <w:t>price</w:t>
             </w:r>
-            <w:proofErr w:type="spellEnd"/>
+            <w:r>
+              <w:rPr>
+                <w:rFonts w:ascii="TH SarabunPSK" w:hAnsi="TH SarabunPSK" w:cs="TH SarabunPSK"/>
+                <w:sz w:val="28"/>
+              </w:rPr>
+              <w:t xml:space="preserve"> </w:t>
+            </w:r>
             <w:r>
               <w:rPr>
                 <w:rFonts w:ascii="TH SarabunPSK" w:hAnsi="TH SarabunPSK" w:cs="TH SarabunPSK" w:hint="cs"/>
@@ -2925,7 +2795,14 @@
               </w:rPr>
               <w:t>{{</w:t>
             </w:r>
-            <w:proofErr w:type="spellStart"/>
+            <w:r>
+              <w:rPr>
+                <w:rFonts w:ascii="TH SarabunPSK" w:hAnsi="TH SarabunPSK" w:cs="TH SarabunPSK"/>
+                <w:color w:val="000000" w:themeColor="text1"/>
+                <w:sz w:val="28"/>
+              </w:rPr>
+              <w:t xml:space="preserve">r </w:t>
+            </w:r>
             <w:r>
               <w:rPr>
                 <w:rFonts w:ascii="TH SarabunPSK" w:hAnsi="TH SarabunPSK" w:cs="TH SarabunPSK" w:hint="cs"/>
@@ -2934,7 +2811,14 @@
               </w:rPr>
               <w:t>License_fee_year_text</w:t>
             </w:r>
-            <w:proofErr w:type="spellEnd"/>
+            <w:r>
+              <w:rPr>
+                <w:rFonts w:ascii="TH SarabunPSK" w:hAnsi="TH SarabunPSK" w:cs="TH SarabunPSK"/>
+                <w:color w:val="000000" w:themeColor="text1"/>
+                <w:sz w:val="28"/>
+              </w:rPr>
+              <w:t xml:space="preserve"> </w:t>
+            </w:r>
             <w:r>
               <w:rPr>
                 <w:rFonts w:ascii="TH SarabunPSK" w:hAnsi="TH SarabunPSK" w:cs="TH SarabunPSK" w:hint="cs"/>
@@ -3227,27 +3111,38 @@
       <w:r>
         <w:rPr>
           <w:rFonts w:ascii="TH SarabunPSK" w:eastAsia="Calibri" w:hAnsi="TH SarabunPSK" w:cs="TH SarabunPSK" w:hint="cs"/>
-          <w:color w:val="EE0000"/>
           <w:spacing w:val="-6"/>
           <w:sz w:val="28"/>
         </w:rPr>
         <w:t>{{</w:t>
       </w:r>
-      <w:proofErr w:type="spellStart"/>
+      <w:r>
+        <w:rPr>
+          <w:rFonts w:ascii="TH SarabunPSK" w:eastAsia="Calibri" w:hAnsi="TH SarabunPSK" w:cs="TH SarabunPSK"/>
+          <w:spacing w:val="-6"/>
+          <w:sz w:val="28"/>
+        </w:rPr>
+        <w:t xml:space="preserve">r </w:t>
+      </w:r>
       <w:r>
         <w:rPr>
           <w:rFonts w:ascii="TH SarabunPSK" w:eastAsia="Calibri" w:hAnsi="TH SarabunPSK" w:cs="TH SarabunPSK" w:hint="cs"/>
-          <w:color w:val="EE0000"/>
           <w:spacing w:val="-6"/>
           <w:sz w:val="28"/>
         </w:rPr>
         <w:t>Optional_modules_count</w:t>
       </w:r>
-      <w:proofErr w:type="spellEnd"/>
+      <w:r>
+        <w:rPr>
+          <w:rFonts w:ascii="TH SarabunPSK" w:eastAsia="Calibri" w:hAnsi="TH SarabunPSK" w:cs="TH SarabunPSK"/>
+          <w:spacing w:val="-6"/>
+          <w:sz w:val="28"/>
+        </w:rPr>
+        <w:t xml:space="preserve"> </w:t>
+      </w:r>
       <w:r>
         <w:rPr>
           <w:rFonts w:ascii="TH SarabunPSK" w:eastAsia="Calibri" w:hAnsi="TH SarabunPSK" w:cs="TH SarabunPSK" w:hint="cs"/>
-          <w:color w:val="EE0000"/>
           <w:spacing w:val="-6"/>
           <w:sz w:val="28"/>
         </w:rPr>
@@ -3256,7 +3151,6 @@
       <w:r>
         <w:rPr>
           <w:rFonts w:ascii="TH SarabunPSK" w:eastAsia="Calibri" w:hAnsi="TH SarabunPSK" w:cs="TH SarabunPSK" w:hint="cs"/>
-          <w:color w:val="EE0000"/>
           <w:spacing w:val="-6"/>
           <w:sz w:val="28"/>
           <w:cs/>
@@ -3266,7 +3160,6 @@
       <w:r>
         <w:rPr>
           <w:rFonts w:ascii="TH SarabunPSK" w:eastAsia="Calibri" w:hAnsi="TH SarabunPSK" w:cs="TH SarabunPSK" w:hint="cs"/>
-          <w:color w:val="EE0000"/>
           <w:spacing w:val="-6"/>
           <w:sz w:val="28"/>
           <w:cs/>
@@ -3317,7 +3210,8 @@
       <w:tr>
         <w:tc>
           <w:tcPr>
-            <w:tcW w:w="1412" w:type="pct"/>
+            <w:tcW w:w="1426" w:type="pct"/>
+            <w:vAlign w:val="center"/>
           </w:tcPr>
           <w:p>
             <w:pPr>
@@ -3355,7 +3249,8 @@
         </w:tc>
         <w:tc>
           <w:tcPr>
-            <w:tcW w:w="1761" w:type="pct"/>
+            <w:tcW w:w="1754" w:type="pct"/>
+            <w:vAlign w:val="center"/>
           </w:tcPr>
           <w:p>
             <w:pPr>
@@ -3393,7 +3288,8 @@
         </w:tc>
         <w:tc>
           <w:tcPr>
-            <w:tcW w:w="1827" w:type="pct"/>
+            <w:tcW w:w="1820" w:type="pct"/>
+            <w:vAlign w:val="center"/>
           </w:tcPr>
           <w:p>
             <w:pPr>
@@ -3432,7 +3328,8 @@
       <w:tr>
         <w:tc>
           <w:tcPr>
-            <w:tcW w:w="1412" w:type="pct"/>
+            <w:tcW w:w="1426" w:type="pct"/>
+            <w:vAlign w:val="center"/>
           </w:tcPr>
           <w:p>
             <w:pPr>
@@ -3446,18 +3343,52 @@
             </w:pPr>
             <w:r>
               <w:rPr>
-                <w:rFonts w:ascii="TH SarabunPSK" w:eastAsia="Calibri" w:hAnsi="TH SarabunPSK" w:cs="TH SarabunPSK" w:hint="cs"/>
-                <w:color w:val="000000" w:themeColor="text1"/>
-                <w:spacing w:val="-6"/>
-                <w:sz w:val="28"/>
-              </w:rPr>
-              <w:t>{{Optional_modules_rows_1}}</w:t>
+                <w:rFonts w:ascii="TH SarabunPSK" w:hAnsi="TH SarabunPSK" w:cs="TH SarabunPSK" w:hint="cs"/>
+                <w:sz w:val="28"/>
+              </w:rPr>
+              <w:t>{{</w:t>
+            </w:r>
+            <w:r>
+              <w:rPr>
+                <w:rFonts w:ascii="TH SarabunPSK" w:hAnsi="TH SarabunPSK" w:cs="TH SarabunPSK"/>
+                <w:sz w:val="28"/>
+              </w:rPr>
+              <w:t xml:space="preserve">r </w:t>
+            </w:r>
+            <w:r>
+              <w:rPr>
+                <w:rFonts w:ascii="TH SarabunPSK" w:hAnsi="TH SarabunPSK" w:cs="TH SarabunPSK" w:hint="cs"/>
+                <w:sz w:val="28"/>
+              </w:rPr>
+              <w:t>Optional_modules_rows_</w:t>
+            </w:r>
+            <w:r>
+              <w:rPr>
+                <w:rFonts w:ascii="TH SarabunPSK" w:hAnsi="TH SarabunPSK" w:cs="TH SarabunPSK"/>
+                <w:sz w:val="28"/>
+              </w:rPr>
+              <w:t>1</w:t>
+            </w:r>
+            <w:r>
+              <w:rPr>
+                <w:rFonts w:ascii="TH SarabunPSK" w:hAnsi="TH SarabunPSK" w:cs="TH SarabunPSK"/>
+                <w:sz w:val="28"/>
+              </w:rPr>
+              <w:t xml:space="preserve"> </w:t>
+            </w:r>
+            <w:r>
+              <w:rPr>
+                <w:rFonts w:ascii="TH SarabunPSK" w:hAnsi="TH SarabunPSK" w:cs="TH SarabunPSK" w:hint="cs"/>
+                <w:sz w:val="28"/>
+              </w:rPr>
+              <w:t>}}</w:t>
             </w:r>
           </w:p>
         </w:tc>
         <w:tc>
           <w:tcPr>
-            <w:tcW w:w="1761" w:type="pct"/>
+            <w:tcW w:w="1754" w:type="pct"/>
+            <w:vAlign w:val="center"/>
           </w:tcPr>
           <w:p>
             <w:pPr>
@@ -3471,18 +3402,64 @@
             </w:pPr>
             <w:r>
               <w:rPr>
-                <w:rFonts w:ascii="TH SarabunPSK" w:eastAsia="Calibri" w:hAnsi="TH SarabunPSK" w:cs="TH SarabunPSK" w:hint="cs"/>
+                <w:rFonts w:ascii="TH SarabunPSK" w:eastAsia="Calibri" w:hAnsi="TH SarabunPSK" w:cs="TH SarabunPSK"/>
                 <w:color w:val="000000" w:themeColor="text1"/>
                 <w:spacing w:val="-6"/>
                 <w:sz w:val="28"/>
               </w:rPr>
-              <w:t>{{Optional_modules_month_rows_1}}</w:t>
+              <w:t>{</w:t>
+            </w:r>
+            <w:r>
+              <w:rPr>
+                <w:rFonts w:ascii="TH SarabunPSK" w:eastAsia="Calibri" w:hAnsi="TH SarabunPSK" w:cs="TH SarabunPSK"/>
+                <w:color w:val="000000" w:themeColor="text1"/>
+                <w:spacing w:val="-6"/>
+                <w:sz w:val="28"/>
+              </w:rPr>
+              <w:t>{</w:t>
+            </w:r>
+            <w:r>
+              <w:rPr>
+                <w:rFonts w:ascii="TH SarabunPSK" w:eastAsia="Calibri" w:hAnsi="TH SarabunPSK" w:cs="TH SarabunPSK"/>
+                <w:color w:val="000000" w:themeColor="text1"/>
+                <w:spacing w:val="-6"/>
+                <w:sz w:val="28"/>
+              </w:rPr>
+              <w:t xml:space="preserve">r </w:t>
+            </w:r>
+            <w:r>
+              <w:rPr>
+                <w:rFonts w:ascii="TH SarabunPSK" w:eastAsia="Calibri" w:hAnsi="TH SarabunPSK" w:cs="TH SarabunPSK"/>
+                <w:color w:val="000000" w:themeColor="text1"/>
+                <w:spacing w:val="-6"/>
+                <w:sz w:val="28"/>
+              </w:rPr>
+              <w:t>Optional_month_rows_1</w:t>
+            </w:r>
+            <w:r>
+              <w:rPr>
+                <w:rFonts w:ascii="TH SarabunPSK" w:eastAsia="Calibri" w:hAnsi="TH SarabunPSK" w:cs="TH SarabunPSK"/>
+                <w:color w:val="000000" w:themeColor="text1"/>
+                <w:spacing w:val="-6"/>
+                <w:sz w:val="28"/>
+              </w:rPr>
+              <w:t xml:space="preserve"> </w:t>
+            </w:r>
+            <w:r>
+              <w:rPr>
+                <w:rFonts w:ascii="TH SarabunPSK" w:eastAsia="Calibri" w:hAnsi="TH SarabunPSK" w:cs="TH SarabunPSK"/>
+                <w:color w:val="000000" w:themeColor="text1"/>
+                <w:spacing w:val="-6"/>
+                <w:sz w:val="28"/>
+              </w:rPr>
+              <w:t>}}</w:t>
             </w:r>
           </w:p>
         </w:tc>
         <w:tc>
           <w:tcPr>
-            <w:tcW w:w="1827" w:type="pct"/>
+            <w:tcW w:w="1820" w:type="pct"/>
+            <w:vAlign w:val="center"/>
           </w:tcPr>
           <w:p>
             <w:pPr>
@@ -3496,12 +3473,48 @@
             </w:pPr>
             <w:r>
               <w:rPr>
-                <w:rFonts w:ascii="TH SarabunPSK" w:eastAsia="Calibri" w:hAnsi="TH SarabunPSK" w:cs="TH SarabunPSK" w:hint="cs"/>
+                <w:rFonts w:ascii="TH SarabunPSK" w:eastAsia="Calibri" w:hAnsi="TH SarabunPSK" w:cs="TH SarabunPSK"/>
                 <w:color w:val="000000" w:themeColor="text1"/>
                 <w:spacing w:val="-6"/>
                 <w:sz w:val="28"/>
               </w:rPr>
-              <w:t>{{Optional_modules_year_rows_1}}</w:t>
+              <w:t>{{</w:t>
+            </w:r>
+            <w:r>
+              <w:rPr>
+                <w:rFonts w:ascii="TH SarabunPSK" w:eastAsia="Calibri" w:hAnsi="TH SarabunPSK" w:cs="TH SarabunPSK"/>
+                <w:color w:val="000000" w:themeColor="text1"/>
+                <w:spacing w:val="-6"/>
+                <w:sz w:val="28"/>
+              </w:rPr>
+              <w:t xml:space="preserve">r </w:t>
+            </w:r>
+            <w:r>
+              <w:rPr>
+                <w:rFonts w:ascii="TH SarabunPSK" w:eastAsia="Calibri" w:hAnsi="TH SarabunPSK" w:cs="TH SarabunPSK"/>
+                <w:color w:val="000000" w:themeColor="text1"/>
+                <w:spacing w:val="-6"/>
+                <w:sz w:val="28"/>
+              </w:rPr>
+              <w:t>Optional_year_rows_1</w:t>
+            </w:r>
+            <w:r>
+              <w:rPr>
+                <w:rFonts w:ascii="TH SarabunPSK" w:eastAsia="Calibri" w:hAnsi="TH SarabunPSK" w:cs="TH SarabunPSK"/>
+                <w:color w:val="000000" w:themeColor="text1"/>
+                <w:spacing w:val="-6"/>
+                <w:sz w:val="28"/>
+              </w:rPr>
+              <w:t xml:space="preserve"> </w:t>
+            </w:r>
+            <w:r>
+              <w:rPr>
+                <w:rFonts w:ascii="TH SarabunPSK" w:eastAsia="Calibri" w:hAnsi="TH SarabunPSK" w:cs="TH SarabunPSK"/>
+                <w:color w:val="000000" w:themeColor="text1"/>
+                <w:spacing w:val="-6"/>
+                <w:sz w:val="28"/>
+              </w:rPr>
+              <w:t>}}</w:t>
             </w:r>
           </w:p>
         </w:tc>
@@ -3509,7 +3522,8 @@
       <w:tr>
         <w:tc>
           <w:tcPr>
-            <w:tcW w:w="1412" w:type="pct"/>
+            <w:tcW w:w="1426" w:type="pct"/>
+            <w:vAlign w:val="center"/>
           </w:tcPr>
           <w:p>
             <w:pPr>
@@ -3524,53 +3538,177 @@
                 <w:rFonts w:ascii="TH SarabunPSK" w:hAnsi="TH SarabunPSK" w:cs="TH SarabunPSK" w:hint="cs"/>
                 <w:sz w:val="28"/>
               </w:rPr>
-              <w:t>{{Optional_modules_rows_2}}</w:t>
+              <w:t>{{</w:t>
+            </w:r>
+            <w:r>
+              <w:rPr>
+                <w:rFonts w:ascii="TH SarabunPSK" w:hAnsi="TH SarabunPSK" w:cs="TH SarabunPSK"/>
+                <w:sz w:val="28"/>
+              </w:rPr>
+              <w:t xml:space="preserve">r </w:t>
+            </w:r>
+            <w:r>
+              <w:rPr>
+                <w:rFonts w:ascii="TH SarabunPSK" w:hAnsi="TH SarabunPSK" w:cs="TH SarabunPSK" w:hint="cs"/>
+                <w:sz w:val="28"/>
+              </w:rPr>
+              <w:t>Optional_modules_rows_2</w:t>
+            </w:r>
+            <w:r>
+              <w:rPr>
+                <w:rFonts w:ascii="TH SarabunPSK" w:hAnsi="TH SarabunPSK" w:cs="TH SarabunPSK"/>
+                <w:sz w:val="28"/>
+              </w:rPr>
+              <w:t xml:space="preserve"> </w:t>
+            </w:r>
+            <w:r>
+              <w:rPr>
+                <w:rFonts w:ascii="TH SarabunPSK" w:hAnsi="TH SarabunPSK" w:cs="TH SarabunPSK" w:hint="cs"/>
+                <w:sz w:val="28"/>
+              </w:rPr>
+              <w:t>}}</w:t>
             </w:r>
           </w:p>
         </w:tc>
         <w:tc>
           <w:tcPr>
-            <w:tcW w:w="1761" w:type="pct"/>
+            <w:tcW w:w="1754" w:type="pct"/>
+            <w:vAlign w:val="center"/>
           </w:tcPr>
           <w:p>
             <w:pPr>
               <w:spacing w:before="120" w:after="120"/>
               <w:rPr>
-                <w:rFonts w:ascii="TH SarabunPSK" w:hAnsi="TH SarabunPSK" w:cs="TH SarabunPSK"/>
-                <w:sz w:val="28"/>
-              </w:rPr>
-            </w:pPr>
-            <w:r>
-              <w:rPr>
-                <w:rFonts w:ascii="TH SarabunPSK" w:eastAsia="Calibri" w:hAnsi="TH SarabunPSK" w:cs="TH SarabunPSK" w:hint="cs"/>
+                <w:rFonts w:ascii="TH SarabunPSK" w:eastAsia="Calibri" w:hAnsi="TH SarabunPSK" w:cs="TH SarabunPSK"/>
                 <w:color w:val="000000" w:themeColor="text1"/>
                 <w:spacing w:val="-6"/>
                 <w:sz w:val="28"/>
               </w:rPr>
-              <w:t>{{Optional_modules_month_rows_2}}</w:t>
+            </w:pPr>
+            <w:r>
+              <w:rPr>
+                <w:rFonts w:ascii="TH SarabunPSK" w:eastAsia="Calibri" w:hAnsi="TH SarabunPSK" w:cs="TH SarabunPSK"/>
+                <w:color w:val="000000" w:themeColor="text1"/>
+                <w:spacing w:val="-6"/>
+                <w:sz w:val="28"/>
+              </w:rPr>
+              <w:t>{{</w:t>
+            </w:r>
+            <w:r>
+              <w:rPr>
+                <w:rFonts w:ascii="TH SarabunPSK" w:eastAsia="Calibri" w:hAnsi="TH SarabunPSK" w:cs="TH SarabunPSK"/>
+                <w:color w:val="000000" w:themeColor="text1"/>
+                <w:spacing w:val="-6"/>
+                <w:sz w:val="28"/>
+              </w:rPr>
+              <w:t xml:space="preserve">r </w:t>
+            </w:r>
+            <w:r>
+              <w:rPr>
+                <w:rFonts w:ascii="TH SarabunPSK" w:eastAsia="Calibri" w:hAnsi="TH SarabunPSK" w:cs="TH SarabunPSK"/>
+                <w:color w:val="000000" w:themeColor="text1"/>
+                <w:spacing w:val="-6"/>
+                <w:sz w:val="28"/>
+              </w:rPr>
+              <w:t>Optional_year_rows_</w:t>
+            </w:r>
+            <w:r>
+              <w:rPr>
+                <w:rFonts w:ascii="TH SarabunPSK" w:eastAsia="Calibri" w:hAnsi="TH SarabunPSK" w:cs="TH SarabunPSK"/>
+                <w:color w:val="000000" w:themeColor="text1"/>
+                <w:spacing w:val="-6"/>
+                <w:sz w:val="28"/>
+              </w:rPr>
+              <w:t>2</w:t>
+            </w:r>
+            <w:r>
+              <w:rPr>
+                <w:rFonts w:ascii="TH SarabunPSK" w:eastAsia="Calibri" w:hAnsi="TH SarabunPSK" w:cs="TH SarabunPSK"/>
+                <w:color w:val="000000" w:themeColor="text1"/>
+                <w:spacing w:val="-6"/>
+                <w:sz w:val="28"/>
+              </w:rPr>
+              <w:t xml:space="preserve"> </w:t>
+            </w:r>
+            <w:r>
+              <w:rPr>
+                <w:rFonts w:ascii="TH SarabunPSK" w:eastAsia="Calibri" w:hAnsi="TH SarabunPSK" w:cs="TH SarabunPSK"/>
+                <w:color w:val="000000" w:themeColor="text1"/>
+                <w:spacing w:val="-6"/>
+                <w:sz w:val="28"/>
+              </w:rPr>
+              <w:t>}}</w:t>
             </w:r>
           </w:p>
         </w:tc>
         <w:tc>
           <w:tcPr>
-            <w:tcW w:w="1827" w:type="pct"/>
+            <w:tcW w:w="1820" w:type="pct"/>
+            <w:vAlign w:val="center"/>
           </w:tcPr>
           <w:p>
             <w:pPr>
               <w:spacing w:before="120" w:after="120"/>
               <w:rPr>
-                <w:rFonts w:ascii="TH SarabunPSK" w:hAnsi="TH SarabunPSK" w:cs="TH SarabunPSK"/>
-                <w:sz w:val="28"/>
-              </w:rPr>
-            </w:pPr>
-            <w:r>
-              <w:rPr>
-                <w:rFonts w:ascii="TH SarabunPSK" w:eastAsia="Calibri" w:hAnsi="TH SarabunPSK" w:cs="TH SarabunPSK" w:hint="cs"/>
+                <w:rFonts w:ascii="TH SarabunPSK" w:eastAsia="Calibri" w:hAnsi="TH SarabunPSK" w:cs="TH SarabunPSK"/>
                 <w:color w:val="000000" w:themeColor="text1"/>
                 <w:spacing w:val="-6"/>
                 <w:sz w:val="28"/>
               </w:rPr>
-              <w:t>{{Optional_modules_year_rows_2}}</w:t>
+            </w:pPr>
+            <w:r>
+              <w:rPr>
+                <w:rFonts w:ascii="TH SarabunPSK" w:eastAsia="Calibri" w:hAnsi="TH SarabunPSK" w:cs="TH SarabunPSK"/>
+                <w:color w:val="000000" w:themeColor="text1"/>
+                <w:spacing w:val="-6"/>
+                <w:sz w:val="28"/>
+              </w:rPr>
+              <w:t>{{</w:t>
+            </w:r>
+            <w:r>
+              <w:rPr>
+                <w:rFonts w:ascii="TH SarabunPSK" w:eastAsia="Calibri" w:hAnsi="TH SarabunPSK" w:cs="TH SarabunPSK"/>
+                <w:color w:val="000000" w:themeColor="text1"/>
+                <w:spacing w:val="-6"/>
+                <w:sz w:val="28"/>
+              </w:rPr>
+              <w:t xml:space="preserve">r </w:t>
+            </w:r>
+            <w:r>
+              <w:rPr>
+                <w:rFonts w:ascii="TH SarabunPSK" w:eastAsia="Calibri" w:hAnsi="TH SarabunPSK" w:cs="TH SarabunPSK"/>
+                <w:color w:val="000000" w:themeColor="text1"/>
+                <w:spacing w:val="-6"/>
+                <w:sz w:val="28"/>
+              </w:rPr>
+              <w:t>Optional_year_rows_</w:t>
+            </w:r>
+            <w:r>
+              <w:rPr>
+                <w:rFonts w:ascii="TH SarabunPSK" w:eastAsia="Calibri" w:hAnsi="TH SarabunPSK" w:cs="TH SarabunPSK"/>
+                <w:color w:val="000000" w:themeColor="text1"/>
+                <w:spacing w:val="-6"/>
+                <w:sz w:val="28"/>
+              </w:rPr>
+              <w:t>2</w:t>
+            </w:r>
+            <w:r>
+              <w:rPr>
+                <w:rFonts w:ascii="TH SarabunPSK" w:eastAsia="Calibri" w:hAnsi="TH SarabunPSK" w:cs="TH SarabunPSK"/>
+                <w:color w:val="000000" w:themeColor="text1"/>
+                <w:spacing w:val="-6"/>
+                <w:sz w:val="28"/>
+              </w:rPr>
+              <w:t xml:space="preserve"> </w:t>
+            </w:r>
+            <w:r>
+              <w:rPr>
+                <w:rFonts w:ascii="TH SarabunPSK" w:eastAsia="Calibri" w:hAnsi="TH SarabunPSK" w:cs="TH SarabunPSK"/>
+                <w:color w:val="000000" w:themeColor="text1"/>
+                <w:spacing w:val="-6"/>
+                <w:sz w:val="28"/>
+              </w:rPr>
+              <w:t>}}</w:t>
             </w:r>
           </w:p>
         </w:tc>
@@ -3578,7 +3716,8 @@
       <w:tr>
         <w:tc>
           <w:tcPr>
-            <w:tcW w:w="1412" w:type="pct"/>
+            <w:tcW w:w="1426" w:type="pct"/>
+            <w:vAlign w:val="center"/>
           </w:tcPr>
           <w:p>
             <w:pPr>
@@ -3593,53 +3732,128 @@
                 <w:rFonts w:ascii="TH SarabunPSK" w:hAnsi="TH SarabunPSK" w:cs="TH SarabunPSK" w:hint="cs"/>
                 <w:sz w:val="28"/>
               </w:rPr>
-              <w:t>{{Optional_modules_rows_3}}</w:t>
+              <w:lastRenderedPageBreak/>
+              <w:t>{{</w:t>
+            </w:r>
+            <w:r>
+              <w:rPr>
+                <w:rFonts w:ascii="TH SarabunPSK" w:hAnsi="TH SarabunPSK" w:cs="TH SarabunPSK"/>
+                <w:sz w:val="28"/>
+              </w:rPr>
+              <w:t xml:space="preserve">r </w:t>
+            </w:r>
+            <w:r>
+              <w:rPr>
+                <w:rFonts w:ascii="TH SarabunPSK" w:hAnsi="TH SarabunPSK" w:cs="TH SarabunPSK" w:hint="cs"/>
+                <w:sz w:val="28"/>
+              </w:rPr>
+              <w:t>Optional_modules_rows_3}}</w:t>
             </w:r>
           </w:p>
         </w:tc>
         <w:tc>
           <w:tcPr>
-            <w:tcW w:w="1761" w:type="pct"/>
+            <w:tcW w:w="1754" w:type="pct"/>
+            <w:vAlign w:val="center"/>
           </w:tcPr>
           <w:p>
             <w:pPr>
               <w:spacing w:before="120" w:after="120"/>
               <w:rPr>
-                <w:rFonts w:ascii="TH SarabunPSK" w:hAnsi="TH SarabunPSK" w:cs="TH SarabunPSK"/>
-                <w:sz w:val="28"/>
-              </w:rPr>
-            </w:pPr>
-            <w:r>
-              <w:rPr>
-                <w:rFonts w:ascii="TH SarabunPSK" w:eastAsia="Calibri" w:hAnsi="TH SarabunPSK" w:cs="TH SarabunPSK" w:hint="cs"/>
+                <w:rFonts w:ascii="TH SarabunPSK" w:eastAsia="Calibri" w:hAnsi="TH SarabunPSK" w:cs="TH SarabunPSK"/>
                 <w:color w:val="000000" w:themeColor="text1"/>
                 <w:spacing w:val="-6"/>
                 <w:sz w:val="28"/>
               </w:rPr>
-              <w:t>{{Optional_modules_month_rows_3}}</w:t>
+            </w:pPr>
+            <w:r>
+              <w:rPr>
+                <w:rFonts w:ascii="TH SarabunPSK" w:eastAsia="Calibri" w:hAnsi="TH SarabunPSK" w:cs="TH SarabunPSK"/>
+                <w:color w:val="000000" w:themeColor="text1"/>
+                <w:spacing w:val="-6"/>
+                <w:sz w:val="28"/>
+              </w:rPr>
+              <w:t>{{</w:t>
+            </w:r>
+            <w:r>
+              <w:rPr>
+                <w:rFonts w:ascii="TH SarabunPSK" w:eastAsia="Calibri" w:hAnsi="TH SarabunPSK" w:cs="TH SarabunPSK"/>
+                <w:color w:val="000000" w:themeColor="text1"/>
+                <w:spacing w:val="-6"/>
+                <w:sz w:val="28"/>
+              </w:rPr>
+              <w:t xml:space="preserve">r </w:t>
+            </w:r>
+            <w:r>
+              <w:rPr>
+                <w:rFonts w:ascii="TH SarabunPSK" w:eastAsia="Calibri" w:hAnsi="TH SarabunPSK" w:cs="TH SarabunPSK"/>
+                <w:color w:val="000000" w:themeColor="text1"/>
+                <w:spacing w:val="-6"/>
+                <w:sz w:val="28"/>
+              </w:rPr>
+              <w:t>Optional_year_rows_</w:t>
+            </w:r>
+            <w:r>
+              <w:rPr>
+                <w:rFonts w:ascii="TH SarabunPSK" w:eastAsia="Calibri" w:hAnsi="TH SarabunPSK" w:cs="TH SarabunPSK"/>
+                <w:color w:val="000000" w:themeColor="text1"/>
+                <w:spacing w:val="-6"/>
+                <w:sz w:val="28"/>
+              </w:rPr>
+              <w:t>3}}</w:t>
             </w:r>
           </w:p>
         </w:tc>
         <w:tc>
           <w:tcPr>
-            <w:tcW w:w="1827" w:type="pct"/>
+            <w:tcW w:w="1820" w:type="pct"/>
+            <w:vAlign w:val="center"/>
           </w:tcPr>
           <w:p>
             <w:pPr>
               <w:spacing w:before="120" w:after="120"/>
               <w:rPr>
-                <w:rFonts w:ascii="TH SarabunPSK" w:hAnsi="TH SarabunPSK" w:cs="TH SarabunPSK"/>
-                <w:sz w:val="28"/>
-              </w:rPr>
-            </w:pPr>
-            <w:r>
-              <w:rPr>
-                <w:rFonts w:ascii="TH SarabunPSK" w:eastAsia="Calibri" w:hAnsi="TH SarabunPSK" w:cs="TH SarabunPSK" w:hint="cs"/>
+                <w:rFonts w:ascii="TH SarabunPSK" w:eastAsia="Calibri" w:hAnsi="TH SarabunPSK" w:cs="TH SarabunPSK"/>
                 <w:color w:val="000000" w:themeColor="text1"/>
                 <w:spacing w:val="-6"/>
                 <w:sz w:val="28"/>
               </w:rPr>
-              <w:t>{{Optional_modules_year_rows_3}}</w:t>
+            </w:pPr>
+            <w:r>
+              <w:rPr>
+                <w:rFonts w:ascii="TH SarabunPSK" w:eastAsia="Calibri" w:hAnsi="TH SarabunPSK" w:cs="TH SarabunPSK"/>
+                <w:color w:val="000000" w:themeColor="text1"/>
+                <w:spacing w:val="-6"/>
+                <w:sz w:val="28"/>
+              </w:rPr>
+              <w:t>{{</w:t>
+            </w:r>
+            <w:r>
+              <w:rPr>
+                <w:rFonts w:ascii="TH SarabunPSK" w:eastAsia="Calibri" w:hAnsi="TH SarabunPSK" w:cs="TH SarabunPSK"/>
+                <w:color w:val="000000" w:themeColor="text1"/>
+                <w:spacing w:val="-6"/>
+                <w:sz w:val="28"/>
+              </w:rPr>
+              <w:t xml:space="preserve">r </w:t>
+            </w:r>
+            <w:r>
+              <w:rPr>
+                <w:rFonts w:ascii="TH SarabunPSK" w:eastAsia="Calibri" w:hAnsi="TH SarabunPSK" w:cs="TH SarabunPSK"/>
+                <w:color w:val="000000" w:themeColor="text1"/>
+                <w:spacing w:val="-6"/>
+                <w:sz w:val="28"/>
+              </w:rPr>
+              <w:t>Optional_year_rows_</w:t>
+            </w:r>
+            <w:r>
+              <w:rPr>
+                <w:rFonts w:ascii="TH SarabunPSK" w:eastAsia="Calibri" w:hAnsi="TH SarabunPSK" w:cs="TH SarabunPSK"/>
+                <w:color w:val="000000" w:themeColor="text1"/>
+                <w:spacing w:val="-6"/>
+                <w:sz w:val="28"/>
+              </w:rPr>
+              <w:t>3}}</w:t>
             </w:r>
           </w:p>
         </w:tc>
@@ -3750,7 +3964,6 @@
           <w:sz w:val="28"/>
           <w:cs/>
         </w:rPr>
-        <w:lastRenderedPageBreak/>
         <w:t>รายละเอียด</w:t>
       </w:r>
       <w:r>
@@ -4045,31 +4258,34 @@
                 <w:sz w:val="28"/>
               </w:rPr>
             </w:pPr>
-          </w:p>
-          <w:p>
-            <w:pPr>
-              <w:spacing w:before="120" w:after="120"/>
+            <w:r>
+              <w:rPr>
+                <w:rFonts w:ascii="TH SarabunPSK" w:hAnsi="TH SarabunPSK" w:cs="TH SarabunPSK" w:hint="cs"/>
+                <w:sz w:val="28"/>
+              </w:rPr>
+              <w:t>{{</w:t>
+            </w:r>
+            <w:r>
               <w:rPr>
                 <w:rFonts w:ascii="TH SarabunPSK" w:hAnsi="TH SarabunPSK" w:cs="TH SarabunPSK"/>
                 <w:sz w:val="28"/>
               </w:rPr>
-            </w:pPr>
+              <w:t xml:space="preserve">r </w:t>
+            </w:r>
             <w:r>
               <w:rPr>
                 <w:rFonts w:ascii="TH SarabunPSK" w:hAnsi="TH SarabunPSK" w:cs="TH SarabunPSK" w:hint="cs"/>
                 <w:sz w:val="28"/>
               </w:rPr>
-              <w:t>{{</w:t>
-            </w:r>
-            <w:proofErr w:type="spellStart"/>
-            <w:r>
-              <w:rPr>
-                <w:rFonts w:ascii="TH SarabunPSK" w:hAnsi="TH SarabunPSK" w:cs="TH SarabunPSK" w:hint="cs"/>
-                <w:sz w:val="28"/>
-              </w:rPr>
               <w:t>Total_users_count</w:t>
             </w:r>
-            <w:proofErr w:type="spellEnd"/>
+            <w:r>
+              <w:rPr>
+                <w:rFonts w:ascii="TH SarabunPSK" w:hAnsi="TH SarabunPSK" w:cs="TH SarabunPSK"/>
+                <w:sz w:val="28"/>
+              </w:rPr>
+              <w:t xml:space="preserve"> </w:t>
+            </w:r>
             <w:r>
               <w:rPr>
                 <w:rFonts w:ascii="TH SarabunPSK" w:hAnsi="TH SarabunPSK" w:cs="TH SarabunPSK" w:hint="cs"/>
@@ -4171,7 +4387,13 @@
               </w:rPr>
               <w:t>{{</w:t>
             </w:r>
-            <w:proofErr w:type="spellStart"/>
+            <w:r>
+              <w:rPr>
+                <w:rFonts w:ascii="TH SarabunPSK" w:hAnsi="TH SarabunPSK" w:cs="TH SarabunPSK"/>
+                <w:sz w:val="28"/>
+              </w:rPr>
+              <w:t xml:space="preserve">r </w:t>
+            </w:r>
             <w:r>
               <w:rPr>
                 <w:rFonts w:ascii="TH SarabunPSK" w:hAnsi="TH SarabunPSK" w:cs="TH SarabunPSK" w:hint="cs"/>
@@ -4179,7 +4401,13 @@
               </w:rPr>
               <w:t>Free_user_count</w:t>
             </w:r>
-            <w:proofErr w:type="spellEnd"/>
+            <w:r>
+              <w:rPr>
+                <w:rFonts w:ascii="TH SarabunPSK" w:hAnsi="TH SarabunPSK" w:cs="TH SarabunPSK"/>
+                <w:sz w:val="28"/>
+              </w:rPr>
+              <w:t xml:space="preserve"> </w:t>
+            </w:r>
             <w:r>
               <w:rPr>
                 <w:rFonts w:ascii="TH SarabunPSK" w:hAnsi="TH SarabunPSK" w:cs="TH SarabunPSK" w:hint="cs"/>
@@ -4290,7 +4518,13 @@
               </w:rPr>
               <w:t>{{</w:t>
             </w:r>
-            <w:proofErr w:type="spellStart"/>
+            <w:r>
+              <w:rPr>
+                <w:rFonts w:ascii="TH SarabunPSK" w:hAnsi="TH SarabunPSK" w:cs="TH SarabunPSK"/>
+                <w:sz w:val="28"/>
+              </w:rPr>
+              <w:t xml:space="preserve">r </w:t>
+            </w:r>
             <w:r>
               <w:rPr>
                 <w:rFonts w:ascii="TH SarabunPSK" w:hAnsi="TH SarabunPSK" w:cs="TH SarabunPSK" w:hint="cs"/>
@@ -4298,7 +4532,13 @@
               </w:rPr>
               <w:t>Add_concurrent</w:t>
             </w:r>
-            <w:proofErr w:type="spellEnd"/>
+            <w:r>
+              <w:rPr>
+                <w:rFonts w:ascii="TH SarabunPSK" w:hAnsi="TH SarabunPSK" w:cs="TH SarabunPSK"/>
+                <w:sz w:val="28"/>
+              </w:rPr>
+              <w:t xml:space="preserve"> </w:t>
+            </w:r>
             <w:r>
               <w:rPr>
                 <w:rFonts w:ascii="TH SarabunPSK" w:hAnsi="TH SarabunPSK" w:cs="TH SarabunPSK" w:hint="cs"/>
@@ -4328,15 +4568,34 @@
               </w:rPr>
               <w:t>{{</w:t>
             </w:r>
-            <w:proofErr w:type="spellStart"/>
+            <w:r>
+              <w:rPr>
+                <w:rFonts w:ascii="TH SarabunPSK" w:hAnsi="TH SarabunPSK" w:cs="TH SarabunPSK"/>
+                <w:sz w:val="28"/>
+              </w:rPr>
+              <w:t xml:space="preserve">r </w:t>
+            </w:r>
             <w:r>
               <w:rPr>
                 <w:rFonts w:ascii="TH SarabunPSK" w:hAnsi="TH SarabunPSK" w:cs="TH SarabunPSK" w:hint="cs"/>
                 <w:sz w:val="28"/>
               </w:rPr>
-              <w:t>Add_concurrent_rate_price</w:t>
-            </w:r>
-            <w:proofErr w:type="spellEnd"/>
+              <w:t>Add_concurrent_rate_pric</w:t>
+            </w:r>
+            <w:r>
+              <w:rPr>
+                <w:rFonts w:ascii="TH SarabunPSK" w:hAnsi="TH SarabunPSK" w:cs="TH SarabunPSK"/>
+                <w:sz w:val="28"/>
+              </w:rPr>
+              <w:t>e_month</w:t>
+            </w:r>
+            <w:r>
+              <w:rPr>
+                <w:rFonts w:ascii="TH SarabunPSK" w:hAnsi="TH SarabunPSK" w:cs="TH SarabunPSK"/>
+                <w:sz w:val="28"/>
+              </w:rPr>
+              <w:t xml:space="preserve"> </w:t>
+            </w:r>
             <w:r>
               <w:rPr>
                 <w:rFonts w:ascii="TH SarabunPSK" w:hAnsi="TH SarabunPSK" w:cs="TH SarabunPSK" w:hint="cs"/>
@@ -4365,15 +4624,34 @@
               </w:rPr>
               <w:t>{{</w:t>
             </w:r>
-            <w:proofErr w:type="spellStart"/>
+            <w:r>
+              <w:rPr>
+                <w:rFonts w:ascii="TH SarabunPSK" w:hAnsi="TH SarabunPSK" w:cs="TH SarabunPSK"/>
+                <w:sz w:val="28"/>
+              </w:rPr>
+              <w:t xml:space="preserve">r </w:t>
+            </w:r>
             <w:r>
               <w:rPr>
                 <w:rFonts w:ascii="TH SarabunPSK" w:hAnsi="TH SarabunPSK" w:cs="TH SarabunPSK" w:hint="cs"/>
                 <w:sz w:val="28"/>
               </w:rPr>
-              <w:t>Add_concurrent_rate_price_text</w:t>
-            </w:r>
-            <w:proofErr w:type="spellEnd"/>
+              <w:t>Add_concurrent_rate_price_</w:t>
+            </w:r>
+            <w:r>
+              <w:rPr>
+                <w:rFonts w:ascii="TH SarabunPSK" w:hAnsi="TH SarabunPSK" w:cs="TH SarabunPSK"/>
+                <w:sz w:val="28"/>
+              </w:rPr>
+              <w:t>year</w:t>
+            </w:r>
+            <w:r>
+              <w:rPr>
+                <w:rFonts w:ascii="TH SarabunPSK" w:hAnsi="TH SarabunPSK" w:cs="TH SarabunPSK"/>
+                <w:sz w:val="28"/>
+              </w:rPr>
+              <w:t xml:space="preserve"> </w:t>
+            </w:r>
             <w:r>
               <w:rPr>
                 <w:rFonts w:ascii="TH SarabunPSK" w:hAnsi="TH SarabunPSK" w:cs="TH SarabunPSK" w:hint="cs"/>
@@ -4465,57 +4743,76 @@
       </w:r>
       <w:r>
         <w:rPr>
-          <w:rFonts w:ascii="TH SarabunPSK" w:hAnsi="TH SarabunPSK" w:cs="TH SarabunPSK" w:hint="cs"/>
-          <w:color w:val="000000" w:themeColor="text1"/>
-          <w:sz w:val="28"/>
-        </w:rPr>
-        <w:t>{{</w:t>
-      </w:r>
-      <w:proofErr w:type="spellStart"/>
-      <w:r>
-        <w:rPr>
-          <w:rFonts w:ascii="TH SarabunPSK" w:hAnsi="TH SarabunPSK" w:cs="TH SarabunPSK" w:hint="cs"/>
+          <w:rFonts w:ascii="TH SarabunPSK" w:hAnsi="TH SarabunPSK" w:cs="TH SarabunPSK"/>
+          <w:color w:val="000000" w:themeColor="text1"/>
+          <w:sz w:val="28"/>
+        </w:rPr>
+        <w:t xml:space="preserve"> {{</w:t>
+      </w:r>
+      <w:r>
+        <w:rPr>
+          <w:rFonts w:ascii="TH SarabunPSK" w:hAnsi="TH SarabunPSK" w:cs="TH SarabunPSK"/>
+          <w:color w:val="000000" w:themeColor="text1"/>
+          <w:sz w:val="28"/>
+        </w:rPr>
+        <w:t xml:space="preserve">r </w:t>
+      </w:r>
+      <w:r>
+        <w:rPr>
+          <w:rFonts w:ascii="TH SarabunPSK" w:hAnsi="TH SarabunPSK" w:cs="TH SarabunPSK"/>
           <w:color w:val="000000" w:themeColor="text1"/>
           <w:sz w:val="28"/>
         </w:rPr>
         <w:t>Add_concurrent_rate_price_after</w:t>
       </w:r>
-      <w:proofErr w:type="spellEnd"/>
-      <w:r>
-        <w:rPr>
-          <w:rFonts w:ascii="TH SarabunPSK" w:hAnsi="TH SarabunPSK" w:cs="TH SarabunPSK" w:hint="cs"/>
-          <w:color w:val="000000" w:themeColor="text1"/>
-          <w:sz w:val="28"/>
-        </w:rPr>
-        <w:t>}}</w:t>
-      </w:r>
-      <w:r>
-        <w:rPr>
-          <w:rFonts w:ascii="TH SarabunPSK" w:hAnsi="TH SarabunPSK" w:cs="TH SarabunPSK" w:hint="cs"/>
-          <w:color w:val="000000" w:themeColor="text1"/>
-          <w:sz w:val="28"/>
-          <w:cs/>
+      <w:r>
+        <w:rPr>
+          <w:rFonts w:ascii="TH SarabunPSK" w:hAnsi="TH SarabunPSK" w:cs="TH SarabunPSK"/>
+          <w:color w:val="000000" w:themeColor="text1"/>
+          <w:sz w:val="28"/>
         </w:rPr>
         <w:t xml:space="preserve"> </w:t>
       </w:r>
       <w:r>
         <w:rPr>
+          <w:rFonts w:ascii="TH SarabunPSK" w:hAnsi="TH SarabunPSK" w:cs="TH SarabunPSK"/>
+          <w:color w:val="000000" w:themeColor="text1"/>
+          <w:sz w:val="28"/>
+        </w:rPr>
+        <w:t xml:space="preserve">}} </w:t>
+      </w:r>
+      <w:r>
+        <w:rPr>
           <w:rFonts w:ascii="TH SarabunPSK" w:hAnsi="TH SarabunPSK" w:cs="TH SarabunPSK" w:hint="cs"/>
           <w:color w:val="000000" w:themeColor="text1"/>
           <w:sz w:val="28"/>
         </w:rPr>
         <w:t>({{</w:t>
       </w:r>
-      <w:proofErr w:type="spellStart"/>
-      <w:r>
-        <w:rPr>
-          <w:rFonts w:ascii="TH SarabunPSK" w:hAnsi="TH SarabunPSK" w:cs="TH SarabunPSK" w:hint="cs"/>
+      <w:r>
+        <w:rPr>
+          <w:rFonts w:ascii="TH SarabunPSK" w:hAnsi="TH SarabunPSK" w:cs="TH SarabunPSK"/>
+          <w:color w:val="000000" w:themeColor="text1"/>
+          <w:sz w:val="28"/>
+        </w:rPr>
+        <w:t xml:space="preserve">r </w:t>
+      </w:r>
+      <w:r>
+        <w:rPr>
+          <w:rFonts w:ascii="TH SarabunPSK" w:hAnsi="TH SarabunPSK" w:cs="TH SarabunPSK"/>
           <w:color w:val="000000" w:themeColor="text1"/>
           <w:sz w:val="28"/>
         </w:rPr>
         <w:t>Add_concurrent_rate_price_text_after</w:t>
       </w:r>
-      <w:proofErr w:type="spellEnd"/>
+      <w:r>
+        <w:rPr>
+          <w:rFonts w:ascii="TH SarabunPSK" w:hAnsi="TH SarabunPSK" w:cs="TH SarabunPSK"/>
+          <w:color w:val="000000" w:themeColor="text1"/>
+          <w:sz w:val="28"/>
+        </w:rPr>
+        <w:t xml:space="preserve"> </w:t>
+      </w:r>
       <w:r>
         <w:rPr>
           <w:rFonts w:ascii="TH SarabunPSK" w:hAnsi="TH SarabunPSK" w:cs="TH SarabunPSK" w:hint="cs"/>
@@ -4642,37 +4939,51 @@
       </w:r>
       <w:r>
         <w:rPr>
-          <w:rFonts w:ascii="TH SarabunPSK" w:hAnsi="TH SarabunPSK" w:cs="TH SarabunPSK" w:hint="cs"/>
+          <w:rFonts w:ascii="TH SarabunPSK" w:hAnsi="TH SarabunPSK" w:cs="TH SarabunPSK"/>
           <w:color w:val="000000" w:themeColor="text1"/>
           <w:sz w:val="28"/>
         </w:rPr>
         <w:t>{{</w:t>
       </w:r>
-      <w:proofErr w:type="spellStart"/>
-      <w:r>
-        <w:rPr>
-          <w:rFonts w:ascii="TH SarabunPSK" w:hAnsi="TH SarabunPSK" w:cs="TH SarabunPSK" w:hint="cs"/>
+      <w:r>
+        <w:rPr>
+          <w:rFonts w:ascii="TH SarabunPSK" w:hAnsi="TH SarabunPSK" w:cs="TH SarabunPSK"/>
+          <w:color w:val="000000" w:themeColor="text1"/>
+          <w:sz w:val="28"/>
+        </w:rPr>
+        <w:t xml:space="preserve">r </w:t>
+      </w:r>
+      <w:r>
+        <w:rPr>
+          <w:rFonts w:ascii="TH SarabunPSK" w:hAnsi="TH SarabunPSK" w:cs="TH SarabunPSK"/>
           <w:color w:val="000000" w:themeColor="text1"/>
           <w:sz w:val="28"/>
         </w:rPr>
         <w:t>Multi_company_count</w:t>
       </w:r>
-      <w:proofErr w:type="spellEnd"/>
-      <w:r>
-        <w:rPr>
-          <w:rFonts w:ascii="TH SarabunPSK" w:hAnsi="TH SarabunPSK" w:cs="TH SarabunPSK" w:hint="cs"/>
-          <w:color w:val="000000" w:themeColor="text1"/>
-          <w:sz w:val="28"/>
-        </w:rPr>
-        <w:t>}}</w:t>
-      </w:r>
-      <w:r>
-        <w:rPr>
-          <w:rFonts w:ascii="TH SarabunPSK" w:hAnsi="TH SarabunPSK" w:cs="TH SarabunPSK" w:hint="cs"/>
-          <w:color w:val="000000" w:themeColor="text1"/>
-          <w:sz w:val="28"/>
-        </w:rPr>
-        <w:t xml:space="preserve"> Company(s)</w:t>
+      <w:r>
+        <w:rPr>
+          <w:rFonts w:ascii="TH SarabunPSK" w:hAnsi="TH SarabunPSK" w:cs="TH SarabunPSK"/>
+          <w:color w:val="000000" w:themeColor="text1"/>
+          <w:sz w:val="28"/>
+        </w:rPr>
+        <w:t xml:space="preserve"> </w:t>
+      </w:r>
+      <w:r>
+        <w:rPr>
+          <w:rFonts w:ascii="TH SarabunPSK" w:hAnsi="TH SarabunPSK" w:cs="TH SarabunPSK"/>
+          <w:color w:val="000000" w:themeColor="text1"/>
+          <w:sz w:val="28"/>
+        </w:rPr>
+        <w:t xml:space="preserve">}} </w:t>
+      </w:r>
+      <w:r>
+        <w:rPr>
+          <w:rFonts w:ascii="TH SarabunPSK" w:hAnsi="TH SarabunPSK" w:cs="TH SarabunPSK" w:hint="cs"/>
+          <w:color w:val="000000" w:themeColor="text1"/>
+          <w:sz w:val="28"/>
+        </w:rPr>
+        <w:t>Company(s)</w:t>
       </w:r>
       <w:r>
         <w:rPr>
@@ -4731,34 +5042,59 @@
           <w:sz w:val="28"/>
           <w:cs/>
         </w:rPr>
-        <w:t xml:space="preserve">ภายหลัง คิดค่าบริการบริษัทละ </w:t>
-      </w:r>
-      <w:r>
-        <w:rPr>
-          <w:rFonts w:ascii="TH SarabunPSK" w:hAnsi="TH SarabunPSK" w:cs="TH SarabunPSK" w:hint="cs"/>
-          <w:color w:val="000000" w:themeColor="text1"/>
-          <w:sz w:val="28"/>
-        </w:rPr>
-        <w:t>{{</w:t>
-      </w:r>
-      <w:proofErr w:type="spellStart"/>
-      <w:r>
-        <w:rPr>
-          <w:rFonts w:ascii="TH SarabunPSK" w:hAnsi="TH SarabunPSK" w:cs="TH SarabunPSK" w:hint="cs"/>
+        <w:t>ภายหลัง คิดค่าบริการบริษัทละ</w:t>
+      </w:r>
+      <w:r>
+        <w:rPr>
+          <w:rFonts w:ascii="TH SarabunPSK" w:hAnsi="TH SarabunPSK" w:cs="TH SarabunPSK"/>
+          <w:color w:val="000000" w:themeColor="text1"/>
+          <w:sz w:val="28"/>
+        </w:rPr>
+        <w:t xml:space="preserve"> {{</w:t>
+      </w:r>
+      <w:r>
+        <w:rPr>
+          <w:rFonts w:ascii="TH SarabunPSK" w:hAnsi="TH SarabunPSK" w:cs="TH SarabunPSK"/>
+          <w:color w:val="000000" w:themeColor="text1"/>
+          <w:sz w:val="28"/>
+        </w:rPr>
+        <w:t xml:space="preserve">r </w:t>
+      </w:r>
+      <w:r>
+        <w:rPr>
+          <w:rFonts w:ascii="TH SarabunPSK" w:hAnsi="TH SarabunPSK" w:cs="TH SarabunPSK"/>
           <w:color w:val="000000" w:themeColor="text1"/>
           <w:sz w:val="28"/>
         </w:rPr>
         <w:t>Add_multi_rate_price</w:t>
       </w:r>
-      <w:proofErr w:type="spellEnd"/>
-      <w:r>
-        <w:rPr>
-          <w:rFonts w:ascii="TH SarabunPSK" w:hAnsi="TH SarabunPSK" w:cs="TH SarabunPSK" w:hint="cs"/>
+      <w:r>
+        <w:rPr>
+          <w:rFonts w:ascii="TH SarabunPSK" w:hAnsi="TH SarabunPSK" w:cs="TH SarabunPSK"/>
+          <w:color w:val="000000" w:themeColor="text1"/>
+          <w:sz w:val="28"/>
+        </w:rPr>
+        <w:t xml:space="preserve"> </w:t>
+      </w:r>
+      <w:r>
+        <w:rPr>
+          <w:rFonts w:ascii="TH SarabunPSK" w:hAnsi="TH SarabunPSK" w:cs="TH SarabunPSK"/>
           <w:color w:val="000000" w:themeColor="text1"/>
           <w:sz w:val="28"/>
         </w:rPr>
         <w:t>}}</w:t>
       </w:r>
+    </w:p>
+    <w:p>
+      <w:pPr>
+        <w:spacing w:after="120"/>
+        <w:jc w:val="thaiDistribute"/>
+        <w:rPr>
+          <w:rFonts w:ascii="TH SarabunPSK" w:hAnsi="TH SarabunPSK" w:cs="TH SarabunPSK"/>
+          <w:color w:val="000000" w:themeColor="text1"/>
+          <w:sz w:val="28"/>
+        </w:rPr>
+      </w:pPr>
       <w:r>
         <w:rPr>
           <w:rFonts w:ascii="TH SarabunPSK" w:hAnsi="TH SarabunPSK" w:cs="TH SarabunPSK" w:hint="cs"/>
@@ -5064,6 +5400,7 @@
           <w:color w:val="000000"/>
           <w:sz w:val="28"/>
         </w:rPr>
+        <w:lastRenderedPageBreak/>
         <w:t>1)</w:t>
       </w:r>
       <w:r>
@@ -5224,7 +5561,13 @@
         <w:tab/>
         <w:t>{{</w:t>
       </w:r>
-      <w:proofErr w:type="spellStart"/>
+      <w:r>
+        <w:rPr>
+          <w:rFonts w:ascii="TH SarabunPSK" w:hAnsi="TH SarabunPSK" w:cs="TH SarabunPSK"/>
+          <w:sz w:val="28"/>
+        </w:rPr>
+        <w:t xml:space="preserve">r </w:t>
+      </w:r>
       <w:r>
         <w:rPr>
           <w:rFonts w:ascii="TH SarabunPSK" w:hAnsi="TH SarabunPSK" w:cs="TH SarabunPSK" w:hint="cs"/>
@@ -5232,7 +5575,13 @@
         </w:rPr>
         <w:t>Free_applications_list</w:t>
       </w:r>
-      <w:proofErr w:type="spellEnd"/>
+      <w:r>
+        <w:rPr>
+          <w:rFonts w:ascii="TH SarabunPSK" w:hAnsi="TH SarabunPSK" w:cs="TH SarabunPSK"/>
+          <w:sz w:val="28"/>
+        </w:rPr>
+        <w:t xml:space="preserve"> </w:t>
+      </w:r>
       <w:r>
         <w:rPr>
           <w:rFonts w:ascii="TH SarabunPSK" w:hAnsi="TH SarabunPSK" w:cs="TH SarabunPSK" w:hint="cs"/>
@@ -5479,7 +5828,13 @@
         </w:rPr>
         <w:t>{{</w:t>
       </w:r>
-      <w:proofErr w:type="spellStart"/>
+      <w:r>
+        <w:rPr>
+          <w:rFonts w:ascii="TH SarabunPSK" w:hAnsi="TH SarabunPSK" w:cs="TH SarabunPSK"/>
+          <w:sz w:val="28"/>
+        </w:rPr>
+        <w:t xml:space="preserve">r </w:t>
+      </w:r>
       <w:r>
         <w:rPr>
           <w:rFonts w:ascii="TH SarabunPSK" w:hAnsi="TH SarabunPSK" w:cs="TH SarabunPSK" w:hint="cs"/>
@@ -5487,7 +5842,13 @@
         </w:rPr>
         <w:t>Paid_applications_list</w:t>
       </w:r>
-      <w:proofErr w:type="spellEnd"/>
+      <w:r>
+        <w:rPr>
+          <w:rFonts w:ascii="TH SarabunPSK" w:hAnsi="TH SarabunPSK" w:cs="TH SarabunPSK"/>
+          <w:sz w:val="28"/>
+        </w:rPr>
+        <w:t xml:space="preserve"> </w:t>
+      </w:r>
       <w:r>
         <w:rPr>
           <w:rFonts w:ascii="TH SarabunPSK" w:hAnsi="TH SarabunPSK" w:cs="TH SarabunPSK" w:hint="cs"/>
@@ -5951,14 +6312,24 @@
         </w:rPr>
         <w:t>{{</w:t>
       </w:r>
-      <w:proofErr w:type="spellStart"/>
+      <w:r>
+        <w:rPr>
+          <w:rFonts w:ascii="TH SarabunPSK" w:hAnsi="TH SarabunPSK" w:cs="TH SarabunPSK"/>
+        </w:rPr>
+        <w:t xml:space="preserve">r </w:t>
+      </w:r>
       <w:r>
         <w:rPr>
           <w:rFonts w:ascii="TH SarabunPSK" w:hAnsi="TH SarabunPSK" w:cs="TH SarabunPSK" w:hint="cs"/>
         </w:rPr>
         <w:t>Deposit_amount</w:t>
       </w:r>
-      <w:proofErr w:type="spellEnd"/>
+      <w:r>
+        <w:rPr>
+          <w:rFonts w:ascii="TH SarabunPSK" w:hAnsi="TH SarabunPSK" w:cs="TH SarabunPSK"/>
+        </w:rPr>
+        <w:t xml:space="preserve"> </w:t>
+      </w:r>
       <w:r>
         <w:rPr>
           <w:rFonts w:ascii="TH SarabunPSK" w:hAnsi="TH SarabunPSK" w:cs="TH SarabunPSK" w:hint="cs"/>
@@ -5985,14 +6356,24 @@
         </w:rPr>
         <w:t>{{</w:t>
       </w:r>
-      <w:proofErr w:type="spellStart"/>
+      <w:r>
+        <w:rPr>
+          <w:rFonts w:ascii="TH SarabunPSK" w:hAnsi="TH SarabunPSK" w:cs="TH SarabunPSK"/>
+        </w:rPr>
+        <w:t xml:space="preserve">r </w:t>
+      </w:r>
       <w:r>
         <w:rPr>
           <w:rFonts w:ascii="TH SarabunPSK" w:hAnsi="TH SarabunPSK" w:cs="TH SarabunPSK" w:hint="cs"/>
         </w:rPr>
         <w:t>Deposit_amount_text</w:t>
       </w:r>
-      <w:proofErr w:type="spellEnd"/>
+      <w:r>
+        <w:rPr>
+          <w:rFonts w:ascii="TH SarabunPSK" w:hAnsi="TH SarabunPSK" w:cs="TH SarabunPSK"/>
+        </w:rPr>
+        <w:t xml:space="preserve"> </w:t>
+      </w:r>
       <w:r>
         <w:rPr>
           <w:rFonts w:ascii="TH SarabunPSK" w:hAnsi="TH SarabunPSK" w:cs="TH SarabunPSK" w:hint="cs"/>
@@ -6133,31 +6514,7 @@
           <w:sz w:val="28"/>
           <w:cs/>
         </w:rPr>
-        <w:t>วางระบบ</w:t>
-      </w:r>
-      <w:proofErr w:type="spellStart"/>
-      <w:r>
-        <w:rPr>
-          <w:rFonts w:ascii="TH SarabunPSK" w:hAnsi="TH SarabunPSK" w:cs="TH SarabunPSK" w:hint="cs"/>
-          <w:b/>
-          <w:bCs/>
-          <w:color w:val="000000" w:themeColor="text1"/>
-          <w:sz w:val="28"/>
-          <w:cs/>
-        </w:rPr>
-        <w:t>ซอฟแวร์</w:t>
-      </w:r>
-      <w:proofErr w:type="spellEnd"/>
-      <w:r>
-        <w:rPr>
-          <w:rFonts w:ascii="TH SarabunPSK" w:hAnsi="TH SarabunPSK" w:cs="TH SarabunPSK" w:hint="cs"/>
-          <w:b/>
-          <w:bCs/>
-          <w:color w:val="000000" w:themeColor="text1"/>
-          <w:sz w:val="28"/>
-          <w:cs/>
-        </w:rPr>
-        <w:t xml:space="preserve"> (</w:t>
+        <w:t>วางระบบซอฟแวร์ (</w:t>
       </w:r>
       <w:r>
         <w:rPr>
@@ -6244,31 +6601,7 @@
           <w:sz w:val="28"/>
           <w:cs/>
         </w:rPr>
-        <w:t>ระบบ</w:t>
-      </w:r>
-      <w:proofErr w:type="spellStart"/>
-      <w:r>
-        <w:rPr>
-          <w:rFonts w:ascii="TH SarabunPSK" w:hAnsi="TH SarabunPSK" w:cs="TH SarabunPSK" w:hint="cs"/>
-          <w:b/>
-          <w:bCs/>
-          <w:color w:val="000000" w:themeColor="text1"/>
-          <w:sz w:val="28"/>
-          <w:cs/>
-        </w:rPr>
-        <w:t>ซอฟแวร์</w:t>
-      </w:r>
-      <w:proofErr w:type="spellEnd"/>
-      <w:r>
-        <w:rPr>
-          <w:rFonts w:ascii="TH SarabunPSK" w:hAnsi="TH SarabunPSK" w:cs="TH SarabunPSK" w:hint="cs"/>
-          <w:b/>
-          <w:bCs/>
-          <w:color w:val="000000" w:themeColor="text1"/>
-          <w:sz w:val="28"/>
-          <w:cs/>
-        </w:rPr>
-        <w:t xml:space="preserve"> (</w:t>
+        <w:t>ระบบซอฟแวร์ (</w:t>
       </w:r>
       <w:r>
         <w:rPr>
@@ -6308,17 +6641,33 @@
         </w:rPr>
         <w:t>{{</w:t>
       </w:r>
-      <w:proofErr w:type="spellStart"/>
-      <w:r>
-        <w:rPr>
-          <w:rFonts w:ascii="TH SarabunPSK" w:hAnsi="TH SarabunPSK" w:cs="TH SarabunPSK" w:hint="cs"/>
+      <w:r>
+        <w:rPr>
+          <w:rFonts w:ascii="TH SarabunPSK" w:hAnsi="TH SarabunPSK" w:cs="TH SarabunPSK"/>
           <w:color w:val="000000"/>
           <w:sz w:val="28"/>
           <w:szCs w:val="36"/>
         </w:rPr>
+        <w:t xml:space="preserve">r </w:t>
+      </w:r>
+      <w:r>
+        <w:rPr>
+          <w:rFonts w:ascii="TH SarabunPSK" w:hAnsi="TH SarabunPSK" w:cs="TH SarabunPSK" w:hint="cs"/>
+          <w:color w:val="000000"/>
+          <w:sz w:val="28"/>
+          <w:szCs w:val="36"/>
+        </w:rPr>
         <w:t>Implement_package_name</w:t>
       </w:r>
-      <w:proofErr w:type="spellEnd"/>
+      <w:r>
+        <w:rPr>
+          <w:rFonts w:ascii="TH SarabunPSK" w:hAnsi="TH SarabunPSK" w:cs="TH SarabunPSK"/>
+          <w:color w:val="000000"/>
+          <w:sz w:val="28"/>
+          <w:szCs w:val="36"/>
+        </w:rPr>
+        <w:t xml:space="preserve"> </w:t>
+      </w:r>
       <w:r>
         <w:rPr>
           <w:rFonts w:ascii="TH SarabunPSK" w:hAnsi="TH SarabunPSK" w:cs="TH SarabunPSK" w:hint="cs"/>
@@ -6405,18 +6754,16 @@
         </w:rPr>
         <w:t>{{</w:t>
       </w:r>
-      <w:proofErr w:type="spellStart"/>
-      <w:r>
-        <w:rPr>
-          <w:rFonts w:ascii="TH SarabunPSK" w:hAnsi="TH SarabunPSK" w:cs="TH SarabunPSK" w:hint="cs"/>
+      <w:r>
+        <w:rPr>
+          <w:rFonts w:ascii="TH SarabunPSK" w:hAnsi="TH SarabunPSK" w:cs="TH SarabunPSK"/>
           <w:b/>
           <w:bCs/>
           <w:color w:val="000000"/>
           <w:sz w:val="28"/>
         </w:rPr>
-        <w:t>Implement_price</w:t>
-      </w:r>
-      <w:proofErr w:type="spellEnd"/>
+        <w:t xml:space="preserve">r </w:t>
+      </w:r>
       <w:r>
         <w:rPr>
           <w:rFonts w:ascii="TH SarabunPSK" w:hAnsi="TH SarabunPSK" w:cs="TH SarabunPSK" w:hint="cs"/>
@@ -6425,133 +6772,52 @@
           <w:color w:val="000000"/>
           <w:sz w:val="28"/>
         </w:rPr>
-        <w:t>}}</w:t>
-      </w:r>
-      <w:r>
-        <w:rPr>
-          <w:rFonts w:ascii="TH SarabunPSK" w:hAnsi="TH SarabunPSK" w:cs="TH SarabunPSK" w:hint="cs"/>
-          <w:color w:val="000000"/>
-          <w:sz w:val="28"/>
-        </w:rPr>
-        <w:t xml:space="preserve"> </w:t>
-      </w:r>
-      <w:r>
-        <w:rPr>
-          <w:rFonts w:ascii="TH SarabunPSK" w:hAnsi="TH SarabunPSK" w:cs="TH SarabunPSK" w:hint="cs"/>
-          <w:color w:val="000000"/>
-          <w:sz w:val="28"/>
-          <w:cs/>
-        </w:rPr>
-        <w:t>บาท</w:t>
-      </w:r>
-      <w:r>
-        <w:rPr>
-          <w:rFonts w:ascii="TH SarabunPSK" w:hAnsi="TH SarabunPSK" w:cs="TH SarabunPSK" w:hint="cs"/>
-          <w:color w:val="000000"/>
-          <w:sz w:val="28"/>
-        </w:rPr>
-        <w:t xml:space="preserve"> </w:t>
-      </w:r>
-      <w:r>
-        <w:rPr>
-          <w:rFonts w:ascii="TH SarabunPSK" w:hAnsi="TH SarabunPSK" w:cs="TH SarabunPSK" w:hint="cs"/>
-          <w:color w:val="000000"/>
-          <w:sz w:val="28"/>
-          <w:cs/>
-        </w:rPr>
-        <w:t>(</w:t>
-      </w:r>
-      <w:r>
-        <w:rPr>
-          <w:rFonts w:ascii="TH SarabunPSK" w:hAnsi="TH SarabunPSK" w:cs="TH SarabunPSK" w:hint="cs"/>
-          <w:color w:val="000000"/>
-          <w:sz w:val="28"/>
-        </w:rPr>
-        <w:t>{{</w:t>
-      </w:r>
-      <w:proofErr w:type="spellStart"/>
-      <w:r>
-        <w:rPr>
-          <w:rFonts w:ascii="TH SarabunPSK" w:hAnsi="TH SarabunPSK" w:cs="TH SarabunPSK" w:hint="cs"/>
-          <w:color w:val="000000"/>
-          <w:sz w:val="28"/>
-        </w:rPr>
-        <w:t>Implement_price_text</w:t>
-      </w:r>
-      <w:proofErr w:type="spellEnd"/>
-      <w:r>
-        <w:rPr>
-          <w:rFonts w:ascii="TH SarabunPSK" w:hAnsi="TH SarabunPSK" w:cs="TH SarabunPSK" w:hint="cs"/>
-          <w:color w:val="000000"/>
-          <w:sz w:val="28"/>
-        </w:rPr>
-        <w:t>}}</w:t>
-      </w:r>
-      <w:r>
-        <w:rPr>
-          <w:rFonts w:ascii="TH SarabunPSK" w:hAnsi="TH SarabunPSK" w:cs="TH SarabunPSK" w:hint="cs"/>
-          <w:color w:val="000000"/>
-          <w:sz w:val="28"/>
-          <w:cs/>
-        </w:rPr>
-        <w:t xml:space="preserve">) ไม่รวมภาษีมูลค่าเพิ่ม  </w:t>
-      </w:r>
-    </w:p>
-    <w:p>
-      <w:pPr>
-        <w:spacing w:after="0"/>
-        <w:ind w:firstLine="720"/>
+        <w:t>Implement_price</w:t>
+      </w:r>
+      <w:r>
         <w:rPr>
           <w:rFonts w:ascii="TH SarabunPSK" w:hAnsi="TH SarabunPSK" w:cs="TH SarabunPSK"/>
           <w:b/>
           <w:bCs/>
-          <w:color w:val="000000" w:themeColor="text1"/>
-          <w:sz w:val="28"/>
-        </w:rPr>
-      </w:pPr>
-      <w:r>
-        <w:rPr>
-          <w:rFonts w:ascii="TH SarabunPSK" w:hAnsi="TH SarabunPSK" w:cs="TH SarabunPSK" w:hint="cs"/>
           <w:color w:val="000000"/>
           <w:sz w:val="28"/>
-          <w:cs/>
-        </w:rPr>
-        <w:t>มีเงื่อนไข</w:t>
-      </w:r>
-      <w:r>
-        <w:rPr>
-          <w:rFonts w:ascii="TH SarabunPSK" w:hAnsi="TH SarabunPSK" w:cs="TH SarabunPSK" w:hint="cs"/>
+        </w:rPr>
+        <w:t xml:space="preserve"> </w:t>
+      </w:r>
+      <w:r>
+        <w:rPr>
+          <w:rFonts w:ascii="TH SarabunPSK" w:hAnsi="TH SarabunPSK" w:cs="TH SarabunPSK" w:hint="cs"/>
+          <w:b/>
+          <w:bCs/>
           <w:color w:val="000000"/>
           <w:sz w:val="28"/>
-          <w:cs/>
-        </w:rPr>
-        <w:t>ชำระ</w:t>
+        </w:rPr>
+        <w:t>}}</w:t>
       </w:r>
       <w:r>
         <w:rPr>
           <w:rFonts w:ascii="TH SarabunPSK" w:hAnsi="TH SarabunPSK" w:cs="TH SarabunPSK" w:hint="cs"/>
           <w:color w:val="000000"/>
           <w:sz w:val="28"/>
-          <w:cs/>
-        </w:rPr>
-        <w:t xml:space="preserve"> (</w:t>
+        </w:rPr>
+        <w:t xml:space="preserve"> </w:t>
       </w:r>
       <w:r>
         <w:rPr>
           <w:rFonts w:ascii="TH SarabunPSK" w:hAnsi="TH SarabunPSK" w:cs="TH SarabunPSK" w:hint="cs"/>
           <w:color w:val="000000"/>
           <w:sz w:val="28"/>
-        </w:rPr>
-        <w:t>Term of Payment</w:t>
+          <w:cs/>
+        </w:rPr>
+        <w:t>บาท</w:t>
       </w:r>
       <w:r>
         <w:rPr>
           <w:rFonts w:ascii="TH SarabunPSK" w:hAnsi="TH SarabunPSK" w:cs="TH SarabunPSK" w:hint="cs"/>
           <w:color w:val="000000"/>
           <w:sz w:val="28"/>
-          <w:cs/>
-        </w:rPr>
-        <w:t xml:space="preserve">) </w:t>
+        </w:rPr>
+        <w:t xml:space="preserve"> </w:t>
       </w:r>
       <w:r>
         <w:rPr>
@@ -6560,49 +6826,180 @@
           <w:sz w:val="28"/>
           <w:cs/>
         </w:rPr>
-        <w:t>ดังนี้</w:t>
+        <w:t>(</w:t>
       </w:r>
       <w:r>
         <w:rPr>
           <w:rFonts w:ascii="TH SarabunPSK" w:hAnsi="TH SarabunPSK" w:cs="TH SarabunPSK" w:hint="cs"/>
           <w:color w:val="000000"/>
           <w:sz w:val="28"/>
-          <w:cs/>
-        </w:rPr>
-        <w:tab/>
+        </w:rPr>
+        <w:t>{{</w:t>
+      </w:r>
+      <w:r>
+        <w:rPr>
+          <w:rFonts w:ascii="TH SarabunPSK" w:hAnsi="TH SarabunPSK" w:cs="TH SarabunPSK"/>
+          <w:color w:val="000000"/>
+          <w:sz w:val="28"/>
+        </w:rPr>
+        <w:t xml:space="preserve">r </w:t>
+      </w:r>
+      <w:r>
+        <w:rPr>
+          <w:rFonts w:ascii="TH SarabunPSK" w:hAnsi="TH SarabunPSK" w:cs="TH SarabunPSK" w:hint="cs"/>
+          <w:color w:val="000000"/>
+          <w:sz w:val="28"/>
+        </w:rPr>
+        <w:t>Implement_price_text</w:t>
+      </w:r>
+      <w:r>
+        <w:rPr>
+          <w:rFonts w:ascii="TH SarabunPSK" w:hAnsi="TH SarabunPSK" w:cs="TH SarabunPSK"/>
+          <w:color w:val="000000"/>
+          <w:sz w:val="28"/>
+        </w:rPr>
+        <w:t xml:space="preserve"> </w:t>
+      </w:r>
+      <w:r>
+        <w:rPr>
+          <w:rFonts w:ascii="TH SarabunPSK" w:hAnsi="TH SarabunPSK" w:cs="TH SarabunPSK" w:hint="cs"/>
+          <w:color w:val="000000"/>
+          <w:sz w:val="28"/>
+        </w:rPr>
+        <w:t>}}</w:t>
+      </w:r>
+      <w:r>
+        <w:rPr>
+          <w:rFonts w:ascii="TH SarabunPSK" w:hAnsi="TH SarabunPSK" w:cs="TH SarabunPSK" w:hint="cs"/>
+          <w:color w:val="000000"/>
+          <w:sz w:val="28"/>
+          <w:cs/>
+        </w:rPr>
+        <w:t xml:space="preserve">) ไม่รวมภาษีมูลค่าเพิ่ม  </w:t>
       </w:r>
     </w:p>
     <w:p>
       <w:pPr>
+        <w:spacing w:after="0"/>
+        <w:ind w:firstLine="720"/>
+        <w:rPr>
+          <w:rFonts w:ascii="TH SarabunPSK" w:hAnsi="TH SarabunPSK" w:cs="TH SarabunPSK"/>
+          <w:b/>
+          <w:bCs/>
+          <w:color w:val="000000" w:themeColor="text1"/>
+          <w:sz w:val="28"/>
+        </w:rPr>
+      </w:pPr>
+      <w:r>
+        <w:rPr>
+          <w:rFonts w:ascii="TH SarabunPSK" w:hAnsi="TH SarabunPSK" w:cs="TH SarabunPSK" w:hint="cs"/>
+          <w:color w:val="000000"/>
+          <w:sz w:val="28"/>
+          <w:cs/>
+        </w:rPr>
+        <w:t>มีเงื่อนไข</w:t>
+      </w:r>
+      <w:r>
+        <w:rPr>
+          <w:rFonts w:ascii="TH SarabunPSK" w:hAnsi="TH SarabunPSK" w:cs="TH SarabunPSK" w:hint="cs"/>
+          <w:color w:val="000000"/>
+          <w:sz w:val="28"/>
+          <w:cs/>
+        </w:rPr>
+        <w:t>ชำระ</w:t>
+      </w:r>
+      <w:r>
+        <w:rPr>
+          <w:rFonts w:ascii="TH SarabunPSK" w:hAnsi="TH SarabunPSK" w:cs="TH SarabunPSK" w:hint="cs"/>
+          <w:color w:val="000000"/>
+          <w:sz w:val="28"/>
+          <w:cs/>
+        </w:rPr>
+        <w:t xml:space="preserve"> (</w:t>
+      </w:r>
+      <w:r>
+        <w:rPr>
+          <w:rFonts w:ascii="TH SarabunPSK" w:hAnsi="TH SarabunPSK" w:cs="TH SarabunPSK" w:hint="cs"/>
+          <w:color w:val="000000"/>
+          <w:sz w:val="28"/>
+        </w:rPr>
+        <w:t>Term of Payment</w:t>
+      </w:r>
+      <w:r>
+        <w:rPr>
+          <w:rFonts w:ascii="TH SarabunPSK" w:hAnsi="TH SarabunPSK" w:cs="TH SarabunPSK" w:hint="cs"/>
+          <w:color w:val="000000"/>
+          <w:sz w:val="28"/>
+          <w:cs/>
+        </w:rPr>
+        <w:t xml:space="preserve">) </w:t>
+      </w:r>
+      <w:r>
+        <w:rPr>
+          <w:rFonts w:ascii="TH SarabunPSK" w:hAnsi="TH SarabunPSK" w:cs="TH SarabunPSK" w:hint="cs"/>
+          <w:color w:val="000000"/>
+          <w:sz w:val="28"/>
+          <w:cs/>
+        </w:rPr>
+        <w:t>ดังนี้</w:t>
+      </w:r>
+      <w:r>
+        <w:rPr>
+          <w:rFonts w:ascii="TH SarabunPSK" w:hAnsi="TH SarabunPSK" w:cs="TH SarabunPSK" w:hint="cs"/>
+          <w:color w:val="000000"/>
+          <w:sz w:val="28"/>
+          <w:cs/>
+        </w:rPr>
+        <w:tab/>
+      </w:r>
+    </w:p>
+    <w:p>
+      <w:pPr>
         <w:pStyle w:val="ListParagraph"/>
-        <w:rPr>
-          <w:rFonts w:ascii="TH SarabunPSK" w:hAnsi="TH SarabunPSK" w:cs="TH SarabunPSK"/>
-          <w:color w:val="000000" w:themeColor="text1"/>
-          <w:sz w:val="28"/>
-        </w:rPr>
-      </w:pPr>
-      <w:r>
-        <w:rPr>
-          <w:rFonts w:ascii="TH SarabunPSK" w:hAnsi="TH SarabunPSK" w:cs="TH SarabunPSK" w:hint="cs"/>
-          <w:color w:val="000000" w:themeColor="text1"/>
+        <w:spacing w:after="0"/>
+        <w:ind w:left="567"/>
+        <w:rPr>
+          <w:rFonts w:ascii="TH SarabunPSK" w:eastAsiaTheme="majorEastAsia" w:hAnsi="TH SarabunPSK" w:cs="TH SarabunPSK"/>
+          <w:color w:val="000000"/>
+          <w:sz w:val="28"/>
+        </w:rPr>
+      </w:pPr>
+      <w:r>
+        <w:rPr>
+          <w:rFonts w:ascii="TH SarabunPSK" w:eastAsiaTheme="majorEastAsia" w:hAnsi="TH SarabunPSK" w:cs="TH SarabunPSK"/>
+          <w:color w:val="000000"/>
           <w:sz w:val="28"/>
         </w:rPr>
         <w:t>{{</w:t>
       </w:r>
-      <w:proofErr w:type="spellStart"/>
-      <w:r>
-        <w:rPr>
-          <w:rFonts w:ascii="TH SarabunPSK" w:hAnsi="TH SarabunPSK" w:cs="TH SarabunPSK" w:hint="cs"/>
-          <w:color w:val="000000" w:themeColor="text1"/>
+      <w:r>
+        <w:rPr>
+          <w:rFonts w:ascii="TH SarabunPSK" w:eastAsiaTheme="majorEastAsia" w:hAnsi="TH SarabunPSK" w:cs="TH SarabunPSK"/>
+          <w:color w:val="000000"/>
+          <w:sz w:val="28"/>
+        </w:rPr>
+        <w:t xml:space="preserve">r </w:t>
+      </w:r>
+      <w:r>
+        <w:rPr>
+          <w:rFonts w:ascii="TH SarabunPSK" w:eastAsiaTheme="majorEastAsia" w:hAnsi="TH SarabunPSK" w:cs="TH SarabunPSK"/>
+          <w:color w:val="000000"/>
           <w:sz w:val="28"/>
         </w:rPr>
         <w:t>Implement_payment_terms</w:t>
       </w:r>
-      <w:proofErr w:type="spellEnd"/>
-      <w:r>
-        <w:rPr>
-          <w:rFonts w:ascii="TH SarabunPSK" w:hAnsi="TH SarabunPSK" w:cs="TH SarabunPSK" w:hint="cs"/>
-          <w:color w:val="000000" w:themeColor="text1"/>
+      <w:r>
+        <w:rPr>
+          <w:rFonts w:ascii="TH SarabunPSK" w:eastAsiaTheme="majorEastAsia" w:hAnsi="TH SarabunPSK" w:cs="TH SarabunPSK"/>
+          <w:color w:val="000000"/>
+          <w:sz w:val="28"/>
+        </w:rPr>
+        <w:t xml:space="preserve"> </w:t>
+      </w:r>
+      <w:r>
+        <w:rPr>
+          <w:rFonts w:ascii="TH SarabunPSK" w:eastAsiaTheme="majorEastAsia" w:hAnsi="TH SarabunPSK" w:cs="TH SarabunPSK"/>
+          <w:color w:val="000000"/>
           <w:sz w:val="28"/>
         </w:rPr>
         <w:t>}}</w:t>
@@ -6628,49 +7025,8 @@
         <w:spacing w:after="0"/>
         <w:ind w:left="567"/>
         <w:rPr>
-          <w:rFonts w:ascii="TH SarabunPSK" w:eastAsiaTheme="majorEastAsia" w:hAnsi="TH SarabunPSK" w:cs="TH SarabunPSK"/>
-          <w:b/>
-          <w:bCs/>
-          <w:color w:val="000000"/>
-          <w:sz w:val="28"/>
-        </w:rPr>
-      </w:pPr>
-    </w:p>
-    <w:p>
-      <w:pPr>
-        <w:pStyle w:val="ListParagraph"/>
-        <w:spacing w:after="0"/>
-        <w:ind w:left="567"/>
-        <w:rPr>
-          <w:rFonts w:ascii="TH SarabunPSK" w:eastAsiaTheme="majorEastAsia" w:hAnsi="TH SarabunPSK" w:cs="TH SarabunPSK"/>
-          <w:b/>
-          <w:bCs/>
-          <w:color w:val="000000"/>
-          <w:sz w:val="28"/>
-        </w:rPr>
-      </w:pPr>
-    </w:p>
-    <w:p>
-      <w:pPr>
-        <w:pStyle w:val="ListParagraph"/>
-        <w:spacing w:after="0"/>
-        <w:ind w:left="567"/>
-        <w:rPr>
-          <w:rFonts w:ascii="TH SarabunPSK" w:eastAsiaTheme="majorEastAsia" w:hAnsi="TH SarabunPSK" w:cs="TH SarabunPSK"/>
-          <w:b/>
-          <w:bCs/>
-          <w:color w:val="000000"/>
-          <w:sz w:val="28"/>
-        </w:rPr>
-      </w:pPr>
-    </w:p>
-    <w:p>
-      <w:pPr>
-        <w:pStyle w:val="ListParagraph"/>
-        <w:spacing w:after="0"/>
-        <w:ind w:left="567"/>
-        <w:rPr>
           <w:rFonts w:ascii="TH SarabunPSK" w:hAnsi="TH SarabunPSK" w:cs="TH SarabunPSK"/>
+          <w:sz w:val="28"/>
         </w:rPr>
       </w:pPr>
       <w:r>
@@ -6686,12 +7042,14 @@
       <w:r>
         <w:rPr>
           <w:rFonts w:ascii="TH SarabunPSK" w:hAnsi="TH SarabunPSK" w:cs="TH SarabunPSK" w:hint="cs"/>
+          <w:sz w:val="28"/>
         </w:rPr>
         <w:t xml:space="preserve"> </w:t>
       </w:r>
       <w:r>
         <w:rPr>
           <w:rFonts w:ascii="TH SarabunPSK" w:hAnsi="TH SarabunPSK" w:cs="TH SarabunPSK" w:hint="cs"/>
+          <w:sz w:val="28"/>
           <w:cs/>
         </w:rPr>
         <w:t xml:space="preserve">การวางระบบตามข้อ </w:t>
@@ -6699,12 +7057,14 @@
       <w:r>
         <w:rPr>
           <w:rFonts w:ascii="TH SarabunPSK" w:hAnsi="TH SarabunPSK" w:cs="TH SarabunPSK" w:hint="cs"/>
+          <w:sz w:val="28"/>
         </w:rPr>
         <w:t xml:space="preserve">6.1 </w:t>
       </w:r>
       <w:r>
         <w:rPr>
           <w:rFonts w:ascii="TH SarabunPSK" w:hAnsi="TH SarabunPSK" w:cs="TH SarabunPSK" w:hint="cs"/>
+          <w:sz w:val="28"/>
           <w:cs/>
         </w:rPr>
         <w:t xml:space="preserve">มีกำหนดระยะเวลาการดำเนินงานจำนวน </w:t>
@@ -6712,26 +7072,42 @@
       <w:r>
         <w:rPr>
           <w:rFonts w:ascii="TH SarabunPSK" w:hAnsi="TH SarabunPSK" w:cs="TH SarabunPSK" w:hint="cs"/>
+          <w:sz w:val="28"/>
         </w:rPr>
         <w:t>{{</w:t>
       </w:r>
-      <w:proofErr w:type="spellStart"/>
-      <w:r>
-        <w:rPr>
-          <w:rFonts w:ascii="TH SarabunPSK" w:hAnsi="TH SarabunPSK" w:cs="TH SarabunPSK" w:hint="cs"/>
+      <w:r>
+        <w:rPr>
+          <w:rFonts w:ascii="TH SarabunPSK" w:hAnsi="TH SarabunPSK" w:cs="TH SarabunPSK"/>
+          <w:sz w:val="28"/>
+        </w:rPr>
+        <w:t xml:space="preserve">r </w:t>
+      </w:r>
+      <w:r>
+        <w:rPr>
+          <w:rFonts w:ascii="TH SarabunPSK" w:hAnsi="TH SarabunPSK" w:cs="TH SarabunPSK" w:hint="cs"/>
+          <w:sz w:val="28"/>
         </w:rPr>
         <w:t>Implement_mandays</w:t>
       </w:r>
-      <w:proofErr w:type="spellEnd"/>
-      <w:r>
-        <w:rPr>
-          <w:rFonts w:ascii="TH SarabunPSK" w:hAnsi="TH SarabunPSK" w:cs="TH SarabunPSK" w:hint="cs"/>
+      <w:r>
+        <w:rPr>
+          <w:rFonts w:ascii="TH SarabunPSK" w:hAnsi="TH SarabunPSK" w:cs="TH SarabunPSK"/>
+          <w:sz w:val="28"/>
+        </w:rPr>
+        <w:t xml:space="preserve"> </w:t>
+      </w:r>
+      <w:r>
+        <w:rPr>
+          <w:rFonts w:ascii="TH SarabunPSK" w:hAnsi="TH SarabunPSK" w:cs="TH SarabunPSK" w:hint="cs"/>
+          <w:sz w:val="28"/>
         </w:rPr>
         <w:t>}}</w:t>
       </w:r>
       <w:r>
         <w:rPr>
           <w:rFonts w:ascii="TH SarabunPSK" w:hAnsi="TH SarabunPSK" w:cs="TH SarabunPSK" w:hint="cs"/>
+          <w:sz w:val="28"/>
         </w:rPr>
         <w:t xml:space="preserve"> Man-day (s)</w:t>
       </w:r>
@@ -6757,6 +7133,7 @@
           <w:sz w:val="28"/>
           <w:cs/>
         </w:rPr>
+        <w:lastRenderedPageBreak/>
         <w:t>โดย</w:t>
       </w:r>
       <w:r>
@@ -6975,7 +7352,14 @@
         </w:rPr>
         <w:t>{{</w:t>
       </w:r>
-      <w:proofErr w:type="spellStart"/>
+      <w:r>
+        <w:rPr>
+          <w:rFonts w:ascii="TH SarabunPSK" w:eastAsiaTheme="majorEastAsia" w:hAnsi="TH SarabunPSK" w:cs="TH SarabunPSK"/>
+          <w:color w:val="000000"/>
+          <w:sz w:val="28"/>
+        </w:rPr>
+        <w:t xml:space="preserve">r </w:t>
+      </w:r>
       <w:r>
         <w:rPr>
           <w:rFonts w:ascii="TH SarabunPSK" w:eastAsiaTheme="majorEastAsia" w:hAnsi="TH SarabunPSK" w:cs="TH SarabunPSK" w:hint="cs"/>
@@ -6984,7 +7368,14 @@
         </w:rPr>
         <w:t>Support_rate_per_manday</w:t>
       </w:r>
-      <w:proofErr w:type="spellEnd"/>
+      <w:r>
+        <w:rPr>
+          <w:rFonts w:ascii="TH SarabunPSK" w:eastAsiaTheme="majorEastAsia" w:hAnsi="TH SarabunPSK" w:cs="TH SarabunPSK"/>
+          <w:color w:val="000000"/>
+          <w:sz w:val="28"/>
+        </w:rPr>
+        <w:t xml:space="preserve"> </w:t>
+      </w:r>
       <w:r>
         <w:rPr>
           <w:rFonts w:ascii="TH SarabunPSK" w:eastAsiaTheme="majorEastAsia" w:hAnsi="TH SarabunPSK" w:cs="TH SarabunPSK" w:hint="cs"/>
@@ -7036,7 +7427,14 @@
         </w:rPr>
         <w:t>{{</w:t>
       </w:r>
-      <w:proofErr w:type="spellStart"/>
+      <w:r>
+        <w:rPr>
+          <w:rFonts w:ascii="TH SarabunPSK" w:eastAsiaTheme="majorEastAsia" w:hAnsi="TH SarabunPSK" w:cs="TH SarabunPSK"/>
+          <w:color w:val="000000"/>
+          <w:sz w:val="28"/>
+        </w:rPr>
+        <w:t xml:space="preserve">r </w:t>
+      </w:r>
       <w:r>
         <w:rPr>
           <w:rFonts w:ascii="TH SarabunPSK" w:eastAsiaTheme="majorEastAsia" w:hAnsi="TH SarabunPSK" w:cs="TH SarabunPSK" w:hint="cs"/>
@@ -7045,7 +7443,14 @@
         </w:rPr>
         <w:t>Support_rate_per_manday_text</w:t>
       </w:r>
-      <w:proofErr w:type="spellEnd"/>
+      <w:r>
+        <w:rPr>
+          <w:rFonts w:ascii="TH SarabunPSK" w:eastAsiaTheme="majorEastAsia" w:hAnsi="TH SarabunPSK" w:cs="TH SarabunPSK"/>
+          <w:color w:val="000000"/>
+          <w:sz w:val="28"/>
+        </w:rPr>
+        <w:t xml:space="preserve"> </w:t>
+      </w:r>
       <w:r>
         <w:rPr>
           <w:rFonts w:ascii="TH SarabunPSK" w:eastAsiaTheme="majorEastAsia" w:hAnsi="TH SarabunPSK" w:cs="TH SarabunPSK" w:hint="cs"/>
@@ -7078,17 +7483,7 @@
           <w:sz w:val="28"/>
           <w:cs/>
         </w:rPr>
-        <w:t>ท่านต่อ</w:t>
-      </w:r>
-      <w:r>
-        <w:rPr>
-          <w:rFonts w:ascii="TH SarabunPSK" w:eastAsiaTheme="majorEastAsia" w:hAnsi="TH SarabunPSK" w:cs="TH SarabunPSK" w:hint="cs"/>
-          <w:color w:val="000000"/>
-          <w:sz w:val="28"/>
-          <w:cs/>
-        </w:rPr>
-        <w:lastRenderedPageBreak/>
-        <w:t xml:space="preserve">ผู้เข้าร่วมอบรม </w:t>
+        <w:t xml:space="preserve">ท่านต่อผู้เข้าร่วมอบรม </w:t>
       </w:r>
       <w:r>
         <w:rPr>
@@ -7215,31 +7610,7 @@
           <w:sz w:val="28"/>
           <w:cs/>
         </w:rPr>
-        <w:t>เงื่อนไขการวางระบบ</w:t>
-      </w:r>
-      <w:proofErr w:type="spellStart"/>
-      <w:r>
-        <w:rPr>
-          <w:rFonts w:ascii="TH SarabunPSK" w:eastAsiaTheme="majorEastAsia" w:hAnsi="TH SarabunPSK" w:cs="TH SarabunPSK" w:hint="cs"/>
-          <w:b/>
-          <w:bCs/>
-          <w:color w:val="000000"/>
-          <w:sz w:val="28"/>
-          <w:cs/>
-        </w:rPr>
-        <w:t>ซอฟแวร์</w:t>
-      </w:r>
-      <w:proofErr w:type="spellEnd"/>
-      <w:r>
-        <w:rPr>
-          <w:rFonts w:ascii="TH SarabunPSK" w:eastAsiaTheme="majorEastAsia" w:hAnsi="TH SarabunPSK" w:cs="TH SarabunPSK" w:hint="cs"/>
-          <w:b/>
-          <w:bCs/>
-          <w:color w:val="000000"/>
-          <w:sz w:val="28"/>
-          <w:cs/>
-        </w:rPr>
-        <w:t xml:space="preserve"> (</w:t>
+        <w:t>เงื่อนไขการวางระบบซอฟแวร์ (</w:t>
       </w:r>
       <w:r>
         <w:rPr>
@@ -7366,29 +7737,7 @@
           <w:sz w:val="28"/>
           <w:cs/>
         </w:rPr>
-        <w:t>และการวางระบบ</w:t>
-      </w:r>
-      <w:proofErr w:type="spellStart"/>
-      <w:r>
-        <w:rPr>
-          <w:rFonts w:ascii="TH SarabunPSK" w:hAnsi="TH SarabunPSK" w:cs="TH SarabunPSK" w:hint="cs"/>
-          <w:color w:val="000000" w:themeColor="text1"/>
-          <w:spacing w:val="-5"/>
-          <w:sz w:val="28"/>
-          <w:cs/>
-        </w:rPr>
-        <w:t>ซอฟแวร์</w:t>
-      </w:r>
-      <w:proofErr w:type="spellEnd"/>
-      <w:r>
-        <w:rPr>
-          <w:rFonts w:ascii="TH SarabunPSK" w:hAnsi="TH SarabunPSK" w:cs="TH SarabunPSK" w:hint="cs"/>
-          <w:color w:val="000000" w:themeColor="text1"/>
-          <w:spacing w:val="-5"/>
-          <w:sz w:val="28"/>
-          <w:cs/>
-        </w:rPr>
-        <w:t xml:space="preserve"> </w:t>
+        <w:t xml:space="preserve">และการวางระบบซอฟแวร์ </w:t>
       </w:r>
       <w:r>
         <w:rPr>
@@ -7457,29 +7806,7 @@
           <w:sz w:val="28"/>
           <w:cs/>
         </w:rPr>
-        <w:t>บนระบบคลาว</w:t>
-      </w:r>
-      <w:proofErr w:type="spellStart"/>
-      <w:r>
-        <w:rPr>
-          <w:rStyle w:val="Strong"/>
-          <w:rFonts w:ascii="TH SarabunPSK" w:eastAsia="Times New Roman" w:hAnsi="TH SarabunPSK" w:cs="TH SarabunPSK" w:hint="cs"/>
-          <w:kern w:val="0"/>
-          <w:sz w:val="28"/>
-          <w:cs/>
-        </w:rPr>
-        <w:t>ด์</w:t>
-      </w:r>
-      <w:proofErr w:type="spellEnd"/>
-      <w:r>
-        <w:rPr>
-          <w:rStyle w:val="Strong"/>
-          <w:rFonts w:ascii="TH SarabunPSK" w:eastAsia="Times New Roman" w:hAnsi="TH SarabunPSK" w:cs="TH SarabunPSK" w:hint="cs"/>
-          <w:kern w:val="0"/>
-          <w:sz w:val="28"/>
-          <w:cs/>
-        </w:rPr>
-        <w:t xml:space="preserve"> </w:t>
+        <w:t xml:space="preserve">บนระบบคลาวด์ </w:t>
       </w:r>
       <w:r>
         <w:rPr>
@@ -7570,17 +7897,33 @@
         </w:rPr>
         <w:t>{{</w:t>
       </w:r>
-      <w:proofErr w:type="spellStart"/>
-      <w:r>
-        <w:rPr>
-          <w:rFonts w:ascii="TH SarabunPSK" w:hAnsi="TH SarabunPSK" w:cs="TH SarabunPSK" w:hint="cs"/>
+      <w:r>
+        <w:rPr>
+          <w:rFonts w:ascii="TH SarabunPSK" w:hAnsi="TH SarabunPSK" w:cs="TH SarabunPSK"/>
           <w:color w:val="000000"/>
           <w:spacing w:val="-8"/>
           <w:sz w:val="28"/>
         </w:rPr>
+        <w:t xml:space="preserve">r </w:t>
+      </w:r>
+      <w:r>
+        <w:rPr>
+          <w:rFonts w:ascii="TH SarabunPSK" w:hAnsi="TH SarabunPSK" w:cs="TH SarabunPSK" w:hint="cs"/>
+          <w:color w:val="000000"/>
+          <w:spacing w:val="-8"/>
+          <w:sz w:val="28"/>
+        </w:rPr>
         <w:t>Cloud_usage_space_details</w:t>
       </w:r>
-      <w:proofErr w:type="spellEnd"/>
+      <w:r>
+        <w:rPr>
+          <w:rFonts w:ascii="TH SarabunPSK" w:hAnsi="TH SarabunPSK" w:cs="TH SarabunPSK"/>
+          <w:color w:val="000000"/>
+          <w:spacing w:val="-8"/>
+          <w:sz w:val="28"/>
+        </w:rPr>
+        <w:t xml:space="preserve"> </w:t>
+      </w:r>
       <w:r>
         <w:rPr>
           <w:rFonts w:ascii="TH SarabunPSK" w:hAnsi="TH SarabunPSK" w:cs="TH SarabunPSK" w:hint="cs"/>
@@ -7752,27 +8095,7 @@
           <w:sz w:val="28"/>
           <w:cs/>
         </w:rPr>
-        <w:t>และการวางระบบ</w:t>
-      </w:r>
-      <w:proofErr w:type="spellStart"/>
-      <w:r>
-        <w:rPr>
-          <w:rFonts w:ascii="TH SarabunPSK" w:hAnsi="TH SarabunPSK" w:cs="TH SarabunPSK" w:hint="cs"/>
-          <w:color w:val="000000" w:themeColor="text1"/>
-          <w:sz w:val="28"/>
-          <w:cs/>
-        </w:rPr>
-        <w:t>ซอฟแวร์</w:t>
-      </w:r>
-      <w:proofErr w:type="spellEnd"/>
-      <w:r>
-        <w:rPr>
-          <w:rFonts w:ascii="TH SarabunPSK" w:hAnsi="TH SarabunPSK" w:cs="TH SarabunPSK" w:hint="cs"/>
-          <w:color w:val="000000" w:themeColor="text1"/>
-          <w:sz w:val="28"/>
-          <w:cs/>
-        </w:rPr>
-        <w:t xml:space="preserve"> (</w:t>
+        <w:t>และการวางระบบซอฟแวร์ (</w:t>
       </w:r>
       <w:r>
         <w:rPr>
@@ -7849,144 +8172,123 @@
           <w:sz w:val="28"/>
           <w:cs/>
         </w:rPr>
-        <w:t>ใบเสนอราคาเลขที่</w:t>
-      </w:r>
-      <w:r>
-        <w:rPr>
-          <w:rFonts w:ascii="TH SarabunPSK" w:hAnsi="TH SarabunPSK" w:cs="TH SarabunPSK" w:hint="cs"/>
-          <w:color w:val="000000" w:themeColor="text1"/>
-          <w:sz w:val="28"/>
-          <w:cs/>
+        <w:t>ใบเสนอราคาเลขที</w:t>
+      </w:r>
+      <w:r>
+        <w:rPr>
+          <w:rFonts w:ascii="TH SarabunPSK" w:hAnsi="TH SarabunPSK" w:cs="TH SarabunPSK" w:hint="cs"/>
+          <w:color w:val="000000" w:themeColor="text1"/>
+          <w:sz w:val="28"/>
+          <w:cs/>
+        </w:rPr>
+        <w:t xml:space="preserve">่ </w:t>
+      </w:r>
+      <w:r>
+        <w:rPr>
+          <w:rFonts w:ascii="TH SarabunPSK" w:hAnsi="TH SarabunPSK" w:cs="TH SarabunPSK"/>
+          <w:color w:val="000000" w:themeColor="text1"/>
+          <w:sz w:val="28"/>
+        </w:rPr>
+        <w:t>{{</w:t>
+      </w:r>
+      <w:r>
+        <w:rPr>
+          <w:rFonts w:ascii="TH SarabunPSK" w:hAnsi="TH SarabunPSK" w:cs="TH SarabunPSK"/>
+          <w:color w:val="000000" w:themeColor="text1"/>
+          <w:sz w:val="28"/>
+        </w:rPr>
+        <w:t xml:space="preserve">r </w:t>
+      </w:r>
+      <w:r>
+        <w:rPr>
+          <w:rFonts w:ascii="TH SarabunPSK" w:hAnsi="TH SarabunPSK" w:cs="TH SarabunPSK"/>
+          <w:color w:val="000000" w:themeColor="text1"/>
+          <w:sz w:val="28"/>
+        </w:rPr>
+        <w:t>Quotation_id</w:t>
+      </w:r>
+      <w:r>
+        <w:rPr>
+          <w:rFonts w:ascii="TH SarabunPSK" w:hAnsi="TH SarabunPSK" w:cs="TH SarabunPSK"/>
+          <w:color w:val="000000" w:themeColor="text1"/>
+          <w:sz w:val="28"/>
         </w:rPr>
         <w:t xml:space="preserve"> </w:t>
       </w:r>
       <w:r>
         <w:rPr>
-          <w:rFonts w:ascii="TH SarabunPSK" w:hAnsi="TH SarabunPSK" w:cs="TH SarabunPSK" w:hint="cs"/>
+          <w:rFonts w:ascii="TH SarabunPSK" w:hAnsi="TH SarabunPSK" w:cs="TH SarabunPSK"/>
+          <w:color w:val="000000" w:themeColor="text1"/>
+          <w:sz w:val="28"/>
+        </w:rPr>
+        <w:t>}}</w:t>
+      </w:r>
+      <w:r>
+        <w:rPr>
+          <w:rFonts w:ascii="TH SarabunPSK" w:hAnsi="TH SarabunPSK" w:cs="TH SarabunPSK" w:hint="cs"/>
+          <w:color w:val="000000" w:themeColor="text1"/>
+          <w:sz w:val="28"/>
+          <w:cs/>
+        </w:rPr>
+        <w:t xml:space="preserve"> </w:t>
+      </w:r>
+      <w:r>
+        <w:rPr>
+          <w:rFonts w:ascii="TH SarabunPSK" w:hAnsi="TH SarabunPSK" w:cs="TH SarabunPSK" w:hint="cs"/>
+          <w:color w:val="000000" w:themeColor="text1"/>
+          <w:sz w:val="28"/>
+          <w:cs/>
+        </w:rPr>
+        <w:t>ลงวันที่</w:t>
+      </w:r>
+      <w:r>
+        <w:rPr>
+          <w:rFonts w:ascii="TH SarabunPSK" w:hAnsi="TH SarabunPSK" w:cs="TH SarabunPSK" w:hint="cs"/>
+          <w:color w:val="000000" w:themeColor="text1"/>
+          <w:sz w:val="28"/>
+          <w:cs/>
+        </w:rPr>
+        <w:t xml:space="preserve"> </w:t>
+      </w:r>
+      <w:r>
+        <w:rPr>
+          <w:rFonts w:ascii="TH SarabunPSK" w:hAnsi="TH SarabunPSK" w:cs="TH SarabunPSK"/>
           <w:color w:val="000000" w:themeColor="text1"/>
           <w:sz w:val="28"/>
         </w:rPr>
         <w:t>{{</w:t>
       </w:r>
-      <w:proofErr w:type="spellStart"/>
-      <w:r>
-        <w:rPr>
-          <w:rFonts w:ascii="TH SarabunPSK" w:hAnsi="TH SarabunPSK" w:cs="TH SarabunPSK" w:hint="cs"/>
-          <w:color w:val="000000" w:themeColor="text1"/>
-          <w:sz w:val="28"/>
-        </w:rPr>
-        <w:t>Quotation_id</w:t>
-      </w:r>
-      <w:proofErr w:type="spellEnd"/>
-      <w:r>
-        <w:rPr>
-          <w:rFonts w:ascii="TH SarabunPSK" w:hAnsi="TH SarabunPSK" w:cs="TH SarabunPSK" w:hint="cs"/>
+      <w:r>
+        <w:rPr>
+          <w:rFonts w:ascii="TH SarabunPSK" w:hAnsi="TH SarabunPSK" w:cs="TH SarabunPSK"/>
+          <w:color w:val="000000" w:themeColor="text1"/>
+          <w:sz w:val="28"/>
+        </w:rPr>
+        <w:t xml:space="preserve">r </w:t>
+      </w:r>
+      <w:r>
+        <w:rPr>
+          <w:rFonts w:ascii="TH SarabunPSK" w:hAnsi="TH SarabunPSK" w:cs="TH SarabunPSK"/>
+          <w:color w:val="000000" w:themeColor="text1"/>
+          <w:sz w:val="28"/>
+        </w:rPr>
+        <w:t>Quotation_date</w:t>
+      </w:r>
+      <w:r>
+        <w:rPr>
+          <w:rFonts w:ascii="TH SarabunPSK" w:hAnsi="TH SarabunPSK" w:cs="TH SarabunPSK"/>
+          <w:color w:val="000000" w:themeColor="text1"/>
+          <w:sz w:val="28"/>
+        </w:rPr>
+        <w:t xml:space="preserve"> </w:t>
+      </w:r>
+      <w:r>
+        <w:rPr>
+          <w:rFonts w:ascii="TH SarabunPSK" w:hAnsi="TH SarabunPSK" w:cs="TH SarabunPSK"/>
           <w:color w:val="000000" w:themeColor="text1"/>
           <w:sz w:val="28"/>
         </w:rPr>
         <w:t>}}</w:t>
-      </w:r>
-      <w:r>
-        <w:rPr>
-          <w:rFonts w:ascii="TH SarabunPSK" w:hAnsi="TH SarabunPSK" w:cs="TH SarabunPSK" w:hint="cs"/>
-          <w:color w:val="000000" w:themeColor="text1"/>
-          <w:sz w:val="28"/>
-          <w:cs/>
-        </w:rPr>
-        <w:t xml:space="preserve"> </w:t>
-      </w:r>
-      <w:r>
-        <w:rPr>
-          <w:rFonts w:ascii="TH SarabunPSK" w:hAnsi="TH SarabunPSK" w:cs="TH SarabunPSK" w:hint="cs"/>
-          <w:color w:val="000000" w:themeColor="text1"/>
-          <w:sz w:val="28"/>
-          <w:cs/>
-        </w:rPr>
-        <w:t>ลงวันที่</w:t>
-      </w:r>
-      <w:r>
-        <w:rPr>
-          <w:rFonts w:ascii="TH SarabunPSK" w:hAnsi="TH SarabunPSK" w:cs="TH SarabunPSK" w:hint="cs"/>
-          <w:color w:val="000000" w:themeColor="text1"/>
-          <w:sz w:val="28"/>
-          <w:cs/>
-        </w:rPr>
-        <w:t xml:space="preserve"> </w:t>
-      </w:r>
-      <w:r>
-        <w:rPr>
-          <w:rFonts w:ascii="TH SarabunPSK" w:hAnsi="TH SarabunPSK" w:cs="TH SarabunPSK" w:hint="cs"/>
-          <w:color w:val="000000" w:themeColor="text1"/>
-          <w:sz w:val="28"/>
-        </w:rPr>
-        <w:t>{{</w:t>
-      </w:r>
-      <w:proofErr w:type="spellStart"/>
-      <w:r>
-        <w:rPr>
-          <w:rFonts w:ascii="TH SarabunPSK" w:hAnsi="TH SarabunPSK" w:cs="TH SarabunPSK" w:hint="cs"/>
-          <w:color w:val="000000" w:themeColor="text1"/>
-          <w:sz w:val="28"/>
-        </w:rPr>
-        <w:t>Quotation_date</w:t>
-      </w:r>
-      <w:proofErr w:type="spellEnd"/>
-      <w:r>
-        <w:rPr>
-          <w:rFonts w:ascii="TH SarabunPSK" w:hAnsi="TH SarabunPSK" w:cs="TH SarabunPSK" w:hint="cs"/>
-          <w:color w:val="000000" w:themeColor="text1"/>
-          <w:sz w:val="28"/>
-        </w:rPr>
-        <w:t>}}</w:t>
-      </w:r>
-      <w:r>
-        <w:rPr>
-          <w:rFonts w:ascii="TH SarabunPSK" w:hAnsi="TH SarabunPSK" w:cs="TH SarabunPSK" w:hint="cs"/>
-          <w:color w:val="000000" w:themeColor="text1"/>
-          <w:sz w:val="28"/>
-          <w:cs/>
-        </w:rPr>
-        <w:t xml:space="preserve"> (</w:t>
-      </w:r>
-      <w:r>
-        <w:rPr>
-          <w:rFonts w:ascii="TH SarabunPSK" w:hAnsi="TH SarabunPSK" w:cs="TH SarabunPSK" w:hint="cs"/>
-          <w:b/>
-          <w:bCs/>
-          <w:color w:val="000000" w:themeColor="text1"/>
-          <w:sz w:val="28"/>
-        </w:rPr>
-        <w:t>“</w:t>
-      </w:r>
-      <w:r>
-        <w:rPr>
-          <w:rFonts w:ascii="TH SarabunPSK" w:hAnsi="TH SarabunPSK" w:cs="TH SarabunPSK" w:hint="cs"/>
-          <w:b/>
-          <w:bCs/>
-          <w:color w:val="000000" w:themeColor="text1"/>
-          <w:sz w:val="28"/>
-          <w:cs/>
-        </w:rPr>
-        <w:t>ใบเสนอราคาฯ</w:t>
-      </w:r>
-      <w:r>
-        <w:rPr>
-          <w:rFonts w:ascii="TH SarabunPSK" w:hAnsi="TH SarabunPSK" w:cs="TH SarabunPSK" w:hint="cs"/>
-          <w:b/>
-          <w:bCs/>
-          <w:color w:val="000000" w:themeColor="text1"/>
-          <w:sz w:val="28"/>
-        </w:rPr>
-        <w:t>”</w:t>
-      </w:r>
-      <w:r>
-        <w:rPr>
-          <w:rFonts w:ascii="TH SarabunPSK" w:hAnsi="TH SarabunPSK" w:cs="TH SarabunPSK" w:hint="cs"/>
-          <w:color w:val="000000" w:themeColor="text1"/>
-          <w:sz w:val="28"/>
-          <w:cs/>
-        </w:rPr>
-        <w:t>)</w:t>
       </w:r>
     </w:p>
     <w:p>
@@ -7996,6 +8298,75 @@
         <w:ind w:left="851" w:hanging="284"/>
         <w:rPr>
           <w:rFonts w:ascii="TH SarabunPSK" w:hAnsi="TH SarabunPSK" w:cs="TH SarabunPSK"/>
+          <w:color w:val="000000" w:themeColor="text1"/>
+          <w:sz w:val="28"/>
+        </w:rPr>
+      </w:pPr>
+      <w:r>
+        <w:rPr>
+          <w:rFonts w:ascii="TH SarabunPSK" w:hAnsi="TH SarabunPSK" w:cs="TH SarabunPSK"/>
+          <w:color w:val="000000" w:themeColor="text1"/>
+          <w:sz w:val="28"/>
+        </w:rPr>
+        <w:t xml:space="preserve"> </w:t>
+      </w:r>
+      <w:r>
+        <w:rPr>
+          <w:rFonts w:ascii="TH SarabunPSK" w:hAnsi="TH SarabunPSK" w:cs="TH SarabunPSK" w:hint="cs"/>
+          <w:color w:val="000000" w:themeColor="text1"/>
+          <w:sz w:val="28"/>
+          <w:cs/>
+        </w:rPr>
+        <w:t>(</w:t>
+      </w:r>
+      <w:r>
+        <w:rPr>
+          <w:rFonts w:ascii="TH SarabunPSK" w:hAnsi="TH SarabunPSK" w:cs="TH SarabunPSK" w:hint="cs"/>
+          <w:b/>
+          <w:bCs/>
+          <w:color w:val="000000" w:themeColor="text1"/>
+          <w:sz w:val="28"/>
+        </w:rPr>
+        <w:t>“</w:t>
+      </w:r>
+      <w:r>
+        <w:rPr>
+          <w:rFonts w:ascii="TH SarabunPSK" w:hAnsi="TH SarabunPSK" w:cs="TH SarabunPSK" w:hint="cs"/>
+          <w:b/>
+          <w:bCs/>
+          <w:color w:val="000000" w:themeColor="text1"/>
+          <w:sz w:val="28"/>
+          <w:cs/>
+        </w:rPr>
+        <w:t>ใบเสนอราคาฯ</w:t>
+      </w:r>
+      <w:r>
+        <w:rPr>
+          <w:rFonts w:ascii="TH SarabunPSK" w:hAnsi="TH SarabunPSK" w:cs="TH SarabunPSK" w:hint="cs"/>
+          <w:b/>
+          <w:bCs/>
+          <w:color w:val="000000" w:themeColor="text1"/>
+          <w:sz w:val="28"/>
+        </w:rPr>
+        <w:t>”</w:t>
+      </w:r>
+      <w:r>
+        <w:rPr>
+          <w:rFonts w:ascii="TH SarabunPSK" w:hAnsi="TH SarabunPSK" w:cs="TH SarabunPSK" w:hint="cs"/>
+          <w:color w:val="000000" w:themeColor="text1"/>
+          <w:sz w:val="28"/>
+          <w:cs/>
+        </w:rPr>
+        <w:t>)</w:t>
+      </w:r>
+    </w:p>
+    <w:p>
+      <w:pPr>
+        <w:pStyle w:val="ListParagraph"/>
+        <w:spacing w:before="120" w:after="120"/>
+        <w:ind w:left="851" w:hanging="284"/>
+        <w:rPr>
+          <w:rFonts w:ascii="TH SarabunPSK" w:hAnsi="TH SarabunPSK" w:cs="TH SarabunPSK"/>
           <w:color w:val="EE0000"/>
           <w:sz w:val="28"/>
           <w:cs/>
@@ -8046,25 +8417,34 @@
       <w:r>
         <w:rPr>
           <w:rFonts w:ascii="TH SarabunPSK" w:hAnsi="TH SarabunPSK" w:cs="TH SarabunPSK" w:hint="cs"/>
-          <w:color w:val="EE0000"/>
           <w:sz w:val="28"/>
         </w:rPr>
         <w:t>{{</w:t>
       </w:r>
-      <w:proofErr w:type="spellStart"/>
-      <w:r>
-        <w:rPr>
-          <w:rFonts w:ascii="TH SarabunPSK" w:hAnsi="TH SarabunPSK" w:cs="TH SarabunPSK" w:hint="cs"/>
-          <w:color w:val="EE0000"/>
+      <w:r>
+        <w:rPr>
+          <w:rFonts w:ascii="TH SarabunPSK" w:hAnsi="TH SarabunPSK" w:cs="TH SarabunPSK"/>
+          <w:sz w:val="28"/>
+        </w:rPr>
+        <w:t xml:space="preserve">r </w:t>
+      </w:r>
+      <w:r>
+        <w:rPr>
+          <w:rFonts w:ascii="TH SarabunPSK" w:hAnsi="TH SarabunPSK" w:cs="TH SarabunPSK" w:hint="cs"/>
           <w:sz w:val="28"/>
         </w:rPr>
         <w:t>Subsidiaries_attachment_status</w:t>
       </w:r>
-      <w:proofErr w:type="spellEnd"/>
-      <w:r>
-        <w:rPr>
-          <w:rFonts w:ascii="TH SarabunPSK" w:hAnsi="TH SarabunPSK" w:cs="TH SarabunPSK" w:hint="cs"/>
-          <w:color w:val="EE0000"/>
+      <w:r>
+        <w:rPr>
+          <w:rFonts w:ascii="TH SarabunPSK" w:hAnsi="TH SarabunPSK" w:cs="TH SarabunPSK"/>
+          <w:sz w:val="28"/>
+        </w:rPr>
+        <w:t xml:space="preserve"> </w:t>
+      </w:r>
+      <w:r>
+        <w:rPr>
+          <w:rFonts w:ascii="TH SarabunPSK" w:hAnsi="TH SarabunPSK" w:cs="TH SarabunPSK" w:hint="cs"/>
           <w:sz w:val="28"/>
         </w:rPr>
         <w:t>}}</w:t>
@@ -8144,6 +8524,7 @@
           <w:sz w:val="28"/>
           <w:cs/>
         </w:rPr>
+        <w:lastRenderedPageBreak/>
         <w:t>สัญญานี้ทำขึ้นเป็นสองฉบับ โดยมีข้อความถูกต้องตรงกัน และคู่สัญญาทั้งสองฝ่ายได้อ่านและเข้าใจเนื้อหาของสัญญาเป็นอย่างดี พร้อมทั้งยืนยันว่าข้อความในสัญญาดังกล่าวตรงตามความประสงค์ของทั้งสองฝ่าย จึงได้ตกลงลงลายมือชื่ออิเล็กทรอนิกส์ในสัญญาฉบับนี้ผ่านทางช่องทางอีเมลที่ได้ระบุไว้</w:t>
       </w:r>
       <w:r>
@@ -8276,7 +8657,6 @@
                 <w:sz w:val="28"/>
                 <w:cs/>
               </w:rPr>
-              <w:lastRenderedPageBreak/>
               <w:t>บริษัท ....................................</w:t>
             </w:r>
           </w:p>
@@ -8312,7 +8692,6 @@
                 <w:bdr w:val="nil"/>
                 <w:cs/>
               </w:rPr>
-              <w:lastRenderedPageBreak/>
               <w:t>ฝ่ายผู้อนุญาต</w:t>
             </w:r>
           </w:p>
@@ -8331,26 +8710,7 @@
                 <w:sz w:val="28"/>
                 <w:cs/>
               </w:rPr>
-              <w:lastRenderedPageBreak/>
-              <w:t>บริษัท แมงโก้ คอน</w:t>
-            </w:r>
-            <w:proofErr w:type="spellStart"/>
-            <w:r>
-              <w:rPr>
-                <w:rFonts w:ascii="TH SarabunPSK" w:hAnsi="TH SarabunPSK" w:cs="TH SarabunPSK" w:hint="cs"/>
-                <w:sz w:val="28"/>
-                <w:cs/>
-              </w:rPr>
-              <w:t>ซัลแต</w:t>
-            </w:r>
-            <w:proofErr w:type="spellEnd"/>
-            <w:r>
-              <w:rPr>
-                <w:rFonts w:ascii="TH SarabunPSK" w:hAnsi="TH SarabunPSK" w:cs="TH SarabunPSK" w:hint="cs"/>
-                <w:sz w:val="28"/>
-                <w:cs/>
-              </w:rPr>
-              <w:t>นท์ จำกัด</w:t>
+              <w:t>บริษัท แมงโก้ คอนซัลแตนท์ จำกัด</w:t>
             </w:r>
           </w:p>
         </w:tc>
@@ -8502,43 +8862,7 @@
                 <w:sz w:val="28"/>
                 <w:cs/>
               </w:rPr>
-              <w:t>นายกันตพง</w:t>
-            </w:r>
-            <w:proofErr w:type="spellStart"/>
-            <w:r>
-              <w:rPr>
-                <w:rFonts w:ascii="TH SarabunPSK" w:hAnsi="TH SarabunPSK" w:cs="TH SarabunPSK" w:hint="cs"/>
-                <w:sz w:val="28"/>
-                <w:cs/>
-              </w:rPr>
-              <w:t>ษ์</w:t>
-            </w:r>
-            <w:proofErr w:type="spellEnd"/>
-            <w:r>
-              <w:rPr>
-                <w:rFonts w:ascii="TH SarabunPSK" w:hAnsi="TH SarabunPSK" w:cs="TH SarabunPSK" w:hint="cs"/>
-                <w:sz w:val="28"/>
-                <w:cs/>
-              </w:rPr>
-              <w:t xml:space="preserve"> </w:t>
-            </w:r>
-            <w:proofErr w:type="spellStart"/>
-            <w:r>
-              <w:rPr>
-                <w:rFonts w:ascii="TH SarabunPSK" w:hAnsi="TH SarabunPSK" w:cs="TH SarabunPSK" w:hint="cs"/>
-                <w:sz w:val="28"/>
-                <w:cs/>
-              </w:rPr>
-              <w:t>ฮวดอุปัต</w:t>
-            </w:r>
-            <w:proofErr w:type="spellEnd"/>
-            <w:r>
-              <w:rPr>
-                <w:rFonts w:ascii="TH SarabunPSK" w:hAnsi="TH SarabunPSK" w:cs="TH SarabunPSK" w:hint="cs"/>
-                <w:sz w:val="28"/>
-                <w:cs/>
-              </w:rPr>
-              <w:t>)</w:t>
+              <w:t>นายกันตพงษ์ ฮวดอุปัต)</w:t>
             </w:r>
           </w:p>
           <w:p>
@@ -8757,25 +9081,7 @@
                 <w:sz w:val="28"/>
                 <w:cs/>
               </w:rPr>
-              <w:t>นาย</w:t>
-            </w:r>
-            <w:proofErr w:type="spellStart"/>
-            <w:r>
-              <w:rPr>
-                <w:rFonts w:ascii="TH SarabunPSK" w:hAnsi="TH SarabunPSK" w:cs="TH SarabunPSK" w:hint="cs"/>
-                <w:sz w:val="28"/>
-                <w:cs/>
-              </w:rPr>
-              <w:t>สุร</w:t>
-            </w:r>
-            <w:proofErr w:type="spellEnd"/>
-            <w:r>
-              <w:rPr>
-                <w:rFonts w:ascii="TH SarabunPSK" w:hAnsi="TH SarabunPSK" w:cs="TH SarabunPSK" w:hint="cs"/>
-                <w:sz w:val="28"/>
-                <w:cs/>
-              </w:rPr>
-              <w:t>เดช เพิ่มพูนโภคอนันต์)</w:t>
+              <w:t>นายสุรเดช เพิ่มพูนโภคอนันต์)</w:t>
             </w:r>
           </w:p>
           <w:p>
@@ -9409,31 +9715,7 @@
         <w:szCs w:val="24"/>
         <w:cs/>
       </w:rPr>
-      <w:t>บริษัท แมงโก้ คอน</w:t>
-    </w:r>
-    <w:proofErr w:type="spellStart"/>
-    <w:r>
-      <w:rPr>
-        <w:rFonts w:asciiTheme="minorBidi" w:hAnsiTheme="minorBidi"/>
-        <w:b/>
-        <w:bCs/>
-        <w:sz w:val="24"/>
-        <w:szCs w:val="24"/>
-        <w:cs/>
-      </w:rPr>
-      <w:t>ซัลแต</w:t>
-    </w:r>
-    <w:proofErr w:type="spellEnd"/>
-    <w:r>
-      <w:rPr>
-        <w:rFonts w:asciiTheme="minorBidi" w:hAnsiTheme="minorBidi"/>
-        <w:b/>
-        <w:bCs/>
-        <w:sz w:val="24"/>
-        <w:szCs w:val="24"/>
-        <w:cs/>
-      </w:rPr>
-      <w:t xml:space="preserve">นท์ จำกัด </w:t>
+      <w:t xml:space="preserve">บริษัท แมงโก้ คอนซัลแตนท์ จำกัด </w:t>
     </w:r>
     <w:r>
       <w:rPr>
@@ -9478,9 +9760,16 @@
         <w:szCs w:val="20"/>
         <w:cs/>
       </w:rPr>
-      <w:t>อาคารรสา ทาว</w:t>
+      <w:t xml:space="preserve">อาคารรสา ทาวเวอร์ </w:t>
     </w:r>
-    <w:proofErr w:type="spellStart"/>
+    <w:r>
+      <w:rPr>
+        <w:rFonts w:asciiTheme="minorBidi" w:hAnsiTheme="minorBidi"/>
+        <w:sz w:val="20"/>
+        <w:szCs w:val="20"/>
+      </w:rPr>
+      <w:t xml:space="preserve">1 </w:t>
+    </w:r>
     <w:r>
       <w:rPr>
         <w:rFonts w:asciiTheme="minorBidi" w:hAnsiTheme="minorBidi"/>
@@ -9488,54 +9777,7 @@
         <w:szCs w:val="20"/>
         <w:cs/>
       </w:rPr>
-      <w:t>เวอร์</w:t>
-    </w:r>
-    <w:proofErr w:type="spellEnd"/>
-    <w:r>
-      <w:rPr>
-        <w:rFonts w:asciiTheme="minorBidi" w:hAnsiTheme="minorBidi"/>
-        <w:sz w:val="20"/>
-        <w:szCs w:val="20"/>
-        <w:cs/>
-      </w:rPr>
-      <w:t xml:space="preserve"> </w:t>
-    </w:r>
-    <w:r>
-      <w:rPr>
-        <w:rFonts w:asciiTheme="minorBidi" w:hAnsiTheme="minorBidi"/>
-        <w:sz w:val="20"/>
-        <w:szCs w:val="20"/>
-      </w:rPr>
-      <w:t xml:space="preserve">1 </w:t>
-    </w:r>
-    <w:r>
-      <w:rPr>
-        <w:rFonts w:asciiTheme="minorBidi" w:hAnsiTheme="minorBidi"/>
-        <w:sz w:val="20"/>
-        <w:szCs w:val="20"/>
-        <w:cs/>
-      </w:rPr>
-      <w:t>ยู</w:t>
-    </w:r>
-    <w:proofErr w:type="spellStart"/>
-    <w:r>
-      <w:rPr>
-        <w:rFonts w:asciiTheme="minorBidi" w:hAnsiTheme="minorBidi"/>
-        <w:sz w:val="20"/>
-        <w:szCs w:val="20"/>
-        <w:cs/>
-      </w:rPr>
-      <w:t>นิต</w:t>
-    </w:r>
-    <w:proofErr w:type="spellEnd"/>
-    <w:r>
-      <w:rPr>
-        <w:rFonts w:asciiTheme="minorBidi" w:hAnsiTheme="minorBidi"/>
-        <w:sz w:val="20"/>
-        <w:szCs w:val="20"/>
-        <w:cs/>
-      </w:rPr>
-      <w:t xml:space="preserve"> </w:t>
+      <w:t xml:space="preserve">ยูนิต </w:t>
     </w:r>
     <w:r>
       <w:rPr>

--- a/template_สัญญาเช่า.docx
+++ b/template_สัญญาเช่า.docx
@@ -336,7 +336,31 @@
           <w:cs/>
           <w14:ligatures w14:val="none"/>
         </w:rPr>
-        <w:t>ทำที่ บริษัท แมงโก้ คอนซัลแตนท์ จำกัด</w:t>
+        <w:t>ทำที่ บริษัท แมงโก้ คอน</w:t>
+      </w:r>
+      <w:proofErr w:type="spellStart"/>
+      <w:r>
+        <w:rPr>
+          <w:rFonts w:ascii="TH SarabunPSK" w:eastAsia="Times New Roman" w:hAnsi="TH SarabunPSK" w:cs="TH SarabunPSK" w:hint="cs"/>
+          <w:color w:val="000000" w:themeColor="text1"/>
+          <w:kern w:val="0"/>
+          <w:sz w:val="28"/>
+          <w:cs/>
+          <w14:ligatures w14:val="none"/>
+        </w:rPr>
+        <w:t>ซัลแต</w:t>
+      </w:r>
+      <w:proofErr w:type="spellEnd"/>
+      <w:r>
+        <w:rPr>
+          <w:rFonts w:ascii="TH SarabunPSK" w:eastAsia="Times New Roman" w:hAnsi="TH SarabunPSK" w:cs="TH SarabunPSK" w:hint="cs"/>
+          <w:color w:val="000000" w:themeColor="text1"/>
+          <w:kern w:val="0"/>
+          <w:sz w:val="28"/>
+          <w:cs/>
+          <w14:ligatures w14:val="none"/>
+        </w:rPr>
+        <w:t>นท์ จำกัด</w:t>
       </w:r>
     </w:p>
     <w:p>
@@ -371,7 +395,31 @@
           <w:cs/>
           <w14:ligatures w14:val="none"/>
         </w:rPr>
-        <w:t xml:space="preserve">แมงโก้ คอนซัลแตนท์ จำกัด ทะเบียนบริษัทเลขที่ </w:t>
+        <w:t>แมงโก้ คอน</w:t>
+      </w:r>
+      <w:proofErr w:type="spellStart"/>
+      <w:r>
+        <w:rPr>
+          <w:rFonts w:ascii="TH SarabunPSK" w:eastAsia="Times New Roman" w:hAnsi="TH SarabunPSK" w:cs="TH SarabunPSK" w:hint="cs"/>
+          <w:color w:val="000000" w:themeColor="text1"/>
+          <w:kern w:val="0"/>
+          <w:sz w:val="28"/>
+          <w:cs/>
+          <w14:ligatures w14:val="none"/>
+        </w:rPr>
+        <w:t>ซัลแต</w:t>
+      </w:r>
+      <w:proofErr w:type="spellEnd"/>
+      <w:r>
+        <w:rPr>
+          <w:rFonts w:ascii="TH SarabunPSK" w:eastAsia="Times New Roman" w:hAnsi="TH SarabunPSK" w:cs="TH SarabunPSK" w:hint="cs"/>
+          <w:color w:val="000000" w:themeColor="text1"/>
+          <w:kern w:val="0"/>
+          <w:sz w:val="28"/>
+          <w:cs/>
+          <w14:ligatures w14:val="none"/>
+        </w:rPr>
+        <w:t xml:space="preserve">นท์ จำกัด ทะเบียนบริษัทเลขที่ </w:t>
       </w:r>
       <w:r>
         <w:rPr>
@@ -401,8 +449,9 @@
           <w:cs/>
           <w14:ligatures w14:val="none"/>
         </w:rPr>
-        <w:t>โดย นายกันตพงษ์ ฮวดอุปัต และนายสุรเดช เพิ่มพูนโภคอนันต์ กรรมการผู้มีอำนาจลงนามผูกพันบริษัท สำ</w:t>
-      </w:r>
+        <w:t>โดย นายกันตพง</w:t>
+      </w:r>
+      <w:proofErr w:type="spellStart"/>
       <w:r>
         <w:rPr>
           <w:rFonts w:ascii="TH SarabunPSK" w:eastAsia="Times New Roman" w:hAnsi="TH SarabunPSK" w:cs="TH SarabunPSK" w:hint="cs"/>
@@ -412,6 +461,77 @@
           <w:cs/>
           <w14:ligatures w14:val="none"/>
         </w:rPr>
+        <w:t>ษ์</w:t>
+      </w:r>
+      <w:proofErr w:type="spellEnd"/>
+      <w:r>
+        <w:rPr>
+          <w:rFonts w:ascii="TH SarabunPSK" w:eastAsia="Times New Roman" w:hAnsi="TH SarabunPSK" w:cs="TH SarabunPSK" w:hint="cs"/>
+          <w:color w:val="000000" w:themeColor="text1"/>
+          <w:kern w:val="0"/>
+          <w:sz w:val="28"/>
+          <w:cs/>
+          <w14:ligatures w14:val="none"/>
+        </w:rPr>
+        <w:t xml:space="preserve"> </w:t>
+      </w:r>
+      <w:proofErr w:type="spellStart"/>
+      <w:r>
+        <w:rPr>
+          <w:rFonts w:ascii="TH SarabunPSK" w:eastAsia="Times New Roman" w:hAnsi="TH SarabunPSK" w:cs="TH SarabunPSK" w:hint="cs"/>
+          <w:color w:val="000000" w:themeColor="text1"/>
+          <w:kern w:val="0"/>
+          <w:sz w:val="28"/>
+          <w:cs/>
+          <w14:ligatures w14:val="none"/>
+        </w:rPr>
+        <w:t>ฮวดอุปัต</w:t>
+      </w:r>
+      <w:proofErr w:type="spellEnd"/>
+      <w:r>
+        <w:rPr>
+          <w:rFonts w:ascii="TH SarabunPSK" w:eastAsia="Times New Roman" w:hAnsi="TH SarabunPSK" w:cs="TH SarabunPSK" w:hint="cs"/>
+          <w:color w:val="000000" w:themeColor="text1"/>
+          <w:kern w:val="0"/>
+          <w:sz w:val="28"/>
+          <w:cs/>
+          <w14:ligatures w14:val="none"/>
+        </w:rPr>
+        <w:t xml:space="preserve"> และนาย</w:t>
+      </w:r>
+      <w:proofErr w:type="spellStart"/>
+      <w:r>
+        <w:rPr>
+          <w:rFonts w:ascii="TH SarabunPSK" w:eastAsia="Times New Roman" w:hAnsi="TH SarabunPSK" w:cs="TH SarabunPSK" w:hint="cs"/>
+          <w:color w:val="000000" w:themeColor="text1"/>
+          <w:kern w:val="0"/>
+          <w:sz w:val="28"/>
+          <w:cs/>
+          <w14:ligatures w14:val="none"/>
+        </w:rPr>
+        <w:t>สุร</w:t>
+      </w:r>
+      <w:proofErr w:type="spellEnd"/>
+      <w:r>
+        <w:rPr>
+          <w:rFonts w:ascii="TH SarabunPSK" w:eastAsia="Times New Roman" w:hAnsi="TH SarabunPSK" w:cs="TH SarabunPSK" w:hint="cs"/>
+          <w:color w:val="000000" w:themeColor="text1"/>
+          <w:kern w:val="0"/>
+          <w:sz w:val="28"/>
+          <w:cs/>
+          <w14:ligatures w14:val="none"/>
+        </w:rPr>
+        <w:t>เดช เพิ่มพูนโภคอนันต์ กรรมการผู้มีอำนาจลงนามผูกพันบริษัท สำ</w:t>
+      </w:r>
+      <w:r>
+        <w:rPr>
+          <w:rFonts w:ascii="TH SarabunPSK" w:eastAsia="Times New Roman" w:hAnsi="TH SarabunPSK" w:cs="TH SarabunPSK" w:hint="cs"/>
+          <w:color w:val="000000" w:themeColor="text1"/>
+          <w:kern w:val="0"/>
+          <w:sz w:val="28"/>
+          <w:cs/>
+          <w14:ligatures w14:val="none"/>
+        </w:rPr>
         <w:t>นักงานตั้งอยู่ที่</w:t>
       </w:r>
       <w:r>
@@ -421,7 +541,47 @@
           <w:sz w:val="28"/>
           <w:cs/>
         </w:rPr>
-        <w:t xml:space="preserve"> เลขที่ 555 อาคารรสา ทาวเวอร์ 1 ยูนิต 2304-1 ชั้น 23  ถนนพหลโยธิน แขวงจตุจักร เขตจตุจักร กรุงเทพมหานคร</w:t>
+        <w:t xml:space="preserve"> เลขที่ 555 อาคารรสา ทาว</w:t>
+      </w:r>
+      <w:proofErr w:type="spellStart"/>
+      <w:r>
+        <w:rPr>
+          <w:rFonts w:ascii="TH SarabunPSK" w:hAnsi="TH SarabunPSK" w:cs="TH SarabunPSK" w:hint="cs"/>
+          <w:color w:val="000000" w:themeColor="text1"/>
+          <w:sz w:val="28"/>
+          <w:cs/>
+        </w:rPr>
+        <w:t>เวอร์</w:t>
+      </w:r>
+      <w:proofErr w:type="spellEnd"/>
+      <w:r>
+        <w:rPr>
+          <w:rFonts w:ascii="TH SarabunPSK" w:hAnsi="TH SarabunPSK" w:cs="TH SarabunPSK" w:hint="cs"/>
+          <w:color w:val="000000" w:themeColor="text1"/>
+          <w:sz w:val="28"/>
+          <w:cs/>
+        </w:rPr>
+        <w:t xml:space="preserve"> 1 ยู</w:t>
+      </w:r>
+      <w:proofErr w:type="spellStart"/>
+      <w:r>
+        <w:rPr>
+          <w:rFonts w:ascii="TH SarabunPSK" w:hAnsi="TH SarabunPSK" w:cs="TH SarabunPSK" w:hint="cs"/>
+          <w:color w:val="000000" w:themeColor="text1"/>
+          <w:sz w:val="28"/>
+          <w:cs/>
+        </w:rPr>
+        <w:t>นิต</w:t>
+      </w:r>
+      <w:proofErr w:type="spellEnd"/>
+      <w:r>
+        <w:rPr>
+          <w:rFonts w:ascii="TH SarabunPSK" w:hAnsi="TH SarabunPSK" w:cs="TH SarabunPSK" w:hint="cs"/>
+          <w:color w:val="000000" w:themeColor="text1"/>
+          <w:sz w:val="28"/>
+          <w:cs/>
+        </w:rPr>
+        <w:t xml:space="preserve"> 2304-1 ชั้น 23  ถนนพหลโยธิน แขวงจตุจักร เขตจตุจักร กรุงเทพมหานคร</w:t>
       </w:r>
       <w:r>
         <w:rPr>
@@ -758,6 +918,7 @@
           <w:cs/>
         </w:rPr>
       </w:pPr>
+      <w:proofErr w:type="spellStart"/>
       <w:r>
         <w:rPr>
           <w:rFonts w:ascii="TH SarabunPSK" w:eastAsia="TH Sarabun PSK" w:hAnsi="TH SarabunPSK" w:cs="TH SarabunPSK" w:hint="cs"/>
@@ -766,6 +927,7 @@
         </w:rPr>
         <w:t>ตามที่</w:t>
       </w:r>
+      <w:proofErr w:type="spellEnd"/>
     </w:p>
     <w:p>
       <w:pPr>
@@ -842,6 +1004,7 @@
           <w:szCs w:val="22"/>
         </w:rPr>
       </w:pPr>
+      <w:proofErr w:type="spellStart"/>
       <w:r>
         <w:rPr>
           <w:rFonts w:ascii="TH SarabunPSK" w:eastAsia="TH Sarabun PSK" w:hAnsi="TH SarabunPSK" w:cs="TH SarabunPSK" w:hint="cs"/>
@@ -850,6 +1013,7 @@
         </w:rPr>
         <w:t>คู่สัญญาได้ตกลงในเงื่อนไขที่ระบุใน</w:t>
       </w:r>
+      <w:proofErr w:type="spellEnd"/>
       <w:r>
         <w:rPr>
           <w:rFonts w:ascii="TH SarabunPSK" w:eastAsia="TH Sarabun PSK" w:hAnsi="TH SarabunPSK" w:cs="TH SarabunPSK" w:hint="cs"/>
@@ -867,25 +1031,91 @@
           <w:color w:val="000000"/>
           <w:sz w:val="28"/>
         </w:rPr>
-        <w:t xml:space="preserve"> ซึ่งเป็นเอกสารแนบท้ายสัญญ</w:t>
-      </w:r>
+        <w:t xml:space="preserve"> </w:t>
+      </w:r>
+      <w:proofErr w:type="spellStart"/>
       <w:r>
         <w:rPr>
           <w:rFonts w:ascii="TH SarabunPSK" w:eastAsia="TH Sarabun PSK" w:hAnsi="TH SarabunPSK" w:cs="TH SarabunPSK" w:hint="cs"/>
           <w:color w:val="000000"/>
           <w:sz w:val="28"/>
-          <w:cs/>
-        </w:rPr>
-        <w:t>า</w:t>
-      </w:r>
+        </w:rPr>
+        <w:t>ซึ่งเป็นเอกสารแนบท้ายสัญญ</w:t>
+      </w:r>
+      <w:proofErr w:type="spellEnd"/>
       <w:r>
         <w:rPr>
           <w:rFonts w:ascii="TH SarabunPSK" w:eastAsia="TH Sarabun PSK" w:hAnsi="TH SarabunPSK" w:cs="TH SarabunPSK" w:hint="cs"/>
           <w:color w:val="000000"/>
           <w:sz w:val="28"/>
-        </w:rPr>
-        <w:t>หมายเลข 3 ซึ่งเป็นส่วนหนึ่งของข้อตกลง โดยมีรายละเอียดและข้อตกลง ดังต่อไปนี้</w:t>
-      </w:r>
+          <w:cs/>
+        </w:rPr>
+        <w:t>า</w:t>
+      </w:r>
+      <w:proofErr w:type="spellStart"/>
+      <w:r>
+        <w:rPr>
+          <w:rFonts w:ascii="TH SarabunPSK" w:eastAsia="TH Sarabun PSK" w:hAnsi="TH SarabunPSK" w:cs="TH SarabunPSK" w:hint="cs"/>
+          <w:color w:val="000000"/>
+          <w:sz w:val="28"/>
+        </w:rPr>
+        <w:t>หมายเลข</w:t>
+      </w:r>
+      <w:proofErr w:type="spellEnd"/>
+      <w:r>
+        <w:rPr>
+          <w:rFonts w:ascii="TH SarabunPSK" w:eastAsia="TH Sarabun PSK" w:hAnsi="TH SarabunPSK" w:cs="TH SarabunPSK" w:hint="cs"/>
+          <w:color w:val="000000"/>
+          <w:sz w:val="28"/>
+        </w:rPr>
+        <w:t xml:space="preserve"> 3 </w:t>
+      </w:r>
+      <w:proofErr w:type="spellStart"/>
+      <w:r>
+        <w:rPr>
+          <w:rFonts w:ascii="TH SarabunPSK" w:eastAsia="TH Sarabun PSK" w:hAnsi="TH SarabunPSK" w:cs="TH SarabunPSK" w:hint="cs"/>
+          <w:color w:val="000000"/>
+          <w:sz w:val="28"/>
+        </w:rPr>
+        <w:t>ซึ่งเป็นส่วนหนึ่งของข้อตกลง</w:t>
+      </w:r>
+      <w:proofErr w:type="spellEnd"/>
+      <w:r>
+        <w:rPr>
+          <w:rFonts w:ascii="TH SarabunPSK" w:eastAsia="TH Sarabun PSK" w:hAnsi="TH SarabunPSK" w:cs="TH SarabunPSK" w:hint="cs"/>
+          <w:color w:val="000000"/>
+          <w:sz w:val="28"/>
+        </w:rPr>
+        <w:t xml:space="preserve"> </w:t>
+      </w:r>
+      <w:proofErr w:type="spellStart"/>
+      <w:r>
+        <w:rPr>
+          <w:rFonts w:ascii="TH SarabunPSK" w:eastAsia="TH Sarabun PSK" w:hAnsi="TH SarabunPSK" w:cs="TH SarabunPSK" w:hint="cs"/>
+          <w:color w:val="000000"/>
+          <w:sz w:val="28"/>
+        </w:rPr>
+        <w:t>โดยมีรายละเอียดและข้อตกลง</w:t>
+      </w:r>
+      <w:proofErr w:type="spellEnd"/>
+      <w:r>
+        <w:rPr>
+          <w:rFonts w:ascii="TH SarabunPSK" w:eastAsia="TH Sarabun PSK" w:hAnsi="TH SarabunPSK" w:cs="TH SarabunPSK" w:hint="cs"/>
+          <w:color w:val="000000"/>
+          <w:sz w:val="28"/>
+        </w:rPr>
+        <w:t xml:space="preserve"> </w:t>
+      </w:r>
+      <w:proofErr w:type="spellStart"/>
+      <w:r>
+        <w:rPr>
+          <w:rFonts w:ascii="TH SarabunPSK" w:eastAsia="TH Sarabun PSK" w:hAnsi="TH SarabunPSK" w:cs="TH SarabunPSK" w:hint="cs"/>
+          <w:color w:val="000000"/>
+          <w:sz w:val="28"/>
+        </w:rPr>
+        <w:t>ดังต่อไปนี้</w:t>
+      </w:r>
+      <w:proofErr w:type="spellEnd"/>
     </w:p>
     <w:p>
       <w:pPr>
@@ -1969,6 +2199,7 @@
               </w:rPr>
               <w:t xml:space="preserve">r </w:t>
             </w:r>
+            <w:proofErr w:type="spellStart"/>
             <w:r>
               <w:rPr>
                 <w:rFonts w:ascii="TH SarabunPSK" w:hAnsi="TH SarabunPSK" w:cs="TH SarabunPSK" w:hint="cs"/>
@@ -1977,6 +2208,7 @@
               </w:rPr>
               <w:t>Software_product_name</w:t>
             </w:r>
+            <w:proofErr w:type="spellEnd"/>
             <w:r>
               <w:rPr>
                 <w:rFonts w:ascii="TH SarabunPSK" w:hAnsi="TH SarabunPSK" w:cs="TH SarabunPSK"/>
@@ -2097,13 +2329,23 @@
               </w:rPr>
               <w:t xml:space="preserve">r </w:t>
             </w:r>
+            <w:proofErr w:type="spellStart"/>
             <w:r>
               <w:rPr>
                 <w:rFonts w:ascii="TH SarabunPSK" w:hAnsi="TH SarabunPSK" w:cs="TH SarabunPSK" w:hint="cs"/>
                 <w:sz w:val="28"/>
               </w:rPr>
-              <w:t>Standard_modules_total</w:t>
-            </w:r>
+              <w:t>Standard_modules_</w:t>
+            </w:r>
+            <w:proofErr w:type="gramStart"/>
+            <w:r>
+              <w:rPr>
+                <w:rFonts w:ascii="TH SarabunPSK" w:hAnsi="TH SarabunPSK" w:cs="TH SarabunPSK" w:hint="cs"/>
+                <w:sz w:val="28"/>
+              </w:rPr>
+              <w:t>total</w:t>
+            </w:r>
+            <w:proofErr w:type="spellEnd"/>
             <w:r>
               <w:rPr>
                 <w:rFonts w:ascii="TH SarabunPSK" w:hAnsi="TH SarabunPSK" w:cs="TH SarabunPSK"/>
@@ -2116,7 +2358,15 @@
                 <w:rFonts w:ascii="TH SarabunPSK" w:hAnsi="TH SarabunPSK" w:cs="TH SarabunPSK" w:hint="cs"/>
                 <w:sz w:val="28"/>
               </w:rPr>
-              <w:t>}}</w:t>
+              <w:t>}</w:t>
+            </w:r>
+            <w:proofErr w:type="gramEnd"/>
+            <w:r>
+              <w:rPr>
+                <w:rFonts w:ascii="TH SarabunPSK" w:hAnsi="TH SarabunPSK" w:cs="TH SarabunPSK" w:hint="cs"/>
+                <w:sz w:val="28"/>
+              </w:rPr>
+              <w:t>}</w:t>
             </w:r>
             <w:r>
               <w:rPr>
@@ -2218,13 +2468,23 @@
               </w:rPr>
               <w:t xml:space="preserve">r </w:t>
             </w:r>
+            <w:proofErr w:type="spellStart"/>
             <w:r>
               <w:rPr>
                 <w:rFonts w:ascii="TH SarabunPSK" w:hAnsi="TH SarabunPSK" w:cs="TH SarabunPSK" w:hint="cs"/>
                 <w:sz w:val="28"/>
               </w:rPr>
-              <w:t>Total_users_count</w:t>
-            </w:r>
+              <w:t>Total_users_</w:t>
+            </w:r>
+            <w:proofErr w:type="gramStart"/>
+            <w:r>
+              <w:rPr>
+                <w:rFonts w:ascii="TH SarabunPSK" w:hAnsi="TH SarabunPSK" w:cs="TH SarabunPSK" w:hint="cs"/>
+                <w:sz w:val="28"/>
+              </w:rPr>
+              <w:t>count</w:t>
+            </w:r>
+            <w:proofErr w:type="spellEnd"/>
             <w:r>
               <w:rPr>
                 <w:rFonts w:ascii="TH SarabunPSK" w:hAnsi="TH SarabunPSK" w:cs="TH SarabunPSK"/>
@@ -2237,7 +2497,15 @@
                 <w:rFonts w:ascii="TH SarabunPSK" w:hAnsi="TH SarabunPSK" w:cs="TH SarabunPSK" w:hint="cs"/>
                 <w:sz w:val="28"/>
               </w:rPr>
-              <w:t>}}</w:t>
+              <w:t>}</w:t>
+            </w:r>
+            <w:proofErr w:type="gramEnd"/>
+            <w:r>
+              <w:rPr>
+                <w:rFonts w:ascii="TH SarabunPSK" w:hAnsi="TH SarabunPSK" w:cs="TH SarabunPSK" w:hint="cs"/>
+                <w:sz w:val="28"/>
+              </w:rPr>
+              <w:t>}</w:t>
             </w:r>
             <w:r>
               <w:rPr>
@@ -2343,13 +2611,23 @@
               </w:rPr>
               <w:t xml:space="preserve">r </w:t>
             </w:r>
+            <w:proofErr w:type="spellStart"/>
             <w:r>
               <w:rPr>
                 <w:rFonts w:ascii="TH SarabunPSK" w:hAnsi="TH SarabunPSK" w:cs="TH SarabunPSK" w:hint="cs"/>
                 <w:sz w:val="28"/>
               </w:rPr>
-              <w:t>Total_multi_company_count</w:t>
-            </w:r>
+              <w:t>Total_multi_company_</w:t>
+            </w:r>
+            <w:proofErr w:type="gramStart"/>
+            <w:r>
+              <w:rPr>
+                <w:rFonts w:ascii="TH SarabunPSK" w:hAnsi="TH SarabunPSK" w:cs="TH SarabunPSK" w:hint="cs"/>
+                <w:sz w:val="28"/>
+              </w:rPr>
+              <w:t>count</w:t>
+            </w:r>
+            <w:proofErr w:type="spellEnd"/>
             <w:r>
               <w:rPr>
                 <w:rFonts w:ascii="TH SarabunPSK" w:hAnsi="TH SarabunPSK" w:cs="TH SarabunPSK"/>
@@ -2362,7 +2640,15 @@
                 <w:rFonts w:ascii="TH SarabunPSK" w:hAnsi="TH SarabunPSK" w:cs="TH SarabunPSK" w:hint="cs"/>
                 <w:sz w:val="28"/>
               </w:rPr>
-              <w:t>}}</w:t>
+              <w:t>}</w:t>
+            </w:r>
+            <w:proofErr w:type="gramEnd"/>
+            <w:r>
+              <w:rPr>
+                <w:rFonts w:ascii="TH SarabunPSK" w:hAnsi="TH SarabunPSK" w:cs="TH SarabunPSK" w:hint="cs"/>
+                <w:sz w:val="28"/>
+              </w:rPr>
+              <w:t>}</w:t>
             </w:r>
             <w:r>
               <w:rPr>
@@ -2474,13 +2760,23 @@
               </w:rPr>
               <w:t xml:space="preserve">r </w:t>
             </w:r>
+            <w:proofErr w:type="spellStart"/>
             <w:r>
               <w:rPr>
                 <w:rFonts w:ascii="TH SarabunPSK" w:hAnsi="TH SarabunPSK" w:cs="TH SarabunPSK" w:hint="cs"/>
                 <w:sz w:val="28"/>
               </w:rPr>
-              <w:t>Total_optional_modules_count</w:t>
-            </w:r>
+              <w:t>Total_optional_modules_</w:t>
+            </w:r>
+            <w:proofErr w:type="gramStart"/>
+            <w:r>
+              <w:rPr>
+                <w:rFonts w:ascii="TH SarabunPSK" w:hAnsi="TH SarabunPSK" w:cs="TH SarabunPSK" w:hint="cs"/>
+                <w:sz w:val="28"/>
+              </w:rPr>
+              <w:t>count</w:t>
+            </w:r>
+            <w:proofErr w:type="spellEnd"/>
             <w:r>
               <w:rPr>
                 <w:rFonts w:ascii="TH SarabunPSK" w:hAnsi="TH SarabunPSK" w:cs="TH SarabunPSK"/>
@@ -2493,7 +2789,15 @@
                 <w:rFonts w:ascii="TH SarabunPSK" w:hAnsi="TH SarabunPSK" w:cs="TH SarabunPSK" w:hint="cs"/>
                 <w:sz w:val="28"/>
               </w:rPr>
-              <w:t>}}</w:t>
+              <w:t>}</w:t>
+            </w:r>
+            <w:proofErr w:type="gramEnd"/>
+            <w:r>
+              <w:rPr>
+                <w:rFonts w:ascii="TH SarabunPSK" w:hAnsi="TH SarabunPSK" w:cs="TH SarabunPSK" w:hint="cs"/>
+                <w:sz w:val="28"/>
+              </w:rPr>
+              <w:t>}</w:t>
             </w:r>
             <w:r>
               <w:rPr>
@@ -2538,11 +2842,11 @@
               <w:pStyle w:val="ListParagraph"/>
               <w:spacing w:before="120" w:after="120"/>
               <w:ind w:left="0"/>
-              <w:jc w:val="thaiDistribute"/>
               <w:rPr>
                 <w:rFonts w:ascii="TH SarabunPSK" w:hAnsi="TH SarabunPSK" w:cs="TH SarabunPSK"/>
                 <w:color w:val="000000" w:themeColor="text1"/>
                 <w:sz w:val="28"/>
+                <w:cs/>
               </w:rPr>
             </w:pPr>
             <w:r>
@@ -2551,6 +2855,15 @@
                 <w:cs/>
               </w:rPr>
               <w:t>ค่าบริการรายเดือน</w:t>
+            </w:r>
+            <w:r>
+              <w:rPr>
+                <w:rFonts w:ascii="TH SarabunPSK" w:hAnsi="TH SarabunPSK" w:cs="TH SarabunPSK" w:hint="cs"/>
+                <w:color w:val="000000" w:themeColor="text1"/>
+                <w:sz w:val="28"/>
+                <w:cs/>
+              </w:rPr>
+              <w:t>ทั้งหมด</w:t>
             </w:r>
           </w:p>
         </w:tc>
@@ -2585,6 +2898,7 @@
               </w:rPr>
               <w:t xml:space="preserve">r </w:t>
             </w:r>
+            <w:proofErr w:type="spellStart"/>
             <w:r>
               <w:rPr>
                 <w:rFonts w:ascii="TH SarabunPSK" w:hAnsi="TH SarabunPSK" w:cs="TH SarabunPSK" w:hint="cs"/>
@@ -2597,13 +2911,22 @@
                 <w:rFonts w:ascii="TH SarabunPSK" w:hAnsi="TH SarabunPSK" w:cs="TH SarabunPSK"/>
                 <w:sz w:val="28"/>
               </w:rPr>
-              <w:t>_price</w:t>
-            </w:r>
+              <w:t>_</w:t>
+            </w:r>
+            <w:proofErr w:type="gramStart"/>
             <w:r>
               <w:rPr>
                 <w:rFonts w:ascii="TH SarabunPSK" w:hAnsi="TH SarabunPSK" w:cs="TH SarabunPSK"/>
                 <w:sz w:val="28"/>
               </w:rPr>
+              <w:t>price</w:t>
+            </w:r>
+            <w:proofErr w:type="spellEnd"/>
+            <w:r>
+              <w:rPr>
+                <w:rFonts w:ascii="TH SarabunPSK" w:hAnsi="TH SarabunPSK" w:cs="TH SarabunPSK"/>
+                <w:sz w:val="28"/>
+              </w:rPr>
               <w:t xml:space="preserve"> </w:t>
             </w:r>
             <w:r>
@@ -2611,7 +2934,15 @@
                 <w:rFonts w:ascii="TH SarabunPSK" w:hAnsi="TH SarabunPSK" w:cs="TH SarabunPSK" w:hint="cs"/>
                 <w:sz w:val="28"/>
               </w:rPr>
-              <w:t>}}</w:t>
+              <w:t>}</w:t>
+            </w:r>
+            <w:proofErr w:type="gramEnd"/>
+            <w:r>
+              <w:rPr>
+                <w:rFonts w:ascii="TH SarabunPSK" w:hAnsi="TH SarabunPSK" w:cs="TH SarabunPSK" w:hint="cs"/>
+                <w:sz w:val="28"/>
+              </w:rPr>
+              <w:t>}</w:t>
             </w:r>
             <w:r>
               <w:rPr>
@@ -2652,6 +2983,7 @@
               </w:rPr>
               <w:t xml:space="preserve">r </w:t>
             </w:r>
+            <w:proofErr w:type="spellStart"/>
             <w:r>
               <w:rPr>
                 <w:rFonts w:ascii="TH SarabunPSK" w:hAnsi="TH SarabunPSK" w:cs="TH SarabunPSK" w:hint="cs"/>
@@ -2660,6 +2992,7 @@
               </w:rPr>
               <w:t>License_fee_month_text</w:t>
             </w:r>
+            <w:proofErr w:type="spellEnd"/>
             <w:r>
               <w:rPr>
                 <w:rFonts w:ascii="TH SarabunPSK" w:hAnsi="TH SarabunPSK" w:cs="TH SarabunPSK"/>
@@ -2690,7 +3023,6 @@
               <w:pStyle w:val="ListParagraph"/>
               <w:spacing w:before="120" w:after="120"/>
               <w:ind w:left="0"/>
-              <w:jc w:val="thaiDistribute"/>
               <w:rPr>
                 <w:rFonts w:ascii="TH SarabunPSK" w:hAnsi="TH SarabunPSK" w:cs="TH SarabunPSK"/>
                 <w:color w:val="000000" w:themeColor="text1"/>
@@ -2703,6 +3035,13 @@
                 <w:cs/>
               </w:rPr>
               <w:t>หรือ ค่าบริการรายปี</w:t>
+            </w:r>
+            <w:r>
+              <w:rPr>
+                <w:rFonts w:ascii="TH SarabunPSK" w:hAnsi="TH SarabunPSK" w:cs="TH SarabunPSK" w:hint="cs"/>
+                <w:cs/>
+              </w:rPr>
+              <w:t>ทั้งหมด</w:t>
             </w:r>
           </w:p>
         </w:tc>
@@ -2736,6 +3075,7 @@
               </w:rPr>
               <w:t xml:space="preserve">r </w:t>
             </w:r>
+            <w:proofErr w:type="spellStart"/>
             <w:r>
               <w:rPr>
                 <w:rFonts w:ascii="TH SarabunPSK" w:hAnsi="TH SarabunPSK" w:cs="TH SarabunPSK" w:hint="cs"/>
@@ -2743,6 +3083,7 @@
               </w:rPr>
               <w:t>License_fee_year_</w:t>
             </w:r>
+            <w:proofErr w:type="gramStart"/>
             <w:r>
               <w:rPr>
                 <w:rFonts w:ascii="TH SarabunPSK" w:hAnsi="TH SarabunPSK" w:cs="TH SarabunPSK"/>
@@ -2750,6 +3091,7 @@
               </w:rPr>
               <w:t>price</w:t>
             </w:r>
+            <w:proofErr w:type="spellEnd"/>
             <w:r>
               <w:rPr>
                 <w:rFonts w:ascii="TH SarabunPSK" w:hAnsi="TH SarabunPSK" w:cs="TH SarabunPSK"/>
@@ -2762,7 +3104,15 @@
                 <w:rFonts w:ascii="TH SarabunPSK" w:hAnsi="TH SarabunPSK" w:cs="TH SarabunPSK" w:hint="cs"/>
                 <w:sz w:val="28"/>
               </w:rPr>
-              <w:t>}}</w:t>
+              <w:t>}</w:t>
+            </w:r>
+            <w:proofErr w:type="gramEnd"/>
+            <w:r>
+              <w:rPr>
+                <w:rFonts w:ascii="TH SarabunPSK" w:hAnsi="TH SarabunPSK" w:cs="TH SarabunPSK" w:hint="cs"/>
+                <w:sz w:val="28"/>
+              </w:rPr>
+              <w:t>}</w:t>
             </w:r>
             <w:r>
               <w:rPr>
@@ -2803,6 +3153,7 @@
               </w:rPr>
               <w:t xml:space="preserve">r </w:t>
             </w:r>
+            <w:proofErr w:type="spellStart"/>
             <w:r>
               <w:rPr>
                 <w:rFonts w:ascii="TH SarabunPSK" w:hAnsi="TH SarabunPSK" w:cs="TH SarabunPSK" w:hint="cs"/>
@@ -2811,6 +3162,7 @@
               </w:rPr>
               <w:t>License_fee_year_text</w:t>
             </w:r>
+            <w:proofErr w:type="spellEnd"/>
             <w:r>
               <w:rPr>
                 <w:rFonts w:ascii="TH SarabunPSK" w:hAnsi="TH SarabunPSK" w:cs="TH SarabunPSK"/>
@@ -2875,13 +3227,13 @@
       </w:r>
       <w:r>
         <w:rPr>
-          <w:rFonts w:ascii="TH SarabunPSK" w:hAnsi="TH SarabunPSK" w:cs="TH SarabunPSK" w:hint="cs"/>
+          <w:rFonts w:ascii="TH SarabunPSK" w:hAnsi="TH SarabunPSK" w:cs="TH SarabunPSK"/>
           <w:b/>
           <w:bCs/>
           <w:color w:val="000000" w:themeColor="text1"/>
           <w:sz w:val="28"/>
         </w:rPr>
-        <w:t>2</w:t>
+        <w:t>1.1</w:t>
       </w:r>
       <w:r>
         <w:rPr>
@@ -3124,6 +3476,7 @@
         </w:rPr>
         <w:t xml:space="preserve">r </w:t>
       </w:r>
+      <w:proofErr w:type="spellStart"/>
       <w:r>
         <w:rPr>
           <w:rFonts w:ascii="TH SarabunPSK" w:eastAsia="Calibri" w:hAnsi="TH SarabunPSK" w:cs="TH SarabunPSK" w:hint="cs"/>
@@ -3132,6 +3485,7 @@
         </w:rPr>
         <w:t>Optional_modules_count</w:t>
       </w:r>
+      <w:proofErr w:type="spellEnd"/>
       <w:r>
         <w:rPr>
           <w:rFonts w:ascii="TH SarabunPSK" w:eastAsia="Calibri" w:hAnsi="TH SarabunPSK" w:cs="TH SarabunPSK"/>
@@ -3393,6 +3747,7 @@
           <w:p>
             <w:pPr>
               <w:spacing w:before="120" w:after="120"/>
+              <w:jc w:val="center"/>
               <w:rPr>
                 <w:rFonts w:ascii="TH SarabunPSK" w:eastAsia="Calibri" w:hAnsi="TH SarabunPSK" w:cs="TH SarabunPSK"/>
                 <w:color w:val="000000" w:themeColor="text1"/>
@@ -3434,8 +3789,9 @@
                 <w:spacing w:val="-6"/>
                 <w:sz w:val="28"/>
               </w:rPr>
-              <w:t>Optional_month_rows_1</w:t>
-            </w:r>
+              <w:t>Optional_month_rows_</w:t>
+            </w:r>
+            <w:proofErr w:type="gramStart"/>
             <w:r>
               <w:rPr>
                 <w:rFonts w:ascii="TH SarabunPSK" w:eastAsia="Calibri" w:hAnsi="TH SarabunPSK" w:cs="TH SarabunPSK"/>
@@ -3443,7 +3799,7 @@
                 <w:spacing w:val="-6"/>
                 <w:sz w:val="28"/>
               </w:rPr>
-              <w:t xml:space="preserve"> </w:t>
+              <w:t>1</w:t>
             </w:r>
             <w:r>
               <w:rPr>
@@ -3452,7 +3808,35 @@
                 <w:spacing w:val="-6"/>
                 <w:sz w:val="28"/>
               </w:rPr>
-              <w:t>}}</w:t>
+              <w:t xml:space="preserve"> </w:t>
+            </w:r>
+            <w:r>
+              <w:rPr>
+                <w:rFonts w:ascii="TH SarabunPSK" w:eastAsia="Calibri" w:hAnsi="TH SarabunPSK" w:cs="TH SarabunPSK"/>
+                <w:color w:val="000000" w:themeColor="text1"/>
+                <w:spacing w:val="-6"/>
+                <w:sz w:val="28"/>
+              </w:rPr>
+              <w:t>}</w:t>
+            </w:r>
+            <w:proofErr w:type="gramEnd"/>
+            <w:r>
+              <w:rPr>
+                <w:rFonts w:ascii="TH SarabunPSK" w:eastAsia="Calibri" w:hAnsi="TH SarabunPSK" w:cs="TH SarabunPSK"/>
+                <w:color w:val="000000" w:themeColor="text1"/>
+                <w:spacing w:val="-6"/>
+                <w:sz w:val="28"/>
+              </w:rPr>
+              <w:t>}</w:t>
+            </w:r>
+            <w:r>
+              <w:rPr>
+                <w:rFonts w:ascii="TH SarabunPSK" w:eastAsia="Calibri" w:hAnsi="TH SarabunPSK" w:cs="TH SarabunPSK"/>
+                <w:color w:val="000000" w:themeColor="text1"/>
+                <w:spacing w:val="-6"/>
+                <w:sz w:val="28"/>
+              </w:rPr>
+              <w:t xml:space="preserve"> ({{r Text_month_row_1 }})</w:t>
             </w:r>
           </w:p>
         </w:tc>
@@ -3464,6 +3848,7 @@
           <w:p>
             <w:pPr>
               <w:spacing w:before="120" w:after="120"/>
+              <w:jc w:val="center"/>
               <w:rPr>
                 <w:rFonts w:ascii="TH SarabunPSK" w:eastAsia="Calibri" w:hAnsi="TH SarabunPSK" w:cs="TH SarabunPSK"/>
                 <w:color w:val="000000" w:themeColor="text1"/>
@@ -3496,8 +3881,9 @@
                 <w:spacing w:val="-6"/>
                 <w:sz w:val="28"/>
               </w:rPr>
-              <w:t>Optional_year_rows_1</w:t>
-            </w:r>
+              <w:t>Optional_year_rows_</w:t>
+            </w:r>
+            <w:proofErr w:type="gramStart"/>
             <w:r>
               <w:rPr>
                 <w:rFonts w:ascii="TH SarabunPSK" w:eastAsia="Calibri" w:hAnsi="TH SarabunPSK" w:cs="TH SarabunPSK"/>
@@ -3505,7 +3891,7 @@
                 <w:spacing w:val="-6"/>
                 <w:sz w:val="28"/>
               </w:rPr>
-              <w:t xml:space="preserve"> </w:t>
+              <w:t>1</w:t>
             </w:r>
             <w:r>
               <w:rPr>
@@ -3514,7 +3900,35 @@
                 <w:spacing w:val="-6"/>
                 <w:sz w:val="28"/>
               </w:rPr>
-              <w:t>}}</w:t>
+              <w:t xml:space="preserve"> </w:t>
+            </w:r>
+            <w:r>
+              <w:rPr>
+                <w:rFonts w:ascii="TH SarabunPSK" w:eastAsia="Calibri" w:hAnsi="TH SarabunPSK" w:cs="TH SarabunPSK"/>
+                <w:color w:val="000000" w:themeColor="text1"/>
+                <w:spacing w:val="-6"/>
+                <w:sz w:val="28"/>
+              </w:rPr>
+              <w:t>}</w:t>
+            </w:r>
+            <w:proofErr w:type="gramEnd"/>
+            <w:r>
+              <w:rPr>
+                <w:rFonts w:ascii="TH SarabunPSK" w:eastAsia="Calibri" w:hAnsi="TH SarabunPSK" w:cs="TH SarabunPSK"/>
+                <w:color w:val="000000" w:themeColor="text1"/>
+                <w:spacing w:val="-6"/>
+                <w:sz w:val="28"/>
+              </w:rPr>
+              <w:t>}</w:t>
+            </w:r>
+            <w:r>
+              <w:rPr>
+                <w:rFonts w:ascii="TH SarabunPSK" w:eastAsia="Calibri" w:hAnsi="TH SarabunPSK" w:cs="TH SarabunPSK"/>
+                <w:color w:val="000000" w:themeColor="text1"/>
+                <w:spacing w:val="-6"/>
+                <w:sz w:val="28"/>
+              </w:rPr>
+              <w:t xml:space="preserve"> ({{r Text_year_row_1 }})</w:t>
             </w:r>
           </w:p>
         </w:tc>
@@ -3578,6 +3992,7 @@
           <w:p>
             <w:pPr>
               <w:spacing w:before="120" w:after="120"/>
+              <w:jc w:val="center"/>
               <w:rPr>
                 <w:rFonts w:ascii="TH SarabunPSK" w:eastAsia="Calibri" w:hAnsi="TH SarabunPSK" w:cs="TH SarabunPSK"/>
                 <w:color w:val="000000" w:themeColor="text1"/>
@@ -3592,7 +4007,7 @@
                 <w:spacing w:val="-6"/>
                 <w:sz w:val="28"/>
               </w:rPr>
-              <w:t>{{</w:t>
+              <w:t xml:space="preserve">{{r </w:t>
             </w:r>
             <w:r>
               <w:rPr>
@@ -3601,8 +4016,9 @@
                 <w:spacing w:val="-6"/>
                 <w:sz w:val="28"/>
               </w:rPr>
-              <w:t xml:space="preserve">r </w:t>
-            </w:r>
+              <w:t>Optional_month_rows_</w:t>
+            </w:r>
+            <w:proofErr w:type="gramStart"/>
             <w:r>
               <w:rPr>
                 <w:rFonts w:ascii="TH SarabunPSK" w:eastAsia="Calibri" w:hAnsi="TH SarabunPSK" w:cs="TH SarabunPSK"/>
@@ -3610,8 +4026,9 @@
                 <w:spacing w:val="-6"/>
                 <w:sz w:val="28"/>
               </w:rPr>
-              <w:t>Optional_year_rows_</w:t>
-            </w:r>
+              <w:t>2 }</w:t>
+            </w:r>
+            <w:proofErr w:type="gramEnd"/>
             <w:r>
               <w:rPr>
                 <w:rFonts w:ascii="TH SarabunPSK" w:eastAsia="Calibri" w:hAnsi="TH SarabunPSK" w:cs="TH SarabunPSK"/>
@@ -3619,7 +4036,7 @@
                 <w:spacing w:val="-6"/>
                 <w:sz w:val="28"/>
               </w:rPr>
-              <w:t>2</w:t>
+              <w:t>}</w:t>
             </w:r>
             <w:r>
               <w:rPr>
@@ -3628,16 +4045,7 @@
                 <w:spacing w:val="-6"/>
                 <w:sz w:val="28"/>
               </w:rPr>
-              <w:t xml:space="preserve"> </w:t>
-            </w:r>
-            <w:r>
-              <w:rPr>
-                <w:rFonts w:ascii="TH SarabunPSK" w:eastAsia="Calibri" w:hAnsi="TH SarabunPSK" w:cs="TH SarabunPSK"/>
-                <w:color w:val="000000" w:themeColor="text1"/>
-                <w:spacing w:val="-6"/>
-                <w:sz w:val="28"/>
-              </w:rPr>
-              <w:t>}}</w:t>
+              <w:t xml:space="preserve"> ({{r Text_month_row_2 }})</w:t>
             </w:r>
           </w:p>
         </w:tc>
@@ -3649,6 +4057,7 @@
           <w:p>
             <w:pPr>
               <w:spacing w:before="120" w:after="120"/>
+              <w:jc w:val="center"/>
               <w:rPr>
                 <w:rFonts w:ascii="TH SarabunPSK" w:eastAsia="Calibri" w:hAnsi="TH SarabunPSK" w:cs="TH SarabunPSK"/>
                 <w:color w:val="000000" w:themeColor="text1"/>
@@ -3683,6 +4092,7 @@
               </w:rPr>
               <w:t>Optional_year_rows_</w:t>
             </w:r>
+            <w:proofErr w:type="gramStart"/>
             <w:r>
               <w:rPr>
                 <w:rFonts w:ascii="TH SarabunPSK" w:eastAsia="Calibri" w:hAnsi="TH SarabunPSK" w:cs="TH SarabunPSK"/>
@@ -3708,7 +4118,26 @@
                 <w:spacing w:val="-6"/>
                 <w:sz w:val="28"/>
               </w:rPr>
-              <w:t>}}</w:t>
+              <w:t>}</w:t>
+            </w:r>
+            <w:proofErr w:type="gramEnd"/>
+            <w:r>
+              <w:rPr>
+                <w:rFonts w:ascii="TH SarabunPSK" w:eastAsia="Calibri" w:hAnsi="TH SarabunPSK" w:cs="TH SarabunPSK"/>
+                <w:color w:val="000000" w:themeColor="text1"/>
+                <w:spacing w:val="-6"/>
+                <w:sz w:val="28"/>
+              </w:rPr>
+              <w:t>}</w:t>
+            </w:r>
+            <w:r>
+              <w:rPr>
+                <w:rFonts w:ascii="TH SarabunPSK" w:eastAsia="Calibri" w:hAnsi="TH SarabunPSK" w:cs="TH SarabunPSK"/>
+                <w:color w:val="000000" w:themeColor="text1"/>
+                <w:spacing w:val="-6"/>
+                <w:sz w:val="28"/>
+              </w:rPr>
+              <w:t xml:space="preserve"> ({{r Text_year_row_2 }})</w:t>
             </w:r>
           </w:p>
         </w:tc>
@@ -3759,6 +4188,7 @@
           <w:p>
             <w:pPr>
               <w:spacing w:before="120" w:after="120"/>
+              <w:jc w:val="center"/>
               <w:rPr>
                 <w:rFonts w:ascii="TH SarabunPSK" w:eastAsia="Calibri" w:hAnsi="TH SarabunPSK" w:cs="TH SarabunPSK"/>
                 <w:color w:val="000000" w:themeColor="text1"/>
@@ -3773,7 +4203,7 @@
                 <w:spacing w:val="-6"/>
                 <w:sz w:val="28"/>
               </w:rPr>
-              <w:t>{{</w:t>
+              <w:t xml:space="preserve">{{r </w:t>
             </w:r>
             <w:r>
               <w:rPr>
@@ -3782,8 +4212,9 @@
                 <w:spacing w:val="-6"/>
                 <w:sz w:val="28"/>
               </w:rPr>
-              <w:t xml:space="preserve">r </w:t>
-            </w:r>
+              <w:t>Optional_month_rows_</w:t>
+            </w:r>
+            <w:proofErr w:type="gramStart"/>
             <w:r>
               <w:rPr>
                 <w:rFonts w:ascii="TH SarabunPSK" w:eastAsia="Calibri" w:hAnsi="TH SarabunPSK" w:cs="TH SarabunPSK"/>
@@ -3791,8 +4222,9 @@
                 <w:spacing w:val="-6"/>
                 <w:sz w:val="28"/>
               </w:rPr>
-              <w:t>Optional_year_rows_</w:t>
-            </w:r>
+              <w:t>3 }</w:t>
+            </w:r>
+            <w:proofErr w:type="gramEnd"/>
             <w:r>
               <w:rPr>
                 <w:rFonts w:ascii="TH SarabunPSK" w:eastAsia="Calibri" w:hAnsi="TH SarabunPSK" w:cs="TH SarabunPSK"/>
@@ -3800,7 +4232,16 @@
                 <w:spacing w:val="-6"/>
                 <w:sz w:val="28"/>
               </w:rPr>
-              <w:t>3}}</w:t>
+              <w:t>}</w:t>
+            </w:r>
+            <w:r>
+              <w:rPr>
+                <w:rFonts w:ascii="TH SarabunPSK" w:eastAsia="Calibri" w:hAnsi="TH SarabunPSK" w:cs="TH SarabunPSK"/>
+                <w:color w:val="000000" w:themeColor="text1"/>
+                <w:spacing w:val="-6"/>
+                <w:sz w:val="28"/>
+              </w:rPr>
+              <w:t xml:space="preserve"> ({{r Text_month_row_3 }})</w:t>
             </w:r>
           </w:p>
         </w:tc>
@@ -3812,6 +4253,7 @@
           <w:p>
             <w:pPr>
               <w:spacing w:before="120" w:after="120"/>
+              <w:jc w:val="center"/>
               <w:rPr>
                 <w:rFonts w:ascii="TH SarabunPSK" w:eastAsia="Calibri" w:hAnsi="TH SarabunPSK" w:cs="TH SarabunPSK"/>
                 <w:color w:val="000000" w:themeColor="text1"/>
@@ -3846,6 +4288,7 @@
               </w:rPr>
               <w:t>Optional_year_rows_</w:t>
             </w:r>
+            <w:proofErr w:type="gramStart"/>
             <w:r>
               <w:rPr>
                 <w:rFonts w:ascii="TH SarabunPSK" w:eastAsia="Calibri" w:hAnsi="TH SarabunPSK" w:cs="TH SarabunPSK"/>
@@ -3854,6 +4297,25 @@
                 <w:sz w:val="28"/>
               </w:rPr>
               <w:t>3}}</w:t>
+            </w:r>
+            <w:r>
+              <w:rPr>
+                <w:rFonts w:ascii="TH SarabunPSK" w:eastAsia="Calibri" w:hAnsi="TH SarabunPSK" w:cs="TH SarabunPSK"/>
+                <w:color w:val="000000" w:themeColor="text1"/>
+                <w:spacing w:val="-6"/>
+                <w:sz w:val="28"/>
+              </w:rPr>
+              <w:t xml:space="preserve"> ({{</w:t>
+            </w:r>
+            <w:proofErr w:type="gramEnd"/>
+            <w:r>
+              <w:rPr>
+                <w:rFonts w:ascii="TH SarabunPSK" w:eastAsia="Calibri" w:hAnsi="TH SarabunPSK" w:cs="TH SarabunPSK"/>
+                <w:color w:val="000000" w:themeColor="text1"/>
+                <w:spacing w:val="-6"/>
+                <w:sz w:val="28"/>
+              </w:rPr>
+              <w:t>r Text_year_row_3 }})</w:t>
             </w:r>
           </w:p>
         </w:tc>
@@ -3942,8 +4404,8 @@
       <w:pPr>
         <w:pStyle w:val="ListParagraph"/>
         <w:numPr>
-          <w:ilvl w:val="1"/>
-          <w:numId w:val="60"/>
+          <w:ilvl w:val="2"/>
+          <w:numId w:val="68"/>
         </w:numPr>
         <w:spacing w:before="120" w:after="120"/>
         <w:jc w:val="thaiDistribute"/>
@@ -4249,59 +4711,52 @@
         <w:tc>
           <w:tcPr>
             <w:tcW w:w="2140" w:type="dxa"/>
+            <w:vAlign w:val="center"/>
           </w:tcPr>
           <w:p>
             <w:pPr>
               <w:spacing w:before="120" w:after="120"/>
+              <w:jc w:val="center"/>
               <w:rPr>
                 <w:rFonts w:ascii="TH SarabunPSK" w:hAnsi="TH SarabunPSK" w:cs="TH SarabunPSK"/>
                 <w:sz w:val="28"/>
+                <w:cs/>
               </w:rPr>
             </w:pPr>
             <w:r>
               <w:rPr>
-                <w:rFonts w:ascii="TH SarabunPSK" w:hAnsi="TH SarabunPSK" w:cs="TH SarabunPSK" w:hint="cs"/>
-                <w:sz w:val="28"/>
-              </w:rPr>
-              <w:t>{{</w:t>
-            </w:r>
-            <w:r>
-              <w:rPr>
                 <w:rFonts w:ascii="TH SarabunPSK" w:hAnsi="TH SarabunPSK" w:cs="TH SarabunPSK"/>
                 <w:sz w:val="28"/>
               </w:rPr>
-              <w:t xml:space="preserve">r </w:t>
-            </w:r>
-            <w:r>
-              <w:rPr>
-                <w:rFonts w:ascii="TH SarabunPSK" w:hAnsi="TH SarabunPSK" w:cs="TH SarabunPSK" w:hint="cs"/>
-                <w:sz w:val="28"/>
-              </w:rPr>
-              <w:t>Total_users_count</w:t>
-            </w:r>
+              <w:t xml:space="preserve">{{r </w:t>
+            </w:r>
+            <w:proofErr w:type="spellStart"/>
             <w:r>
               <w:rPr>
                 <w:rFonts w:ascii="TH SarabunPSK" w:hAnsi="TH SarabunPSK" w:cs="TH SarabunPSK"/>
                 <w:sz w:val="28"/>
               </w:rPr>
-              <w:t xml:space="preserve"> </w:t>
-            </w:r>
-            <w:r>
-              <w:rPr>
-                <w:rFonts w:ascii="TH SarabunPSK" w:hAnsi="TH SarabunPSK" w:cs="TH SarabunPSK" w:hint="cs"/>
-                <w:sz w:val="28"/>
-              </w:rPr>
-              <w:t>}}</w:t>
+              <w:t>User_with_program</w:t>
+            </w:r>
+            <w:proofErr w:type="spellEnd"/>
+            <w:r>
+              <w:rPr>
+                <w:rFonts w:ascii="TH SarabunPSK" w:hAnsi="TH SarabunPSK" w:cs="TH SarabunPSK"/>
+                <w:sz w:val="28"/>
+              </w:rPr>
+              <w:t xml:space="preserve"> }}</w:t>
             </w:r>
           </w:p>
         </w:tc>
         <w:tc>
           <w:tcPr>
             <w:tcW w:w="2140" w:type="dxa"/>
+            <w:vAlign w:val="center"/>
           </w:tcPr>
           <w:p>
             <w:pPr>
               <w:spacing w:before="120" w:after="120"/>
+              <w:jc w:val="center"/>
               <w:rPr>
                 <w:rFonts w:ascii="TH SarabunPSK" w:eastAsia="Calibri" w:hAnsi="TH SarabunPSK" w:cs="TH SarabunPSK"/>
                 <w:color w:val="000000" w:themeColor="text1"/>
@@ -4314,10 +4769,12 @@
         <w:tc>
           <w:tcPr>
             <w:tcW w:w="2141" w:type="dxa"/>
+            <w:vAlign w:val="center"/>
           </w:tcPr>
           <w:p>
             <w:pPr>
               <w:spacing w:before="120" w:after="120"/>
+              <w:jc w:val="center"/>
               <w:rPr>
                 <w:rFonts w:ascii="TH SarabunPSK" w:eastAsia="Calibri" w:hAnsi="TH SarabunPSK" w:cs="TH SarabunPSK"/>
                 <w:color w:val="000000" w:themeColor="text1"/>
@@ -4371,10 +4828,12 @@
         <w:tc>
           <w:tcPr>
             <w:tcW w:w="2140" w:type="dxa"/>
+            <w:vAlign w:val="center"/>
           </w:tcPr>
           <w:p>
             <w:pPr>
               <w:spacing w:before="120"/>
+              <w:jc w:val="center"/>
               <w:rPr>
                 <w:rFonts w:ascii="TH SarabunPSK" w:hAnsi="TH SarabunPSK" w:cs="TH SarabunPSK"/>
                 <w:sz w:val="28"/>
@@ -4394,6 +4853,7 @@
               </w:rPr>
               <w:t xml:space="preserve">r </w:t>
             </w:r>
+            <w:proofErr w:type="spellStart"/>
             <w:r>
               <w:rPr>
                 <w:rFonts w:ascii="TH SarabunPSK" w:hAnsi="TH SarabunPSK" w:cs="TH SarabunPSK" w:hint="cs"/>
@@ -4401,6 +4861,7 @@
               </w:rPr>
               <w:t>Free_user_count</w:t>
             </w:r>
+            <w:proofErr w:type="spellEnd"/>
             <w:r>
               <w:rPr>
                 <w:rFonts w:ascii="TH SarabunPSK" w:hAnsi="TH SarabunPSK" w:cs="TH SarabunPSK"/>
@@ -4420,10 +4881,12 @@
         <w:tc>
           <w:tcPr>
             <w:tcW w:w="2140" w:type="dxa"/>
+            <w:vAlign w:val="center"/>
           </w:tcPr>
           <w:p>
             <w:pPr>
               <w:spacing w:before="120"/>
+              <w:jc w:val="center"/>
               <w:rPr>
                 <w:rFonts w:ascii="TH SarabunPSK" w:eastAsia="Calibri" w:hAnsi="TH SarabunPSK" w:cs="TH SarabunPSK"/>
                 <w:color w:val="000000" w:themeColor="text1"/>
@@ -4436,10 +4899,12 @@
         <w:tc>
           <w:tcPr>
             <w:tcW w:w="2141" w:type="dxa"/>
+            <w:vAlign w:val="center"/>
           </w:tcPr>
           <w:p>
             <w:pPr>
               <w:spacing w:before="120"/>
+              <w:jc w:val="center"/>
               <w:rPr>
                 <w:rFonts w:ascii="TH SarabunPSK" w:eastAsia="Calibri" w:hAnsi="TH SarabunPSK" w:cs="TH SarabunPSK"/>
                 <w:color w:val="000000" w:themeColor="text1"/>
@@ -4495,10 +4960,12 @@
         <w:tc>
           <w:tcPr>
             <w:tcW w:w="2140" w:type="dxa"/>
+            <w:vAlign w:val="center"/>
           </w:tcPr>
           <w:p>
             <w:pPr>
               <w:spacing w:before="120"/>
+              <w:jc w:val="center"/>
               <w:rPr>
                 <w:rFonts w:ascii="TH SarabunPSK" w:hAnsi="TH SarabunPSK" w:cs="TH SarabunPSK"/>
                 <w:sz w:val="28"/>
@@ -4509,29 +4976,24 @@
                 <w:rFonts w:ascii="TH SarabunPSK" w:hAnsi="TH SarabunPSK" w:cs="TH SarabunPSK" w:hint="cs"/>
                 <w:sz w:val="28"/>
               </w:rPr>
-              <w:t xml:space="preserve"> </w:t>
-            </w:r>
+              <w:t>{{</w:t>
+            </w:r>
+            <w:r>
+              <w:rPr>
+                <w:rFonts w:ascii="TH SarabunPSK" w:hAnsi="TH SarabunPSK" w:cs="TH SarabunPSK"/>
+                <w:sz w:val="28"/>
+              </w:rPr>
+              <w:t xml:space="preserve">r </w:t>
+            </w:r>
+            <w:proofErr w:type="spellStart"/>
             <w:r>
               <w:rPr>
                 <w:rFonts w:ascii="TH SarabunPSK" w:hAnsi="TH SarabunPSK" w:cs="TH SarabunPSK" w:hint="cs"/>
                 <w:sz w:val="28"/>
               </w:rPr>
-              <w:t>{{</w:t>
-            </w:r>
-            <w:r>
-              <w:rPr>
-                <w:rFonts w:ascii="TH SarabunPSK" w:hAnsi="TH SarabunPSK" w:cs="TH SarabunPSK"/>
-                <w:sz w:val="28"/>
-              </w:rPr>
-              <w:t xml:space="preserve">r </w:t>
-            </w:r>
-            <w:r>
-              <w:rPr>
-                <w:rFonts w:ascii="TH SarabunPSK" w:hAnsi="TH SarabunPSK" w:cs="TH SarabunPSK" w:hint="cs"/>
-                <w:sz w:val="28"/>
-              </w:rPr>
               <w:t>Add_concurrent</w:t>
             </w:r>
+            <w:proofErr w:type="spellEnd"/>
             <w:r>
               <w:rPr>
                 <w:rFonts w:ascii="TH SarabunPSK" w:hAnsi="TH SarabunPSK" w:cs="TH SarabunPSK"/>
@@ -4548,6 +5010,128 @@
             </w:r>
           </w:p>
         </w:tc>
+        <w:tc>
+          <w:tcPr>
+            <w:tcW w:w="2140" w:type="dxa"/>
+            <w:vAlign w:val="center"/>
+          </w:tcPr>
+          <w:p>
+            <w:pPr>
+              <w:spacing w:before="120"/>
+              <w:jc w:val="center"/>
+              <w:rPr>
+                <w:rFonts w:ascii="TH SarabunPSK" w:hAnsi="TH SarabunPSK" w:cs="TH SarabunPSK"/>
+                <w:sz w:val="28"/>
+              </w:rPr>
+            </w:pPr>
+            <w:r>
+              <w:rPr>
+                <w:rFonts w:ascii="TH SarabunPSK" w:hAnsi="TH SarabunPSK" w:cs="TH SarabunPSK" w:hint="cs"/>
+                <w:sz w:val="28"/>
+              </w:rPr>
+              <w:t>{{</w:t>
+            </w:r>
+            <w:r>
+              <w:rPr>
+                <w:rFonts w:ascii="TH SarabunPSK" w:hAnsi="TH SarabunPSK" w:cs="TH SarabunPSK"/>
+                <w:sz w:val="28"/>
+              </w:rPr>
+              <w:t xml:space="preserve">r </w:t>
+            </w:r>
+            <w:proofErr w:type="spellStart"/>
+            <w:r>
+              <w:rPr>
+                <w:rFonts w:ascii="TH SarabunPSK" w:hAnsi="TH SarabunPSK" w:cs="TH SarabunPSK" w:hint="cs"/>
+                <w:sz w:val="28"/>
+              </w:rPr>
+              <w:t>Add_concurrent_rate_pric</w:t>
+            </w:r>
+            <w:r>
+              <w:rPr>
+                <w:rFonts w:ascii="TH SarabunPSK" w:hAnsi="TH SarabunPSK" w:cs="TH SarabunPSK"/>
+                <w:sz w:val="28"/>
+              </w:rPr>
+              <w:t>e_month</w:t>
+            </w:r>
+            <w:proofErr w:type="spellEnd"/>
+            <w:r>
+              <w:rPr>
+                <w:rFonts w:ascii="TH SarabunPSK" w:hAnsi="TH SarabunPSK" w:cs="TH SarabunPSK"/>
+                <w:sz w:val="28"/>
+              </w:rPr>
+              <w:t xml:space="preserve"> </w:t>
+            </w:r>
+            <w:r>
+              <w:rPr>
+                <w:rFonts w:ascii="TH SarabunPSK" w:hAnsi="TH SarabunPSK" w:cs="TH SarabunPSK" w:hint="cs"/>
+                <w:sz w:val="28"/>
+              </w:rPr>
+              <w:t>}}</w:t>
+            </w:r>
+          </w:p>
+        </w:tc>
+        <w:tc>
+          <w:tcPr>
+            <w:tcW w:w="2141" w:type="dxa"/>
+            <w:vAlign w:val="center"/>
+          </w:tcPr>
+          <w:p>
+            <w:pPr>
+              <w:spacing w:before="120"/>
+              <w:jc w:val="center"/>
+              <w:rPr>
+                <w:rFonts w:ascii="TH SarabunPSK" w:hAnsi="TH SarabunPSK" w:cs="TH SarabunPSK"/>
+                <w:sz w:val="28"/>
+              </w:rPr>
+            </w:pPr>
+            <w:r>
+              <w:rPr>
+                <w:rFonts w:ascii="TH SarabunPSK" w:hAnsi="TH SarabunPSK" w:cs="TH SarabunPSK" w:hint="cs"/>
+                <w:sz w:val="28"/>
+              </w:rPr>
+              <w:t>{{</w:t>
+            </w:r>
+            <w:r>
+              <w:rPr>
+                <w:rFonts w:ascii="TH SarabunPSK" w:hAnsi="TH SarabunPSK" w:cs="TH SarabunPSK"/>
+                <w:sz w:val="28"/>
+              </w:rPr>
+              <w:t xml:space="preserve">r </w:t>
+            </w:r>
+            <w:proofErr w:type="spellStart"/>
+            <w:r>
+              <w:rPr>
+                <w:rFonts w:ascii="TH SarabunPSK" w:hAnsi="TH SarabunPSK" w:cs="TH SarabunPSK" w:hint="cs"/>
+                <w:sz w:val="28"/>
+              </w:rPr>
+              <w:t>Add_concurrent_rate_price_</w:t>
+            </w:r>
+            <w:r>
+              <w:rPr>
+                <w:rFonts w:ascii="TH SarabunPSK" w:hAnsi="TH SarabunPSK" w:cs="TH SarabunPSK"/>
+                <w:sz w:val="28"/>
+              </w:rPr>
+              <w:t>year</w:t>
+            </w:r>
+            <w:proofErr w:type="spellEnd"/>
+            <w:r>
+              <w:rPr>
+                <w:rFonts w:ascii="TH SarabunPSK" w:hAnsi="TH SarabunPSK" w:cs="TH SarabunPSK"/>
+                <w:sz w:val="28"/>
+              </w:rPr>
+              <w:t xml:space="preserve"> </w:t>
+            </w:r>
+            <w:r>
+              <w:rPr>
+                <w:rFonts w:ascii="TH SarabunPSK" w:hAnsi="TH SarabunPSK" w:cs="TH SarabunPSK" w:hint="cs"/>
+                <w:sz w:val="28"/>
+              </w:rPr>
+              <w:t>}}</w:t>
+            </w:r>
+          </w:p>
+        </w:tc>
+      </w:tr>
+      <w:tr>
         <w:tc>
           <w:tcPr>
             <w:tcW w:w="2140" w:type="dxa"/>
@@ -4555,6 +5139,33 @@
           <w:p>
             <w:pPr>
               <w:spacing w:before="120"/>
+              <w:ind w:right="-87"/>
+              <w:rPr>
+                <w:rFonts w:ascii="TH SarabunPSK" w:hAnsi="TH SarabunPSK" w:cs="TH SarabunPSK"/>
+                <w:color w:val="000000" w:themeColor="text1"/>
+                <w:sz w:val="28"/>
+                <w:cs/>
+              </w:rPr>
+            </w:pPr>
+            <w:r>
+              <w:rPr>
+                <w:rFonts w:ascii="TH SarabunPSK" w:hAnsi="TH SarabunPSK" w:cs="TH SarabunPSK" w:hint="cs"/>
+                <w:color w:val="000000" w:themeColor="text1"/>
+                <w:sz w:val="28"/>
+                <w:cs/>
+              </w:rPr>
+              <w:t>รวมจำนวนทั้งหมด</w:t>
+            </w:r>
+          </w:p>
+        </w:tc>
+        <w:tc>
+          <w:tcPr>
+            <w:tcW w:w="2140" w:type="dxa"/>
+            <w:vAlign w:val="center"/>
+          </w:tcPr>
+          <w:p>
+            <w:pPr>
+              <w:spacing w:before="120"/>
               <w:jc w:val="center"/>
               <w:rPr>
                 <w:rFonts w:ascii="TH SarabunPSK" w:hAnsi="TH SarabunPSK" w:cs="TH SarabunPSK"/>
@@ -4575,11 +5186,65 @@
               </w:rPr>
               <w:t xml:space="preserve">r </w:t>
             </w:r>
+            <w:proofErr w:type="spellStart"/>
             <w:r>
               <w:rPr>
                 <w:rFonts w:ascii="TH SarabunPSK" w:hAnsi="TH SarabunPSK" w:cs="TH SarabunPSK" w:hint="cs"/>
                 <w:sz w:val="28"/>
               </w:rPr>
+              <w:t>Total_users_count</w:t>
+            </w:r>
+            <w:proofErr w:type="spellEnd"/>
+            <w:r>
+              <w:rPr>
+                <w:rFonts w:ascii="TH SarabunPSK" w:hAnsi="TH SarabunPSK" w:cs="TH SarabunPSK"/>
+                <w:sz w:val="28"/>
+              </w:rPr>
+              <w:t xml:space="preserve"> </w:t>
+            </w:r>
+            <w:r>
+              <w:rPr>
+                <w:rFonts w:ascii="TH SarabunPSK" w:hAnsi="TH SarabunPSK" w:cs="TH SarabunPSK" w:hint="cs"/>
+                <w:sz w:val="28"/>
+              </w:rPr>
+              <w:t>}}</w:t>
+            </w:r>
+          </w:p>
+        </w:tc>
+        <w:tc>
+          <w:tcPr>
+            <w:tcW w:w="2140" w:type="dxa"/>
+            <w:vAlign w:val="center"/>
+          </w:tcPr>
+          <w:p>
+            <w:pPr>
+              <w:spacing w:before="120"/>
+              <w:jc w:val="center"/>
+              <w:rPr>
+                <w:rFonts w:ascii="TH SarabunPSK" w:hAnsi="TH SarabunPSK" w:cs="TH SarabunPSK"/>
+                <w:sz w:val="28"/>
+              </w:rPr>
+            </w:pPr>
+            <w:r>
+              <w:rPr>
+                <w:rFonts w:ascii="TH SarabunPSK" w:hAnsi="TH SarabunPSK" w:cs="TH SarabunPSK" w:hint="cs"/>
+                <w:sz w:val="28"/>
+              </w:rPr>
+              <w:t>{{</w:t>
+            </w:r>
+            <w:r>
+              <w:rPr>
+                <w:rFonts w:ascii="TH SarabunPSK" w:hAnsi="TH SarabunPSK" w:cs="TH SarabunPSK"/>
+                <w:sz w:val="28"/>
+              </w:rPr>
+              <w:t xml:space="preserve">r </w:t>
+            </w:r>
+            <w:proofErr w:type="spellStart"/>
+            <w:r>
+              <w:rPr>
+                <w:rFonts w:ascii="TH SarabunPSK" w:hAnsi="TH SarabunPSK" w:cs="TH SarabunPSK" w:hint="cs"/>
+                <w:sz w:val="28"/>
+              </w:rPr>
               <w:t>Add_concurrent_rate_pric</w:t>
             </w:r>
             <w:r>
@@ -4589,6 +5254,7 @@
               </w:rPr>
               <w:t>e_month</w:t>
             </w:r>
+            <w:proofErr w:type="spellEnd"/>
             <w:r>
               <w:rPr>
                 <w:rFonts w:ascii="TH SarabunPSK" w:hAnsi="TH SarabunPSK" w:cs="TH SarabunPSK"/>
@@ -4608,10 +5274,12 @@
         <w:tc>
           <w:tcPr>
             <w:tcW w:w="2141" w:type="dxa"/>
+            <w:vAlign w:val="center"/>
           </w:tcPr>
           <w:p>
             <w:pPr>
               <w:spacing w:before="120"/>
+              <w:jc w:val="center"/>
               <w:rPr>
                 <w:rFonts w:ascii="TH SarabunPSK" w:hAnsi="TH SarabunPSK" w:cs="TH SarabunPSK"/>
                 <w:sz w:val="28"/>
@@ -4631,6 +5299,7 @@
               </w:rPr>
               <w:t xml:space="preserve">r </w:t>
             </w:r>
+            <w:proofErr w:type="spellStart"/>
             <w:r>
               <w:rPr>
                 <w:rFonts w:ascii="TH SarabunPSK" w:hAnsi="TH SarabunPSK" w:cs="TH SarabunPSK" w:hint="cs"/>
@@ -4645,6 +5314,7 @@
               </w:rPr>
               <w:t>year</w:t>
             </w:r>
+            <w:proofErr w:type="spellEnd"/>
             <w:r>
               <w:rPr>
                 <w:rFonts w:ascii="TH SarabunPSK" w:hAnsi="TH SarabunPSK" w:cs="TH SarabunPSK"/>
@@ -4757,6 +5427,7 @@
         </w:rPr>
         <w:t xml:space="preserve">r </w:t>
       </w:r>
+      <w:proofErr w:type="spellStart"/>
       <w:r>
         <w:rPr>
           <w:rFonts w:ascii="TH SarabunPSK" w:hAnsi="TH SarabunPSK" w:cs="TH SarabunPSK"/>
@@ -4765,6 +5436,7 @@
         </w:rPr>
         <w:t>Add_concurrent_rate_price_after</w:t>
       </w:r>
+      <w:proofErr w:type="spellEnd"/>
       <w:r>
         <w:rPr>
           <w:rFonts w:ascii="TH SarabunPSK" w:hAnsi="TH SarabunPSK" w:cs="TH SarabunPSK"/>
@@ -4797,6 +5469,7 @@
         </w:rPr>
         <w:t xml:space="preserve">r </w:t>
       </w:r>
+      <w:proofErr w:type="spellStart"/>
       <w:r>
         <w:rPr>
           <w:rFonts w:ascii="TH SarabunPSK" w:hAnsi="TH SarabunPSK" w:cs="TH SarabunPSK"/>
@@ -4805,6 +5478,7 @@
         </w:rPr>
         <w:t>Add_concurrent_rate_price_text_after</w:t>
       </w:r>
+      <w:proofErr w:type="spellEnd"/>
       <w:r>
         <w:rPr>
           <w:rFonts w:ascii="TH SarabunPSK" w:hAnsi="TH SarabunPSK" w:cs="TH SarabunPSK"/>
@@ -4860,8 +5534,8 @@
       <w:pPr>
         <w:pStyle w:val="ListParagraph"/>
         <w:numPr>
-          <w:ilvl w:val="1"/>
-          <w:numId w:val="60"/>
+          <w:ilvl w:val="2"/>
+          <w:numId w:val="68"/>
         </w:numPr>
         <w:spacing w:before="240"/>
         <w:rPr>
@@ -4953,6 +5627,7 @@
         </w:rPr>
         <w:t xml:space="preserve">r </w:t>
       </w:r>
+      <w:proofErr w:type="spellStart"/>
       <w:r>
         <w:rPr>
           <w:rFonts w:ascii="TH SarabunPSK" w:hAnsi="TH SarabunPSK" w:cs="TH SarabunPSK"/>
@@ -4961,6 +5636,7 @@
         </w:rPr>
         <w:t>Multi_company_count</w:t>
       </w:r>
+      <w:proofErr w:type="spellEnd"/>
       <w:r>
         <w:rPr>
           <w:rFonts w:ascii="TH SarabunPSK" w:hAnsi="TH SarabunPSK" w:cs="TH SarabunPSK"/>
@@ -5060,6 +5736,7 @@
         </w:rPr>
         <w:t xml:space="preserve">r </w:t>
       </w:r>
+      <w:proofErr w:type="spellStart"/>
       <w:r>
         <w:rPr>
           <w:rFonts w:ascii="TH SarabunPSK" w:hAnsi="TH SarabunPSK" w:cs="TH SarabunPSK"/>
@@ -5068,6 +5745,7 @@
         </w:rPr>
         <w:t>Add_multi_rate_price</w:t>
       </w:r>
+      <w:proofErr w:type="spellEnd"/>
       <w:r>
         <w:rPr>
           <w:rFonts w:ascii="TH SarabunPSK" w:hAnsi="TH SarabunPSK" w:cs="TH SarabunPSK"/>
@@ -5282,23 +5960,52 @@
           <w:bCs/>
           <w:sz w:val="28"/>
         </w:rPr>
-        <w:t>3.4</w:t>
-      </w:r>
-      <w:r>
-        <w:rPr>
-          <w:rFonts w:ascii="TH SarabunPSK" w:hAnsi="TH SarabunPSK" w:cs="TH SarabunPSK" w:hint="cs"/>
-          <w:sz w:val="28"/>
-        </w:rPr>
-        <w:t xml:space="preserve"> </w:t>
-      </w:r>
-      <w:r>
-        <w:rPr>
-          <w:rFonts w:ascii="TH SarabunPSK" w:hAnsi="TH SarabunPSK" w:cs="TH SarabunPSK" w:hint="cs"/>
+        <w:t>3.</w:t>
+      </w:r>
+      <w:r>
+        <w:rPr>
+          <w:rFonts w:ascii="TH SarabunPSK" w:hAnsi="TH SarabunPSK" w:cs="TH SarabunPSK"/>
           <w:b/>
           <w:bCs/>
           <w:sz w:val="28"/>
         </w:rPr>
-        <w:t xml:space="preserve">Mango Application on Mobile </w:t>
+        <w:t>2</w:t>
+      </w:r>
+      <w:r>
+        <w:rPr>
+          <w:rFonts w:ascii="TH SarabunPSK" w:hAnsi="TH SarabunPSK" w:cs="TH SarabunPSK" w:hint="cs"/>
+          <w:sz w:val="28"/>
+        </w:rPr>
+        <w:t xml:space="preserve"> </w:t>
+      </w:r>
+      <w:r>
+        <w:rPr>
+          <w:rFonts w:ascii="TH SarabunPSK" w:hAnsi="TH SarabunPSK" w:cs="TH SarabunPSK" w:hint="cs"/>
+          <w:b/>
+          <w:bCs/>
+          <w:sz w:val="28"/>
+        </w:rPr>
+        <w:t xml:space="preserve">Mango Application </w:t>
+      </w:r>
+      <w:proofErr w:type="gramStart"/>
+      <w:r>
+        <w:rPr>
+          <w:rFonts w:ascii="TH SarabunPSK" w:hAnsi="TH SarabunPSK" w:cs="TH SarabunPSK" w:hint="cs"/>
+          <w:b/>
+          <w:bCs/>
+          <w:sz w:val="28"/>
+        </w:rPr>
+        <w:t>on</w:t>
+      </w:r>
+      <w:proofErr w:type="gramEnd"/>
+      <w:r>
+        <w:rPr>
+          <w:rFonts w:ascii="TH SarabunPSK" w:hAnsi="TH SarabunPSK" w:cs="TH SarabunPSK" w:hint="cs"/>
+          <w:b/>
+          <w:bCs/>
+          <w:sz w:val="28"/>
+        </w:rPr>
+        <w:t xml:space="preserve"> Mobile </w:t>
       </w:r>
       <w:r>
         <w:rPr>
@@ -5331,6 +6038,7 @@
           <w:cs/>
           <w14:ligatures w14:val="none"/>
         </w:rPr>
+        <w:lastRenderedPageBreak/>
         <w:t>ผู้รับอนุญาตมีสิทธิติดตั้งการใช้งานระบบแอพพลิเคชั่น สำหรับอุปกรณ์สื่อสารแบบพกพา หรือ อุปกรณ์เคลื่อนที่ โดยใช้ร่วมกับ</w:t>
       </w:r>
       <w:r>
@@ -5400,7 +6108,6 @@
           <w:color w:val="000000"/>
           <w:sz w:val="28"/>
         </w:rPr>
-        <w:lastRenderedPageBreak/>
         <w:t>1)</w:t>
       </w:r>
       <w:r>
@@ -5568,13 +6275,23 @@
         </w:rPr>
         <w:t xml:space="preserve">r </w:t>
       </w:r>
-      <w:r>
-        <w:rPr>
-          <w:rFonts w:ascii="TH SarabunPSK" w:hAnsi="TH SarabunPSK" w:cs="TH SarabunPSK" w:hint="cs"/>
-          <w:sz w:val="28"/>
-        </w:rPr>
-        <w:t>Free_applications_list</w:t>
-      </w:r>
+      <w:proofErr w:type="spellStart"/>
+      <w:r>
+        <w:rPr>
+          <w:rFonts w:ascii="TH SarabunPSK" w:hAnsi="TH SarabunPSK" w:cs="TH SarabunPSK" w:hint="cs"/>
+          <w:sz w:val="28"/>
+        </w:rPr>
+        <w:t>Free_applications_</w:t>
+      </w:r>
+      <w:proofErr w:type="gramStart"/>
+      <w:r>
+        <w:rPr>
+          <w:rFonts w:ascii="TH SarabunPSK" w:hAnsi="TH SarabunPSK" w:cs="TH SarabunPSK" w:hint="cs"/>
+          <w:sz w:val="28"/>
+        </w:rPr>
+        <w:t>list</w:t>
+      </w:r>
+      <w:proofErr w:type="spellEnd"/>
       <w:r>
         <w:rPr>
           <w:rFonts w:ascii="TH SarabunPSK" w:hAnsi="TH SarabunPSK" w:cs="TH SarabunPSK"/>
@@ -5587,7 +6304,15 @@
           <w:rFonts w:ascii="TH SarabunPSK" w:hAnsi="TH SarabunPSK" w:cs="TH SarabunPSK" w:hint="cs"/>
           <w:sz w:val="28"/>
         </w:rPr>
-        <w:t>}}</w:t>
+        <w:t>}</w:t>
+      </w:r>
+      <w:proofErr w:type="gramEnd"/>
+      <w:r>
+        <w:rPr>
+          <w:rFonts w:ascii="TH SarabunPSK" w:hAnsi="TH SarabunPSK" w:cs="TH SarabunPSK" w:hint="cs"/>
+          <w:sz w:val="28"/>
+        </w:rPr>
+        <w:t>}</w:t>
       </w:r>
       <w:r>
         <w:rPr>
@@ -5653,7 +6378,17 @@
           <w:bCs/>
           <w:sz w:val="28"/>
         </w:rPr>
-        <w:t xml:space="preserve">2) </w:t>
+        <w:t>2</w:t>
+      </w:r>
+      <w:proofErr w:type="gramStart"/>
+      <w:r>
+        <w:rPr>
+          <w:rFonts w:ascii="TH SarabunPSK" w:hAnsi="TH SarabunPSK" w:cs="TH SarabunPSK" w:hint="cs"/>
+          <w:b/>
+          <w:bCs/>
+          <w:sz w:val="28"/>
+        </w:rPr>
+        <w:t xml:space="preserve">) </w:t>
       </w:r>
       <w:r>
         <w:rPr>
@@ -5681,7 +6416,19 @@
           <w:sz w:val="28"/>
           <w:cs/>
         </w:rPr>
-        <w:t>ที่จำกัดผู้ใช้งาน (</w:t>
+        <w:t>ที่จำกัดผู้ใช้งาน</w:t>
+      </w:r>
+      <w:proofErr w:type="gramEnd"/>
+      <w:r>
+        <w:rPr>
+          <w:rFonts w:ascii="TH SarabunPSK" w:hAnsi="TH SarabunPSK" w:cs="TH SarabunPSK" w:hint="cs"/>
+          <w:b/>
+          <w:bCs/>
+          <w:color w:val="000000"/>
+          <w:sz w:val="28"/>
+          <w:cs/>
+        </w:rPr>
+        <w:t xml:space="preserve"> (</w:t>
       </w:r>
       <w:r>
         <w:rPr>
@@ -5835,13 +6582,23 @@
         </w:rPr>
         <w:t xml:space="preserve">r </w:t>
       </w:r>
-      <w:r>
-        <w:rPr>
-          <w:rFonts w:ascii="TH SarabunPSK" w:hAnsi="TH SarabunPSK" w:cs="TH SarabunPSK" w:hint="cs"/>
-          <w:sz w:val="28"/>
-        </w:rPr>
-        <w:t>Paid_applications_list</w:t>
-      </w:r>
+      <w:proofErr w:type="spellStart"/>
+      <w:r>
+        <w:rPr>
+          <w:rFonts w:ascii="TH SarabunPSK" w:hAnsi="TH SarabunPSK" w:cs="TH SarabunPSK" w:hint="cs"/>
+          <w:sz w:val="28"/>
+        </w:rPr>
+        <w:t>Paid_applications_</w:t>
+      </w:r>
+      <w:proofErr w:type="gramStart"/>
+      <w:r>
+        <w:rPr>
+          <w:rFonts w:ascii="TH SarabunPSK" w:hAnsi="TH SarabunPSK" w:cs="TH SarabunPSK" w:hint="cs"/>
+          <w:sz w:val="28"/>
+        </w:rPr>
+        <w:t>list</w:t>
+      </w:r>
+      <w:proofErr w:type="spellEnd"/>
       <w:r>
         <w:rPr>
           <w:rFonts w:ascii="TH SarabunPSK" w:hAnsi="TH SarabunPSK" w:cs="TH SarabunPSK"/>
@@ -5854,7 +6611,15 @@
           <w:rFonts w:ascii="TH SarabunPSK" w:hAnsi="TH SarabunPSK" w:cs="TH SarabunPSK" w:hint="cs"/>
           <w:sz w:val="28"/>
         </w:rPr>
-        <w:t>}}</w:t>
+        <w:t>}</w:t>
+      </w:r>
+      <w:proofErr w:type="gramEnd"/>
+      <w:r>
+        <w:rPr>
+          <w:rFonts w:ascii="TH SarabunPSK" w:hAnsi="TH SarabunPSK" w:cs="TH SarabunPSK" w:hint="cs"/>
+          <w:sz w:val="28"/>
+        </w:rPr>
+        <w:t>}</w:t>
       </w:r>
     </w:p>
     <w:p>
@@ -6318,12 +7083,14 @@
         </w:rPr>
         <w:t xml:space="preserve">r </w:t>
       </w:r>
+      <w:proofErr w:type="spellStart"/>
       <w:r>
         <w:rPr>
           <w:rFonts w:ascii="TH SarabunPSK" w:hAnsi="TH SarabunPSK" w:cs="TH SarabunPSK" w:hint="cs"/>
         </w:rPr>
         <w:t>Deposit_amount</w:t>
       </w:r>
+      <w:proofErr w:type="spellEnd"/>
       <w:r>
         <w:rPr>
           <w:rFonts w:ascii="TH SarabunPSK" w:hAnsi="TH SarabunPSK" w:cs="TH SarabunPSK"/>
@@ -6362,12 +7129,14 @@
         </w:rPr>
         <w:t xml:space="preserve">r </w:t>
       </w:r>
+      <w:proofErr w:type="spellStart"/>
       <w:r>
         <w:rPr>
           <w:rFonts w:ascii="TH SarabunPSK" w:hAnsi="TH SarabunPSK" w:cs="TH SarabunPSK" w:hint="cs"/>
         </w:rPr>
         <w:t>Deposit_amount_text</w:t>
       </w:r>
+      <w:proofErr w:type="spellEnd"/>
       <w:r>
         <w:rPr>
           <w:rFonts w:ascii="TH SarabunPSK" w:hAnsi="TH SarabunPSK" w:cs="TH SarabunPSK"/>
@@ -6514,7 +7283,31 @@
           <w:sz w:val="28"/>
           <w:cs/>
         </w:rPr>
-        <w:t>วางระบบซอฟแวร์ (</w:t>
+        <w:t>วางระบบ</w:t>
+      </w:r>
+      <w:proofErr w:type="spellStart"/>
+      <w:r>
+        <w:rPr>
+          <w:rFonts w:ascii="TH SarabunPSK" w:hAnsi="TH SarabunPSK" w:cs="TH SarabunPSK" w:hint="cs"/>
+          <w:b/>
+          <w:bCs/>
+          <w:color w:val="000000" w:themeColor="text1"/>
+          <w:sz w:val="28"/>
+          <w:cs/>
+        </w:rPr>
+        <w:t>ซอฟแวร์</w:t>
+      </w:r>
+      <w:proofErr w:type="spellEnd"/>
+      <w:r>
+        <w:rPr>
+          <w:rFonts w:ascii="TH SarabunPSK" w:hAnsi="TH SarabunPSK" w:cs="TH SarabunPSK" w:hint="cs"/>
+          <w:b/>
+          <w:bCs/>
+          <w:color w:val="000000" w:themeColor="text1"/>
+          <w:sz w:val="28"/>
+          <w:cs/>
+        </w:rPr>
+        <w:t xml:space="preserve"> (</w:t>
       </w:r>
       <w:r>
         <w:rPr>
@@ -6601,7 +7394,31 @@
           <w:sz w:val="28"/>
           <w:cs/>
         </w:rPr>
-        <w:t>ระบบซอฟแวร์ (</w:t>
+        <w:t>ระบบ</w:t>
+      </w:r>
+      <w:proofErr w:type="spellStart"/>
+      <w:r>
+        <w:rPr>
+          <w:rFonts w:ascii="TH SarabunPSK" w:hAnsi="TH SarabunPSK" w:cs="TH SarabunPSK" w:hint="cs"/>
+          <w:b/>
+          <w:bCs/>
+          <w:color w:val="000000" w:themeColor="text1"/>
+          <w:sz w:val="28"/>
+          <w:cs/>
+        </w:rPr>
+        <w:t>ซอฟแวร์</w:t>
+      </w:r>
+      <w:proofErr w:type="spellEnd"/>
+      <w:r>
+        <w:rPr>
+          <w:rFonts w:ascii="TH SarabunPSK" w:hAnsi="TH SarabunPSK" w:cs="TH SarabunPSK" w:hint="cs"/>
+          <w:b/>
+          <w:bCs/>
+          <w:color w:val="000000" w:themeColor="text1"/>
+          <w:sz w:val="28"/>
+          <w:cs/>
+        </w:rPr>
+        <w:t xml:space="preserve"> (</w:t>
       </w:r>
       <w:r>
         <w:rPr>
@@ -6650,6 +7467,7 @@
         </w:rPr>
         <w:t xml:space="preserve">r </w:t>
       </w:r>
+      <w:proofErr w:type="spellStart"/>
       <w:r>
         <w:rPr>
           <w:rFonts w:ascii="TH SarabunPSK" w:hAnsi="TH SarabunPSK" w:cs="TH SarabunPSK" w:hint="cs"/>
@@ -6659,6 +7477,7 @@
         </w:rPr>
         <w:t>Implement_package_name</w:t>
       </w:r>
+      <w:proofErr w:type="spellEnd"/>
       <w:r>
         <w:rPr>
           <w:rFonts w:ascii="TH SarabunPSK" w:hAnsi="TH SarabunPSK" w:cs="TH SarabunPSK"/>
@@ -6764,6 +7583,7 @@
         </w:rPr>
         <w:t xml:space="preserve">r </w:t>
       </w:r>
+      <w:proofErr w:type="spellStart"/>
       <w:r>
         <w:rPr>
           <w:rFonts w:ascii="TH SarabunPSK" w:hAnsi="TH SarabunPSK" w:cs="TH SarabunPSK" w:hint="cs"/>
@@ -6774,6 +7594,7 @@
         </w:rPr>
         <w:t>Implement_price</w:t>
       </w:r>
+      <w:proofErr w:type="spellEnd"/>
       <w:r>
         <w:rPr>
           <w:rFonts w:ascii="TH SarabunPSK" w:hAnsi="TH SarabunPSK" w:cs="TH SarabunPSK"/>
@@ -6844,6 +7665,7 @@
         </w:rPr>
         <w:t xml:space="preserve">r </w:t>
       </w:r>
+      <w:proofErr w:type="spellStart"/>
       <w:r>
         <w:rPr>
           <w:rFonts w:ascii="TH SarabunPSK" w:hAnsi="TH SarabunPSK" w:cs="TH SarabunPSK" w:hint="cs"/>
@@ -6852,6 +7674,7 @@
         </w:rPr>
         <w:t>Implement_price_text</w:t>
       </w:r>
+      <w:proofErr w:type="spellEnd"/>
       <w:r>
         <w:rPr>
           <w:rFonts w:ascii="TH SarabunPSK" w:hAnsi="TH SarabunPSK" w:cs="TH SarabunPSK"/>
@@ -6964,47 +7787,577 @@
           <w:sz w:val="28"/>
         </w:rPr>
       </w:pPr>
-      <w:r>
-        <w:rPr>
-          <w:rFonts w:ascii="TH SarabunPSK" w:eastAsiaTheme="majorEastAsia" w:hAnsi="TH SarabunPSK" w:cs="TH SarabunPSK"/>
-          <w:color w:val="000000"/>
-          <w:sz w:val="28"/>
-        </w:rPr>
-        <w:t>{{</w:t>
-      </w:r>
-      <w:r>
-        <w:rPr>
-          <w:rFonts w:ascii="TH SarabunPSK" w:eastAsiaTheme="majorEastAsia" w:hAnsi="TH SarabunPSK" w:cs="TH SarabunPSK"/>
-          <w:color w:val="000000"/>
-          <w:sz w:val="28"/>
-        </w:rPr>
-        <w:t xml:space="preserve">r </w:t>
-      </w:r>
-      <w:r>
-        <w:rPr>
-          <w:rFonts w:ascii="TH SarabunPSK" w:eastAsiaTheme="majorEastAsia" w:hAnsi="TH SarabunPSK" w:cs="TH SarabunPSK"/>
-          <w:color w:val="000000"/>
-          <w:sz w:val="28"/>
-        </w:rPr>
-        <w:t>Implement_payment_terms</w:t>
-      </w:r>
-      <w:r>
-        <w:rPr>
-          <w:rFonts w:ascii="TH SarabunPSK" w:eastAsiaTheme="majorEastAsia" w:hAnsi="TH SarabunPSK" w:cs="TH SarabunPSK"/>
-          <w:color w:val="000000"/>
-          <w:sz w:val="28"/>
-        </w:rPr>
-        <w:t xml:space="preserve"> </w:t>
-      </w:r>
-      <w:r>
-        <w:rPr>
-          <w:rFonts w:ascii="TH SarabunPSK" w:eastAsiaTheme="majorEastAsia" w:hAnsi="TH SarabunPSK" w:cs="TH SarabunPSK"/>
-          <w:color w:val="000000"/>
-          <w:sz w:val="28"/>
-        </w:rPr>
-        <w:t>}}</w:t>
-      </w:r>
     </w:p>
+    <w:tbl>
+      <w:tblPr>
+        <w:tblStyle w:val="TableGrid"/>
+        <w:tblW w:w="0" w:type="auto"/>
+        <w:tblInd w:w="567" w:type="dxa"/>
+        <w:tblLayout w:type="fixed"/>
+        <w:tblLook w:val="04A0" w:firstRow="1" w:lastRow="0" w:firstColumn="1" w:lastColumn="0" w:noHBand="0" w:noVBand="1"/>
+      </w:tblPr>
+      <w:tblGrid>
+        <w:gridCol w:w="988"/>
+        <w:gridCol w:w="2551"/>
+        <w:gridCol w:w="4910"/>
+      </w:tblGrid>
+      <w:tr>
+        <w:tc>
+          <w:tcPr>
+            <w:tcW w:w="988" w:type="dxa"/>
+            <w:vAlign w:val="center"/>
+          </w:tcPr>
+          <w:p>
+            <w:pPr>
+              <w:pStyle w:val="ListParagraph"/>
+              <w:ind w:left="0"/>
+              <w:jc w:val="center"/>
+              <w:rPr>
+                <w:rFonts w:ascii="TH SarabunPSK" w:eastAsiaTheme="majorEastAsia" w:hAnsi="TH SarabunPSK" w:cs="TH SarabunPSK"/>
+                <w:b/>
+                <w:bCs/>
+                <w:color w:val="000000"/>
+                <w:sz w:val="28"/>
+                <w:cs/>
+              </w:rPr>
+            </w:pPr>
+            <w:r>
+              <w:rPr>
+                <w:rFonts w:ascii="TH SarabunPSK" w:eastAsiaTheme="majorEastAsia" w:hAnsi="TH SarabunPSK" w:cs="TH SarabunPSK" w:hint="cs"/>
+                <w:b/>
+                <w:bCs/>
+                <w:color w:val="000000"/>
+                <w:sz w:val="28"/>
+                <w:cs/>
+              </w:rPr>
+              <w:t>งวด</w:t>
+            </w:r>
+          </w:p>
+        </w:tc>
+        <w:tc>
+          <w:tcPr>
+            <w:tcW w:w="2551" w:type="dxa"/>
+            <w:vAlign w:val="center"/>
+          </w:tcPr>
+          <w:p>
+            <w:pPr>
+              <w:pStyle w:val="ListParagraph"/>
+              <w:ind w:left="0"/>
+              <w:jc w:val="center"/>
+              <w:rPr>
+                <w:rFonts w:ascii="TH SarabunPSK" w:eastAsiaTheme="majorEastAsia" w:hAnsi="TH SarabunPSK" w:cs="TH SarabunPSK"/>
+                <w:b/>
+                <w:bCs/>
+                <w:color w:val="000000"/>
+                <w:sz w:val="28"/>
+              </w:rPr>
+            </w:pPr>
+            <w:r>
+              <w:rPr>
+                <w:rFonts w:ascii="TH SarabunPSK" w:eastAsiaTheme="majorEastAsia" w:hAnsi="TH SarabunPSK" w:cs="TH SarabunPSK" w:hint="cs"/>
+                <w:b/>
+                <w:bCs/>
+                <w:color w:val="000000"/>
+                <w:sz w:val="28"/>
+                <w:cs/>
+              </w:rPr>
+              <w:t>ชำระ</w:t>
+            </w:r>
+            <w:r>
+              <w:rPr>
+                <w:rFonts w:ascii="TH SarabunPSK" w:eastAsiaTheme="majorEastAsia" w:hAnsi="TH SarabunPSK" w:cs="TH SarabunPSK" w:hint="cs"/>
+                <w:b/>
+                <w:bCs/>
+                <w:color w:val="000000"/>
+                <w:sz w:val="28"/>
+                <w:cs/>
+              </w:rPr>
+              <w:t>จำนวนเงิน</w:t>
+            </w:r>
+            <w:r>
+              <w:rPr>
+                <w:rFonts w:ascii="TH SarabunPSK" w:eastAsiaTheme="majorEastAsia" w:hAnsi="TH SarabunPSK" w:cs="TH SarabunPSK"/>
+                <w:b/>
+                <w:bCs/>
+                <w:color w:val="000000"/>
+                <w:sz w:val="28"/>
+              </w:rPr>
+              <w:t xml:space="preserve"> (</w:t>
+            </w:r>
+            <w:r>
+              <w:rPr>
+                <w:rFonts w:ascii="TH SarabunPSK" w:eastAsiaTheme="majorEastAsia" w:hAnsi="TH SarabunPSK" w:cs="TH SarabunPSK" w:hint="cs"/>
+                <w:b/>
+                <w:bCs/>
+                <w:color w:val="000000"/>
+                <w:sz w:val="28"/>
+                <w:cs/>
+              </w:rPr>
+              <w:t>บาท</w:t>
+            </w:r>
+            <w:r>
+              <w:rPr>
+                <w:rFonts w:ascii="TH SarabunPSK" w:eastAsiaTheme="majorEastAsia" w:hAnsi="TH SarabunPSK" w:cs="TH SarabunPSK"/>
+                <w:b/>
+                <w:bCs/>
+                <w:color w:val="000000"/>
+                <w:sz w:val="28"/>
+              </w:rPr>
+              <w:t>)</w:t>
+            </w:r>
+          </w:p>
+        </w:tc>
+        <w:tc>
+          <w:tcPr>
+            <w:tcW w:w="4910" w:type="dxa"/>
+            <w:vAlign w:val="center"/>
+          </w:tcPr>
+          <w:p>
+            <w:pPr>
+              <w:pStyle w:val="ListParagraph"/>
+              <w:ind w:left="0"/>
+              <w:jc w:val="center"/>
+              <w:rPr>
+                <w:rFonts w:ascii="TH SarabunPSK" w:eastAsiaTheme="majorEastAsia" w:hAnsi="TH SarabunPSK" w:cs="TH SarabunPSK"/>
+                <w:b/>
+                <w:bCs/>
+                <w:color w:val="000000"/>
+                <w:sz w:val="28"/>
+              </w:rPr>
+            </w:pPr>
+            <w:r>
+              <w:rPr>
+                <w:rFonts w:ascii="TH SarabunPSK" w:eastAsiaTheme="majorEastAsia" w:hAnsi="TH SarabunPSK" w:cs="TH SarabunPSK" w:hint="cs"/>
+                <w:b/>
+                <w:bCs/>
+                <w:color w:val="000000"/>
+                <w:sz w:val="28"/>
+                <w:cs/>
+              </w:rPr>
+              <w:t>กำหนดชำระ</w:t>
+            </w:r>
+          </w:p>
+        </w:tc>
+      </w:tr>
+      <w:tr>
+        <w:tc>
+          <w:tcPr>
+            <w:tcW w:w="988" w:type="dxa"/>
+            <w:vAlign w:val="center"/>
+          </w:tcPr>
+          <w:p>
+            <w:pPr>
+              <w:pStyle w:val="ListParagraph"/>
+              <w:ind w:left="0"/>
+              <w:jc w:val="center"/>
+              <w:rPr>
+                <w:rFonts w:ascii="TH SarabunPSK" w:eastAsiaTheme="majorEastAsia" w:hAnsi="TH SarabunPSK" w:cs="TH SarabunPSK"/>
+                <w:b/>
+                <w:bCs/>
+                <w:color w:val="000000"/>
+                <w:sz w:val="28"/>
+              </w:rPr>
+            </w:pPr>
+            <w:r>
+              <w:rPr>
+                <w:rFonts w:ascii="TH SarabunPSK" w:eastAsiaTheme="majorEastAsia" w:hAnsi="TH SarabunPSK" w:cs="TH SarabunPSK" w:hint="cs"/>
+                <w:b/>
+                <w:bCs/>
+                <w:color w:val="000000"/>
+                <w:sz w:val="28"/>
+                <w:cs/>
+              </w:rPr>
+              <w:lastRenderedPageBreak/>
+              <w:t>1</w:t>
+            </w:r>
+          </w:p>
+        </w:tc>
+        <w:tc>
+          <w:tcPr>
+            <w:tcW w:w="2551" w:type="dxa"/>
+            <w:vAlign w:val="center"/>
+          </w:tcPr>
+          <w:p>
+            <w:pPr>
+              <w:pStyle w:val="ListParagraph"/>
+              <w:ind w:left="0"/>
+              <w:jc w:val="center"/>
+              <w:rPr>
+                <w:rFonts w:ascii="TH SarabunPSK" w:eastAsiaTheme="majorEastAsia" w:hAnsi="TH SarabunPSK" w:cs="TH SarabunPSK"/>
+                <w:color w:val="000000"/>
+                <w:sz w:val="28"/>
+              </w:rPr>
+            </w:pPr>
+            <w:r>
+              <w:rPr>
+                <w:rFonts w:ascii="TH SarabunPSK" w:eastAsiaTheme="majorEastAsia" w:hAnsi="TH SarabunPSK" w:cs="TH SarabunPSK"/>
+                <w:color w:val="000000"/>
+                <w:sz w:val="28"/>
+              </w:rPr>
+              <w:t>{{r Payment_price_1 }}</w:t>
+            </w:r>
+          </w:p>
+        </w:tc>
+        <w:tc>
+          <w:tcPr>
+            <w:tcW w:w="4910" w:type="dxa"/>
+            <w:vAlign w:val="center"/>
+          </w:tcPr>
+          <w:p>
+            <w:pPr>
+              <w:pStyle w:val="ListParagraph"/>
+              <w:ind w:left="0"/>
+              <w:jc w:val="center"/>
+              <w:rPr>
+                <w:rFonts w:ascii="TH SarabunPSK" w:eastAsiaTheme="majorEastAsia" w:hAnsi="TH SarabunPSK" w:cs="TH SarabunPSK"/>
+                <w:color w:val="000000"/>
+                <w:sz w:val="28"/>
+                <w:cs/>
+              </w:rPr>
+            </w:pPr>
+            <w:r>
+              <w:rPr>
+                <w:rFonts w:ascii="TH SarabunPSK" w:eastAsiaTheme="majorEastAsia" w:hAnsi="TH SarabunPSK" w:cs="TH SarabunPSK"/>
+                <w:color w:val="000000"/>
+                <w:sz w:val="28"/>
+              </w:rPr>
+              <w:t>{{r Payment_</w:t>
+            </w:r>
+            <w:r>
+              <w:rPr>
+                <w:rFonts w:ascii="TH SarabunPSK" w:eastAsiaTheme="majorEastAsia" w:hAnsi="TH SarabunPSK" w:cs="TH SarabunPSK"/>
+                <w:color w:val="000000"/>
+                <w:sz w:val="28"/>
+              </w:rPr>
+              <w:t>description</w:t>
+            </w:r>
+            <w:r>
+              <w:rPr>
+                <w:rFonts w:ascii="TH SarabunPSK" w:eastAsiaTheme="majorEastAsia" w:hAnsi="TH SarabunPSK" w:cs="TH SarabunPSK"/>
+                <w:color w:val="000000"/>
+                <w:sz w:val="28"/>
+              </w:rPr>
+              <w:t>_1 }}</w:t>
+            </w:r>
+          </w:p>
+        </w:tc>
+      </w:tr>
+      <w:tr>
+        <w:tc>
+          <w:tcPr>
+            <w:tcW w:w="988" w:type="dxa"/>
+            <w:vAlign w:val="center"/>
+          </w:tcPr>
+          <w:p>
+            <w:pPr>
+              <w:pStyle w:val="ListParagraph"/>
+              <w:ind w:left="0"/>
+              <w:jc w:val="center"/>
+              <w:rPr>
+                <w:rFonts w:ascii="TH SarabunPSK" w:eastAsiaTheme="majorEastAsia" w:hAnsi="TH SarabunPSK" w:cs="TH SarabunPSK"/>
+                <w:b/>
+                <w:bCs/>
+                <w:color w:val="000000"/>
+                <w:sz w:val="28"/>
+              </w:rPr>
+            </w:pPr>
+            <w:r>
+              <w:rPr>
+                <w:rFonts w:ascii="TH SarabunPSK" w:eastAsiaTheme="majorEastAsia" w:hAnsi="TH SarabunPSK" w:cs="TH SarabunPSK" w:hint="cs"/>
+                <w:b/>
+                <w:bCs/>
+                <w:color w:val="000000"/>
+                <w:sz w:val="28"/>
+                <w:cs/>
+              </w:rPr>
+              <w:t>2</w:t>
+            </w:r>
+          </w:p>
+        </w:tc>
+        <w:tc>
+          <w:tcPr>
+            <w:tcW w:w="2551" w:type="dxa"/>
+            <w:vAlign w:val="center"/>
+          </w:tcPr>
+          <w:p>
+            <w:pPr>
+              <w:pStyle w:val="ListParagraph"/>
+              <w:ind w:left="0"/>
+              <w:jc w:val="center"/>
+              <w:rPr>
+                <w:rFonts w:ascii="TH SarabunPSK" w:eastAsiaTheme="majorEastAsia" w:hAnsi="TH SarabunPSK" w:cs="TH SarabunPSK"/>
+                <w:b/>
+                <w:bCs/>
+                <w:color w:val="000000"/>
+                <w:sz w:val="28"/>
+              </w:rPr>
+            </w:pPr>
+            <w:r>
+              <w:rPr>
+                <w:rFonts w:ascii="TH SarabunPSK" w:eastAsiaTheme="majorEastAsia" w:hAnsi="TH SarabunPSK" w:cs="TH SarabunPSK"/>
+                <w:color w:val="000000"/>
+                <w:sz w:val="28"/>
+              </w:rPr>
+              <w:t>{{r Payment_price_2 }}</w:t>
+            </w:r>
+          </w:p>
+        </w:tc>
+        <w:tc>
+          <w:tcPr>
+            <w:tcW w:w="4910" w:type="dxa"/>
+            <w:vAlign w:val="center"/>
+          </w:tcPr>
+          <w:p>
+            <w:pPr>
+              <w:pStyle w:val="ListParagraph"/>
+              <w:ind w:left="0"/>
+              <w:jc w:val="center"/>
+              <w:rPr>
+                <w:rFonts w:ascii="TH SarabunPSK" w:eastAsiaTheme="majorEastAsia" w:hAnsi="TH SarabunPSK" w:cs="TH SarabunPSK"/>
+                <w:b/>
+                <w:bCs/>
+                <w:color w:val="000000"/>
+                <w:sz w:val="28"/>
+              </w:rPr>
+            </w:pPr>
+            <w:r>
+              <w:rPr>
+                <w:rFonts w:ascii="TH SarabunPSK" w:eastAsiaTheme="majorEastAsia" w:hAnsi="TH SarabunPSK" w:cs="TH SarabunPSK"/>
+                <w:color w:val="000000"/>
+                <w:sz w:val="28"/>
+              </w:rPr>
+              <w:t>{{r Payment_</w:t>
+            </w:r>
+            <w:r>
+              <w:rPr>
+                <w:rFonts w:ascii="TH SarabunPSK" w:eastAsiaTheme="majorEastAsia" w:hAnsi="TH SarabunPSK" w:cs="TH SarabunPSK"/>
+                <w:color w:val="000000"/>
+                <w:sz w:val="28"/>
+              </w:rPr>
+              <w:t>description</w:t>
+            </w:r>
+            <w:r>
+              <w:rPr>
+                <w:rFonts w:ascii="TH SarabunPSK" w:eastAsiaTheme="majorEastAsia" w:hAnsi="TH SarabunPSK" w:cs="TH SarabunPSK"/>
+                <w:color w:val="000000"/>
+                <w:sz w:val="28"/>
+              </w:rPr>
+              <w:t>_2 }}</w:t>
+            </w:r>
+          </w:p>
+        </w:tc>
+      </w:tr>
+      <w:tr>
+        <w:tc>
+          <w:tcPr>
+            <w:tcW w:w="988" w:type="dxa"/>
+            <w:vAlign w:val="center"/>
+          </w:tcPr>
+          <w:p>
+            <w:pPr>
+              <w:pStyle w:val="ListParagraph"/>
+              <w:ind w:left="0"/>
+              <w:jc w:val="center"/>
+              <w:rPr>
+                <w:rFonts w:ascii="TH SarabunPSK" w:eastAsiaTheme="majorEastAsia" w:hAnsi="TH SarabunPSK" w:cs="TH SarabunPSK"/>
+                <w:b/>
+                <w:bCs/>
+                <w:color w:val="000000"/>
+                <w:sz w:val="28"/>
+              </w:rPr>
+            </w:pPr>
+            <w:r>
+              <w:rPr>
+                <w:rFonts w:ascii="TH SarabunPSK" w:eastAsiaTheme="majorEastAsia" w:hAnsi="TH SarabunPSK" w:cs="TH SarabunPSK" w:hint="cs"/>
+                <w:b/>
+                <w:bCs/>
+                <w:color w:val="000000"/>
+                <w:sz w:val="28"/>
+                <w:cs/>
+              </w:rPr>
+              <w:t>3</w:t>
+            </w:r>
+          </w:p>
+        </w:tc>
+        <w:tc>
+          <w:tcPr>
+            <w:tcW w:w="2551" w:type="dxa"/>
+            <w:vAlign w:val="center"/>
+          </w:tcPr>
+          <w:p>
+            <w:pPr>
+              <w:pStyle w:val="ListParagraph"/>
+              <w:ind w:left="0"/>
+              <w:jc w:val="center"/>
+              <w:rPr>
+                <w:rFonts w:ascii="TH SarabunPSK" w:eastAsiaTheme="majorEastAsia" w:hAnsi="TH SarabunPSK" w:cs="TH SarabunPSK"/>
+                <w:b/>
+                <w:bCs/>
+                <w:color w:val="000000"/>
+                <w:sz w:val="28"/>
+              </w:rPr>
+            </w:pPr>
+            <w:r>
+              <w:rPr>
+                <w:rFonts w:ascii="TH SarabunPSK" w:eastAsiaTheme="majorEastAsia" w:hAnsi="TH SarabunPSK" w:cs="TH SarabunPSK"/>
+                <w:color w:val="000000"/>
+                <w:sz w:val="28"/>
+              </w:rPr>
+              <w:t>{{r Payment_price_3 }}</w:t>
+            </w:r>
+          </w:p>
+        </w:tc>
+        <w:tc>
+          <w:tcPr>
+            <w:tcW w:w="4910" w:type="dxa"/>
+            <w:vAlign w:val="center"/>
+          </w:tcPr>
+          <w:p>
+            <w:pPr>
+              <w:pStyle w:val="ListParagraph"/>
+              <w:ind w:left="0"/>
+              <w:jc w:val="center"/>
+              <w:rPr>
+                <w:rFonts w:ascii="TH SarabunPSK" w:eastAsiaTheme="majorEastAsia" w:hAnsi="TH SarabunPSK" w:cs="TH SarabunPSK"/>
+                <w:b/>
+                <w:bCs/>
+                <w:color w:val="000000"/>
+                <w:sz w:val="28"/>
+              </w:rPr>
+            </w:pPr>
+            <w:r>
+              <w:rPr>
+                <w:rFonts w:ascii="TH SarabunPSK" w:eastAsiaTheme="majorEastAsia" w:hAnsi="TH SarabunPSK" w:cs="TH SarabunPSK"/>
+                <w:color w:val="000000"/>
+                <w:sz w:val="28"/>
+              </w:rPr>
+              <w:t>{{r Payment_</w:t>
+            </w:r>
+            <w:r>
+              <w:rPr>
+                <w:rFonts w:ascii="TH SarabunPSK" w:eastAsiaTheme="majorEastAsia" w:hAnsi="TH SarabunPSK" w:cs="TH SarabunPSK"/>
+                <w:color w:val="000000"/>
+                <w:sz w:val="28"/>
+              </w:rPr>
+              <w:t>description</w:t>
+            </w:r>
+            <w:r>
+              <w:rPr>
+                <w:rFonts w:ascii="TH SarabunPSK" w:eastAsiaTheme="majorEastAsia" w:hAnsi="TH SarabunPSK" w:cs="TH SarabunPSK"/>
+                <w:color w:val="000000"/>
+                <w:sz w:val="28"/>
+              </w:rPr>
+              <w:t>_3 }}</w:t>
+            </w:r>
+          </w:p>
+        </w:tc>
+      </w:tr>
+      <w:tr>
+        <w:tc>
+          <w:tcPr>
+            <w:tcW w:w="988" w:type="dxa"/>
+            <w:vAlign w:val="center"/>
+          </w:tcPr>
+          <w:p>
+            <w:pPr>
+              <w:pStyle w:val="ListParagraph"/>
+              <w:ind w:left="0"/>
+              <w:jc w:val="center"/>
+              <w:rPr>
+                <w:rFonts w:ascii="TH SarabunPSK" w:eastAsiaTheme="majorEastAsia" w:hAnsi="TH SarabunPSK" w:cs="TH SarabunPSK"/>
+                <w:b/>
+                <w:bCs/>
+                <w:color w:val="000000"/>
+                <w:sz w:val="28"/>
+              </w:rPr>
+            </w:pPr>
+            <w:r>
+              <w:rPr>
+                <w:rFonts w:ascii="TH SarabunPSK" w:eastAsiaTheme="majorEastAsia" w:hAnsi="TH SarabunPSK" w:cs="TH SarabunPSK" w:hint="cs"/>
+                <w:b/>
+                <w:bCs/>
+                <w:color w:val="000000"/>
+                <w:sz w:val="28"/>
+                <w:cs/>
+              </w:rPr>
+              <w:t>4</w:t>
+            </w:r>
+          </w:p>
+        </w:tc>
+        <w:tc>
+          <w:tcPr>
+            <w:tcW w:w="2551" w:type="dxa"/>
+            <w:vAlign w:val="center"/>
+          </w:tcPr>
+          <w:p>
+            <w:pPr>
+              <w:pStyle w:val="ListParagraph"/>
+              <w:ind w:left="0"/>
+              <w:jc w:val="center"/>
+              <w:rPr>
+                <w:rFonts w:ascii="TH SarabunPSK" w:eastAsiaTheme="majorEastAsia" w:hAnsi="TH SarabunPSK" w:cs="TH SarabunPSK"/>
+                <w:b/>
+                <w:bCs/>
+                <w:color w:val="000000"/>
+                <w:sz w:val="28"/>
+              </w:rPr>
+            </w:pPr>
+            <w:r>
+              <w:rPr>
+                <w:rFonts w:ascii="TH SarabunPSK" w:eastAsiaTheme="majorEastAsia" w:hAnsi="TH SarabunPSK" w:cs="TH SarabunPSK"/>
+                <w:color w:val="000000"/>
+                <w:sz w:val="28"/>
+              </w:rPr>
+              <w:t>{{r Payment_price_4 }}</w:t>
+            </w:r>
+          </w:p>
+        </w:tc>
+        <w:tc>
+          <w:tcPr>
+            <w:tcW w:w="4910" w:type="dxa"/>
+            <w:vAlign w:val="center"/>
+          </w:tcPr>
+          <w:p>
+            <w:pPr>
+              <w:pStyle w:val="ListParagraph"/>
+              <w:ind w:left="0"/>
+              <w:jc w:val="center"/>
+              <w:rPr>
+                <w:rFonts w:ascii="TH SarabunPSK" w:eastAsiaTheme="majorEastAsia" w:hAnsi="TH SarabunPSK" w:cs="TH SarabunPSK"/>
+                <w:b/>
+                <w:bCs/>
+                <w:color w:val="000000"/>
+                <w:sz w:val="28"/>
+              </w:rPr>
+            </w:pPr>
+            <w:r>
+              <w:rPr>
+                <w:rFonts w:ascii="TH SarabunPSK" w:eastAsiaTheme="majorEastAsia" w:hAnsi="TH SarabunPSK" w:cs="TH SarabunPSK"/>
+                <w:color w:val="000000"/>
+                <w:sz w:val="28"/>
+              </w:rPr>
+              <w:t>{{r Payment_</w:t>
+            </w:r>
+            <w:r>
+              <w:rPr>
+                <w:rFonts w:ascii="TH SarabunPSK" w:eastAsiaTheme="majorEastAsia" w:hAnsi="TH SarabunPSK" w:cs="TH SarabunPSK"/>
+                <w:color w:val="000000"/>
+                <w:sz w:val="28"/>
+              </w:rPr>
+              <w:t>description</w:t>
+            </w:r>
+            <w:r>
+              <w:rPr>
+                <w:rFonts w:ascii="TH SarabunPSK" w:eastAsiaTheme="majorEastAsia" w:hAnsi="TH SarabunPSK" w:cs="TH SarabunPSK"/>
+                <w:color w:val="000000"/>
+                <w:sz w:val="28"/>
+              </w:rPr>
+              <w:t>_4 }}</w:t>
+            </w:r>
+          </w:p>
+        </w:tc>
+      </w:tr>
+    </w:tbl>
     <w:p>
       <w:pPr>
         <w:pStyle w:val="ListParagraph"/>
@@ -7083,13 +8436,23 @@
         </w:rPr>
         <w:t xml:space="preserve">r </w:t>
       </w:r>
-      <w:r>
-        <w:rPr>
-          <w:rFonts w:ascii="TH SarabunPSK" w:hAnsi="TH SarabunPSK" w:cs="TH SarabunPSK" w:hint="cs"/>
-          <w:sz w:val="28"/>
-        </w:rPr>
-        <w:t>Implement_mandays</w:t>
-      </w:r>
+      <w:proofErr w:type="spellStart"/>
+      <w:r>
+        <w:rPr>
+          <w:rFonts w:ascii="TH SarabunPSK" w:hAnsi="TH SarabunPSK" w:cs="TH SarabunPSK" w:hint="cs"/>
+          <w:sz w:val="28"/>
+        </w:rPr>
+        <w:t>Implement_</w:t>
+      </w:r>
+      <w:proofErr w:type="gramStart"/>
+      <w:r>
+        <w:rPr>
+          <w:rFonts w:ascii="TH SarabunPSK" w:hAnsi="TH SarabunPSK" w:cs="TH SarabunPSK" w:hint="cs"/>
+          <w:sz w:val="28"/>
+        </w:rPr>
+        <w:t>mandays</w:t>
+      </w:r>
+      <w:proofErr w:type="spellEnd"/>
       <w:r>
         <w:rPr>
           <w:rFonts w:ascii="TH SarabunPSK" w:hAnsi="TH SarabunPSK" w:cs="TH SarabunPSK"/>
@@ -7102,7 +8465,15 @@
           <w:rFonts w:ascii="TH SarabunPSK" w:hAnsi="TH SarabunPSK" w:cs="TH SarabunPSK" w:hint="cs"/>
           <w:sz w:val="28"/>
         </w:rPr>
-        <w:t>}}</w:t>
+        <w:t>}</w:t>
+      </w:r>
+      <w:proofErr w:type="gramEnd"/>
+      <w:r>
+        <w:rPr>
+          <w:rFonts w:ascii="TH SarabunPSK" w:hAnsi="TH SarabunPSK" w:cs="TH SarabunPSK" w:hint="cs"/>
+          <w:sz w:val="28"/>
+        </w:rPr>
+        <w:t>}</w:t>
       </w:r>
       <w:r>
         <w:rPr>
@@ -7133,7 +8504,6 @@
           <w:sz w:val="28"/>
           <w:cs/>
         </w:rPr>
-        <w:lastRenderedPageBreak/>
         <w:t>โดย</w:t>
       </w:r>
       <w:r>
@@ -7360,6 +8730,7 @@
         </w:rPr>
         <w:t xml:space="preserve">r </w:t>
       </w:r>
+      <w:proofErr w:type="spellStart"/>
       <w:r>
         <w:rPr>
           <w:rFonts w:ascii="TH SarabunPSK" w:eastAsiaTheme="majorEastAsia" w:hAnsi="TH SarabunPSK" w:cs="TH SarabunPSK" w:hint="cs"/>
@@ -7368,6 +8739,7 @@
         </w:rPr>
         <w:t>Support_rate_per_manday</w:t>
       </w:r>
+      <w:proofErr w:type="spellEnd"/>
       <w:r>
         <w:rPr>
           <w:rFonts w:ascii="TH SarabunPSK" w:eastAsiaTheme="majorEastAsia" w:hAnsi="TH SarabunPSK" w:cs="TH SarabunPSK"/>
@@ -7435,6 +8807,7 @@
         </w:rPr>
         <w:t xml:space="preserve">r </w:t>
       </w:r>
+      <w:proofErr w:type="spellStart"/>
       <w:r>
         <w:rPr>
           <w:rFonts w:ascii="TH SarabunPSK" w:eastAsiaTheme="majorEastAsia" w:hAnsi="TH SarabunPSK" w:cs="TH SarabunPSK" w:hint="cs"/>
@@ -7443,6 +8816,7 @@
         </w:rPr>
         <w:t>Support_rate_per_manday_text</w:t>
       </w:r>
+      <w:proofErr w:type="spellEnd"/>
       <w:r>
         <w:rPr>
           <w:rFonts w:ascii="TH SarabunPSK" w:eastAsiaTheme="majorEastAsia" w:hAnsi="TH SarabunPSK" w:cs="TH SarabunPSK"/>
@@ -7610,7 +8984,31 @@
           <w:sz w:val="28"/>
           <w:cs/>
         </w:rPr>
-        <w:t>เงื่อนไขการวางระบบซอฟแวร์ (</w:t>
+        <w:t>เงื่อนไขการวางระบบ</w:t>
+      </w:r>
+      <w:proofErr w:type="spellStart"/>
+      <w:r>
+        <w:rPr>
+          <w:rFonts w:ascii="TH SarabunPSK" w:eastAsiaTheme="majorEastAsia" w:hAnsi="TH SarabunPSK" w:cs="TH SarabunPSK" w:hint="cs"/>
+          <w:b/>
+          <w:bCs/>
+          <w:color w:val="000000"/>
+          <w:sz w:val="28"/>
+          <w:cs/>
+        </w:rPr>
+        <w:t>ซอฟแวร์</w:t>
+      </w:r>
+      <w:proofErr w:type="spellEnd"/>
+      <w:r>
+        <w:rPr>
+          <w:rFonts w:ascii="TH SarabunPSK" w:eastAsiaTheme="majorEastAsia" w:hAnsi="TH SarabunPSK" w:cs="TH SarabunPSK" w:hint="cs"/>
+          <w:b/>
+          <w:bCs/>
+          <w:color w:val="000000"/>
+          <w:sz w:val="28"/>
+          <w:cs/>
+        </w:rPr>
+        <w:t xml:space="preserve"> (</w:t>
       </w:r>
       <w:r>
         <w:rPr>
@@ -7737,7 +9135,29 @@
           <w:sz w:val="28"/>
           <w:cs/>
         </w:rPr>
-        <w:t xml:space="preserve">และการวางระบบซอฟแวร์ </w:t>
+        <w:t>และการวางระบบ</w:t>
+      </w:r>
+      <w:proofErr w:type="spellStart"/>
+      <w:r>
+        <w:rPr>
+          <w:rFonts w:ascii="TH SarabunPSK" w:hAnsi="TH SarabunPSK" w:cs="TH SarabunPSK" w:hint="cs"/>
+          <w:color w:val="000000" w:themeColor="text1"/>
+          <w:spacing w:val="-5"/>
+          <w:sz w:val="28"/>
+          <w:cs/>
+        </w:rPr>
+        <w:t>ซอฟแวร์</w:t>
+      </w:r>
+      <w:proofErr w:type="spellEnd"/>
+      <w:r>
+        <w:rPr>
+          <w:rFonts w:ascii="TH SarabunPSK" w:hAnsi="TH SarabunPSK" w:cs="TH SarabunPSK" w:hint="cs"/>
+          <w:color w:val="000000" w:themeColor="text1"/>
+          <w:spacing w:val="-5"/>
+          <w:sz w:val="28"/>
+          <w:cs/>
+        </w:rPr>
+        <w:t xml:space="preserve"> </w:t>
       </w:r>
       <w:r>
         <w:rPr>
@@ -7806,7 +9226,29 @@
           <w:sz w:val="28"/>
           <w:cs/>
         </w:rPr>
-        <w:t xml:space="preserve">บนระบบคลาวด์ </w:t>
+        <w:t>บนระบบคลาว</w:t>
+      </w:r>
+      <w:proofErr w:type="spellStart"/>
+      <w:r>
+        <w:rPr>
+          <w:rStyle w:val="Strong"/>
+          <w:rFonts w:ascii="TH SarabunPSK" w:eastAsia="Times New Roman" w:hAnsi="TH SarabunPSK" w:cs="TH SarabunPSK" w:hint="cs"/>
+          <w:kern w:val="0"/>
+          <w:sz w:val="28"/>
+          <w:cs/>
+        </w:rPr>
+        <w:t>ด์</w:t>
+      </w:r>
+      <w:proofErr w:type="spellEnd"/>
+      <w:r>
+        <w:rPr>
+          <w:rStyle w:val="Strong"/>
+          <w:rFonts w:ascii="TH SarabunPSK" w:eastAsia="Times New Roman" w:hAnsi="TH SarabunPSK" w:cs="TH SarabunPSK" w:hint="cs"/>
+          <w:kern w:val="0"/>
+          <w:sz w:val="28"/>
+          <w:cs/>
+        </w:rPr>
+        <w:t xml:space="preserve"> </w:t>
       </w:r>
       <w:r>
         <w:rPr>
@@ -7906,6 +9348,7 @@
         </w:rPr>
         <w:t xml:space="preserve">r </w:t>
       </w:r>
+      <w:proofErr w:type="spellStart"/>
       <w:r>
         <w:rPr>
           <w:rFonts w:ascii="TH SarabunPSK" w:hAnsi="TH SarabunPSK" w:cs="TH SarabunPSK" w:hint="cs"/>
@@ -7915,6 +9358,7 @@
         </w:rPr>
         <w:t>Cloud_usage_space_details</w:t>
       </w:r>
+      <w:proofErr w:type="spellEnd"/>
       <w:r>
         <w:rPr>
           <w:rFonts w:ascii="TH SarabunPSK" w:hAnsi="TH SarabunPSK" w:cs="TH SarabunPSK"/>
@@ -8095,7 +9539,27 @@
           <w:sz w:val="28"/>
           <w:cs/>
         </w:rPr>
-        <w:t>และการวางระบบซอฟแวร์ (</w:t>
+        <w:t>และการวางระบบ</w:t>
+      </w:r>
+      <w:proofErr w:type="spellStart"/>
+      <w:r>
+        <w:rPr>
+          <w:rFonts w:ascii="TH SarabunPSK" w:hAnsi="TH SarabunPSK" w:cs="TH SarabunPSK" w:hint="cs"/>
+          <w:color w:val="000000" w:themeColor="text1"/>
+          <w:sz w:val="28"/>
+          <w:cs/>
+        </w:rPr>
+        <w:t>ซอฟแวร์</w:t>
+      </w:r>
+      <w:proofErr w:type="spellEnd"/>
+      <w:r>
+        <w:rPr>
+          <w:rFonts w:ascii="TH SarabunPSK" w:hAnsi="TH SarabunPSK" w:cs="TH SarabunPSK" w:hint="cs"/>
+          <w:color w:val="000000" w:themeColor="text1"/>
+          <w:sz w:val="28"/>
+          <w:cs/>
+        </w:rPr>
+        <w:t xml:space="preserve"> (</w:t>
       </w:r>
       <w:r>
         <w:rPr>
@@ -8199,6 +9663,7 @@
         </w:rPr>
         <w:t xml:space="preserve">r </w:t>
       </w:r>
+      <w:proofErr w:type="spellStart"/>
       <w:r>
         <w:rPr>
           <w:rFonts w:ascii="TH SarabunPSK" w:hAnsi="TH SarabunPSK" w:cs="TH SarabunPSK"/>
@@ -8207,6 +9672,7 @@
         </w:rPr>
         <w:t>Quotation_id</w:t>
       </w:r>
+      <w:proofErr w:type="spellEnd"/>
       <w:r>
         <w:rPr>
           <w:rFonts w:ascii="TH SarabunPSK" w:hAnsi="TH SarabunPSK" w:cs="TH SarabunPSK"/>
@@ -8266,6 +9732,7 @@
         </w:rPr>
         <w:t xml:space="preserve">r </w:t>
       </w:r>
+      <w:proofErr w:type="spellStart"/>
       <w:r>
         <w:rPr>
           <w:rFonts w:ascii="TH SarabunPSK" w:hAnsi="TH SarabunPSK" w:cs="TH SarabunPSK"/>
@@ -8274,6 +9741,7 @@
         </w:rPr>
         <w:t>Quotation_date</w:t>
       </w:r>
+      <w:proofErr w:type="spellEnd"/>
       <w:r>
         <w:rPr>
           <w:rFonts w:ascii="TH SarabunPSK" w:hAnsi="TH SarabunPSK" w:cs="TH SarabunPSK"/>
@@ -8379,6 +9847,7 @@
           <w:sz w:val="28"/>
           <w:cs/>
         </w:rPr>
+        <w:lastRenderedPageBreak/>
         <w:t>เอกสารแนบท้ายหมายเลข 4</w:t>
       </w:r>
       <w:r>
@@ -8428,6 +9897,7 @@
         </w:rPr>
         <w:t xml:space="preserve">r </w:t>
       </w:r>
+      <w:proofErr w:type="spellStart"/>
       <w:r>
         <w:rPr>
           <w:rFonts w:ascii="TH SarabunPSK" w:hAnsi="TH SarabunPSK" w:cs="TH SarabunPSK" w:hint="cs"/>
@@ -8435,6 +9905,7 @@
         </w:rPr>
         <w:t>Subsidiaries_attachment_status</w:t>
       </w:r>
+      <w:proofErr w:type="spellEnd"/>
       <w:r>
         <w:rPr>
           <w:rFonts w:ascii="TH SarabunPSK" w:hAnsi="TH SarabunPSK" w:cs="TH SarabunPSK"/>
@@ -8524,7 +9995,6 @@
           <w:sz w:val="28"/>
           <w:cs/>
         </w:rPr>
-        <w:lastRenderedPageBreak/>
         <w:t>สัญญานี้ทำขึ้นเป็นสองฉบับ โดยมีข้อความถูกต้องตรงกัน และคู่สัญญาทั้งสองฝ่ายได้อ่านและเข้าใจเนื้อหาของสัญญาเป็นอย่างดี พร้อมทั้งยืนยันว่าข้อความในสัญญาดังกล่าวตรงตามความประสงค์ของทั้งสองฝ่าย จึงได้ตกลงลงลายมือชื่ออิเล็กทรอนิกส์ในสัญญาฉบับนี้ผ่านทางช่องทางอีเมลที่ได้ระบุไว้</w:t>
       </w:r>
       <w:r>
@@ -8710,7 +10180,25 @@
                 <w:sz w:val="28"/>
                 <w:cs/>
               </w:rPr>
-              <w:t>บริษัท แมงโก้ คอนซัลแตนท์ จำกัด</w:t>
+              <w:t>บริษัท แมงโก้ คอน</w:t>
+            </w:r>
+            <w:proofErr w:type="spellStart"/>
+            <w:r>
+              <w:rPr>
+                <w:rFonts w:ascii="TH SarabunPSK" w:hAnsi="TH SarabunPSK" w:cs="TH SarabunPSK" w:hint="cs"/>
+                <w:sz w:val="28"/>
+                <w:cs/>
+              </w:rPr>
+              <w:t>ซัลแต</w:t>
+            </w:r>
+            <w:proofErr w:type="spellEnd"/>
+            <w:r>
+              <w:rPr>
+                <w:rFonts w:ascii="TH SarabunPSK" w:hAnsi="TH SarabunPSK" w:cs="TH SarabunPSK" w:hint="cs"/>
+                <w:sz w:val="28"/>
+                <w:cs/>
+              </w:rPr>
+              <w:t>นท์ จำกัด</w:t>
             </w:r>
           </w:p>
         </w:tc>
@@ -8862,7 +10350,43 @@
                 <w:sz w:val="28"/>
                 <w:cs/>
               </w:rPr>
-              <w:t>นายกันตพงษ์ ฮวดอุปัต)</w:t>
+              <w:t>นายกันตพง</w:t>
+            </w:r>
+            <w:proofErr w:type="spellStart"/>
+            <w:r>
+              <w:rPr>
+                <w:rFonts w:ascii="TH SarabunPSK" w:hAnsi="TH SarabunPSK" w:cs="TH SarabunPSK" w:hint="cs"/>
+                <w:sz w:val="28"/>
+                <w:cs/>
+              </w:rPr>
+              <w:t>ษ์</w:t>
+            </w:r>
+            <w:proofErr w:type="spellEnd"/>
+            <w:r>
+              <w:rPr>
+                <w:rFonts w:ascii="TH SarabunPSK" w:hAnsi="TH SarabunPSK" w:cs="TH SarabunPSK" w:hint="cs"/>
+                <w:sz w:val="28"/>
+                <w:cs/>
+              </w:rPr>
+              <w:t xml:space="preserve"> </w:t>
+            </w:r>
+            <w:proofErr w:type="spellStart"/>
+            <w:r>
+              <w:rPr>
+                <w:rFonts w:ascii="TH SarabunPSK" w:hAnsi="TH SarabunPSK" w:cs="TH SarabunPSK" w:hint="cs"/>
+                <w:sz w:val="28"/>
+                <w:cs/>
+              </w:rPr>
+              <w:t>ฮวดอุปัต</w:t>
+            </w:r>
+            <w:proofErr w:type="spellEnd"/>
+            <w:r>
+              <w:rPr>
+                <w:rFonts w:ascii="TH SarabunPSK" w:hAnsi="TH SarabunPSK" w:cs="TH SarabunPSK" w:hint="cs"/>
+                <w:sz w:val="28"/>
+                <w:cs/>
+              </w:rPr>
+              <w:t>)</w:t>
             </w:r>
           </w:p>
           <w:p>
@@ -9081,7 +10605,25 @@
                 <w:sz w:val="28"/>
                 <w:cs/>
               </w:rPr>
-              <w:t>นายสุรเดช เพิ่มพูนโภคอนันต์)</w:t>
+              <w:t>นาย</w:t>
+            </w:r>
+            <w:proofErr w:type="spellStart"/>
+            <w:r>
+              <w:rPr>
+                <w:rFonts w:ascii="TH SarabunPSK" w:hAnsi="TH SarabunPSK" w:cs="TH SarabunPSK" w:hint="cs"/>
+                <w:sz w:val="28"/>
+                <w:cs/>
+              </w:rPr>
+              <w:t>สุร</w:t>
+            </w:r>
+            <w:proofErr w:type="spellEnd"/>
+            <w:r>
+              <w:rPr>
+                <w:rFonts w:ascii="TH SarabunPSK" w:hAnsi="TH SarabunPSK" w:cs="TH SarabunPSK" w:hint="cs"/>
+                <w:sz w:val="28"/>
+                <w:cs/>
+              </w:rPr>
+              <w:t>เดช เพิ่มพูนโภคอนันต์)</w:t>
             </w:r>
           </w:p>
           <w:p>
@@ -9715,7 +11257,31 @@
         <w:szCs w:val="24"/>
         <w:cs/>
       </w:rPr>
-      <w:t xml:space="preserve">บริษัท แมงโก้ คอนซัลแตนท์ จำกัด </w:t>
+      <w:t>บริษัท แมงโก้ คอน</w:t>
+    </w:r>
+    <w:proofErr w:type="spellStart"/>
+    <w:r>
+      <w:rPr>
+        <w:rFonts w:asciiTheme="minorBidi" w:hAnsiTheme="minorBidi"/>
+        <w:b/>
+        <w:bCs/>
+        <w:sz w:val="24"/>
+        <w:szCs w:val="24"/>
+        <w:cs/>
+      </w:rPr>
+      <w:t>ซัลแต</w:t>
+    </w:r>
+    <w:proofErr w:type="spellEnd"/>
+    <w:r>
+      <w:rPr>
+        <w:rFonts w:asciiTheme="minorBidi" w:hAnsiTheme="minorBidi"/>
+        <w:b/>
+        <w:bCs/>
+        <w:sz w:val="24"/>
+        <w:szCs w:val="24"/>
+        <w:cs/>
+      </w:rPr>
+      <w:t xml:space="preserve">นท์ จำกัด </w:t>
     </w:r>
     <w:r>
       <w:rPr>
@@ -9760,16 +11326,9 @@
         <w:szCs w:val="20"/>
         <w:cs/>
       </w:rPr>
-      <w:t xml:space="preserve">อาคารรสา ทาวเวอร์ </w:t>
+      <w:t>อาคารรสา ทาว</w:t>
     </w:r>
-    <w:r>
-      <w:rPr>
-        <w:rFonts w:asciiTheme="minorBidi" w:hAnsiTheme="minorBidi"/>
-        <w:sz w:val="20"/>
-        <w:szCs w:val="20"/>
-      </w:rPr>
-      <w:t xml:space="preserve">1 </w:t>
-    </w:r>
+    <w:proofErr w:type="spellStart"/>
     <w:r>
       <w:rPr>
         <w:rFonts w:asciiTheme="minorBidi" w:hAnsiTheme="minorBidi"/>
@@ -9777,7 +11336,54 @@
         <w:szCs w:val="20"/>
         <w:cs/>
       </w:rPr>
-      <w:t xml:space="preserve">ยูนิต </w:t>
+      <w:t>เวอร์</w:t>
+    </w:r>
+    <w:proofErr w:type="spellEnd"/>
+    <w:r>
+      <w:rPr>
+        <w:rFonts w:asciiTheme="minorBidi" w:hAnsiTheme="minorBidi"/>
+        <w:sz w:val="20"/>
+        <w:szCs w:val="20"/>
+        <w:cs/>
+      </w:rPr>
+      <w:t xml:space="preserve"> </w:t>
+    </w:r>
+    <w:r>
+      <w:rPr>
+        <w:rFonts w:asciiTheme="minorBidi" w:hAnsiTheme="minorBidi"/>
+        <w:sz w:val="20"/>
+        <w:szCs w:val="20"/>
+      </w:rPr>
+      <w:t xml:space="preserve">1 </w:t>
+    </w:r>
+    <w:r>
+      <w:rPr>
+        <w:rFonts w:asciiTheme="minorBidi" w:hAnsiTheme="minorBidi"/>
+        <w:sz w:val="20"/>
+        <w:szCs w:val="20"/>
+        <w:cs/>
+      </w:rPr>
+      <w:t>ยู</w:t>
+    </w:r>
+    <w:proofErr w:type="spellStart"/>
+    <w:r>
+      <w:rPr>
+        <w:rFonts w:asciiTheme="minorBidi" w:hAnsiTheme="minorBidi"/>
+        <w:sz w:val="20"/>
+        <w:szCs w:val="20"/>
+        <w:cs/>
+      </w:rPr>
+      <w:t>นิต</w:t>
+    </w:r>
+    <w:proofErr w:type="spellEnd"/>
+    <w:r>
+      <w:rPr>
+        <w:rFonts w:asciiTheme="minorBidi" w:hAnsiTheme="minorBidi"/>
+        <w:sz w:val="20"/>
+        <w:szCs w:val="20"/>
+        <w:cs/>
+      </w:rPr>
+      <w:t xml:space="preserve"> </w:t>
     </w:r>
     <w:r>
       <w:rPr>
@@ -13559,6 +15165,119 @@
     </w:lvl>
   </w:abstractNum>
   <w:abstractNum w:abstractNumId="31" w15:restartNumberingAfterBreak="0">
+    <w:nsid w:val="356635D8"/>
+    <w:multiLevelType w:val="multilevel"/>
+    <w:tmpl w:val="C32E7562"/>
+    <w:lvl w:ilvl="0">
+      <w:start w:val="3"/>
+      <w:numFmt w:val="decimal"/>
+      <w:lvlText w:val="%1"/>
+      <w:lvlJc w:val="left"/>
+      <w:pPr>
+        <w:ind w:left="420" w:hanging="420"/>
+      </w:pPr>
+      <w:rPr>
+        <w:rFonts w:hint="default"/>
+      </w:rPr>
+    </w:lvl>
+    <w:lvl w:ilvl="1">
+      <w:start w:val="1"/>
+      <w:numFmt w:val="decimal"/>
+      <w:lvlText w:val="%1.%2"/>
+      <w:lvlJc w:val="left"/>
+      <w:pPr>
+        <w:ind w:left="600" w:hanging="420"/>
+      </w:pPr>
+      <w:rPr>
+        <w:rFonts w:hint="default"/>
+      </w:rPr>
+    </w:lvl>
+    <w:lvl w:ilvl="2">
+      <w:start w:val="2"/>
+      <w:numFmt w:val="decimal"/>
+      <w:lvlText w:val="%1.%2.%3"/>
+      <w:lvlJc w:val="left"/>
+      <w:pPr>
+        <w:ind w:left="1080" w:hanging="720"/>
+      </w:pPr>
+      <w:rPr>
+        <w:rFonts w:hint="default"/>
+      </w:rPr>
+    </w:lvl>
+    <w:lvl w:ilvl="3">
+      <w:start w:val="1"/>
+      <w:numFmt w:val="decimal"/>
+      <w:lvlText w:val="%1.%2.%3.%4"/>
+      <w:lvlJc w:val="left"/>
+      <w:pPr>
+        <w:ind w:left="1260" w:hanging="720"/>
+      </w:pPr>
+      <w:rPr>
+        <w:rFonts w:hint="default"/>
+      </w:rPr>
+    </w:lvl>
+    <w:lvl w:ilvl="4">
+      <w:start w:val="1"/>
+      <w:numFmt w:val="decimal"/>
+      <w:lvlText w:val="%1.%2.%3.%4.%5"/>
+      <w:lvlJc w:val="left"/>
+      <w:pPr>
+        <w:ind w:left="1800" w:hanging="1080"/>
+      </w:pPr>
+      <w:rPr>
+        <w:rFonts w:hint="default"/>
+      </w:rPr>
+    </w:lvl>
+    <w:lvl w:ilvl="5">
+      <w:start w:val="1"/>
+      <w:numFmt w:val="decimal"/>
+      <w:lvlText w:val="%1.%2.%3.%4.%5.%6"/>
+      <w:lvlJc w:val="left"/>
+      <w:pPr>
+        <w:ind w:left="1980" w:hanging="1080"/>
+      </w:pPr>
+      <w:rPr>
+        <w:rFonts w:hint="default"/>
+      </w:rPr>
+    </w:lvl>
+    <w:lvl w:ilvl="6">
+      <w:start w:val="1"/>
+      <w:numFmt w:val="decimal"/>
+      <w:lvlText w:val="%1.%2.%3.%4.%5.%6.%7"/>
+      <w:lvlJc w:val="left"/>
+      <w:pPr>
+        <w:ind w:left="2520" w:hanging="1440"/>
+      </w:pPr>
+      <w:rPr>
+        <w:rFonts w:hint="default"/>
+      </w:rPr>
+    </w:lvl>
+    <w:lvl w:ilvl="7">
+      <w:start w:val="1"/>
+      <w:numFmt w:val="decimal"/>
+      <w:lvlText w:val="%1.%2.%3.%4.%5.%6.%7.%8"/>
+      <w:lvlJc w:val="left"/>
+      <w:pPr>
+        <w:ind w:left="2700" w:hanging="1440"/>
+      </w:pPr>
+      <w:rPr>
+        <w:rFonts w:hint="default"/>
+      </w:rPr>
+    </w:lvl>
+    <w:lvl w:ilvl="8">
+      <w:start w:val="1"/>
+      <w:numFmt w:val="decimal"/>
+      <w:lvlText w:val="%1.%2.%3.%4.%5.%6.%7.%8.%9"/>
+      <w:lvlJc w:val="left"/>
+      <w:pPr>
+        <w:ind w:left="3240" w:hanging="1800"/>
+      </w:pPr>
+      <w:rPr>
+        <w:rFonts w:hint="default"/>
+      </w:rPr>
+    </w:lvl>
+  </w:abstractNum>
+  <w:abstractNum w:abstractNumId="32" w15:restartNumberingAfterBreak="0">
     <w:nsid w:val="36AF050D"/>
     <w:multiLevelType w:val="multilevel"/>
     <w:tmpl w:val="C8A62572"/>
@@ -13680,7 +15399,7 @@
       </w:rPr>
     </w:lvl>
   </w:abstractNum>
-  <w:abstractNum w:abstractNumId="32" w15:restartNumberingAfterBreak="0">
+  <w:abstractNum w:abstractNumId="33" w15:restartNumberingAfterBreak="0">
     <w:nsid w:val="38321EF5"/>
     <w:multiLevelType w:val="hybridMultilevel"/>
     <w:tmpl w:val="9E2C978A"/>
@@ -13770,7 +15489,7 @@
       </w:pPr>
     </w:lvl>
   </w:abstractNum>
-  <w:abstractNum w:abstractNumId="33" w15:restartNumberingAfterBreak="0">
+  <w:abstractNum w:abstractNumId="34" w15:restartNumberingAfterBreak="0">
     <w:nsid w:val="38694C1E"/>
     <w:multiLevelType w:val="hybridMultilevel"/>
     <w:tmpl w:val="C00C44EA"/>
@@ -13860,7 +15579,7 @@
       </w:pPr>
     </w:lvl>
   </w:abstractNum>
-  <w:abstractNum w:abstractNumId="34" w15:restartNumberingAfterBreak="0">
+  <w:abstractNum w:abstractNumId="35" w15:restartNumberingAfterBreak="0">
     <w:nsid w:val="405258DD"/>
     <w:multiLevelType w:val="multilevel"/>
     <w:tmpl w:val="AEE8AA88"/>
@@ -13973,7 +15692,7 @@
       </w:rPr>
     </w:lvl>
   </w:abstractNum>
-  <w:abstractNum w:abstractNumId="35" w15:restartNumberingAfterBreak="0">
+  <w:abstractNum w:abstractNumId="36" w15:restartNumberingAfterBreak="0">
     <w:nsid w:val="423B1246"/>
     <w:multiLevelType w:val="hybridMultilevel"/>
     <w:tmpl w:val="92CAC6C2"/>
@@ -14059,7 +15778,7 @@
       </w:pPr>
     </w:lvl>
   </w:abstractNum>
-  <w:abstractNum w:abstractNumId="36" w15:restartNumberingAfterBreak="0">
+  <w:abstractNum w:abstractNumId="37" w15:restartNumberingAfterBreak="0">
     <w:nsid w:val="43DD460E"/>
     <w:multiLevelType w:val="hybridMultilevel"/>
     <w:tmpl w:val="516E4BD6"/>
@@ -14149,7 +15868,7 @@
       </w:pPr>
     </w:lvl>
   </w:abstractNum>
-  <w:abstractNum w:abstractNumId="37" w15:restartNumberingAfterBreak="0">
+  <w:abstractNum w:abstractNumId="38" w15:restartNumberingAfterBreak="0">
     <w:nsid w:val="44094F8E"/>
     <w:multiLevelType w:val="multilevel"/>
     <w:tmpl w:val="CF48BA82"/>
@@ -14282,7 +16001,7 @@
       </w:rPr>
     </w:lvl>
   </w:abstractNum>
-  <w:abstractNum w:abstractNumId="38" w15:restartNumberingAfterBreak="0">
+  <w:abstractNum w:abstractNumId="39" w15:restartNumberingAfterBreak="0">
     <w:nsid w:val="44566128"/>
     <w:multiLevelType w:val="hybridMultilevel"/>
     <w:tmpl w:val="4A502D9E"/>
@@ -14395,7 +16114,7 @@
       </w:rPr>
     </w:lvl>
   </w:abstractNum>
-  <w:abstractNum w:abstractNumId="39" w15:restartNumberingAfterBreak="0">
+  <w:abstractNum w:abstractNumId="40" w15:restartNumberingAfterBreak="0">
     <w:nsid w:val="4F6637D7"/>
     <w:multiLevelType w:val="multilevel"/>
     <w:tmpl w:val="4F9C7672"/>
@@ -14520,7 +16239,7 @@
       </w:rPr>
     </w:lvl>
   </w:abstractNum>
-  <w:abstractNum w:abstractNumId="40" w15:restartNumberingAfterBreak="0">
+  <w:abstractNum w:abstractNumId="41" w15:restartNumberingAfterBreak="0">
     <w:nsid w:val="4F7D23F2"/>
     <w:multiLevelType w:val="multilevel"/>
     <w:tmpl w:val="5CD24B78"/>
@@ -14642,7 +16361,7 @@
       </w:rPr>
     </w:lvl>
   </w:abstractNum>
-  <w:abstractNum w:abstractNumId="41" w15:restartNumberingAfterBreak="0">
+  <w:abstractNum w:abstractNumId="42" w15:restartNumberingAfterBreak="0">
     <w:nsid w:val="4FB21BF4"/>
     <w:multiLevelType w:val="hybridMultilevel"/>
     <w:tmpl w:val="EE2EF6C2"/>
@@ -14732,7 +16451,7 @@
       </w:pPr>
     </w:lvl>
   </w:abstractNum>
-  <w:abstractNum w:abstractNumId="42" w15:restartNumberingAfterBreak="0">
+  <w:abstractNum w:abstractNumId="43" w15:restartNumberingAfterBreak="0">
     <w:nsid w:val="4FD9086E"/>
     <w:multiLevelType w:val="multilevel"/>
     <w:tmpl w:val="24CE52DE"/>
@@ -14845,7 +16564,7 @@
       </w:rPr>
     </w:lvl>
   </w:abstractNum>
-  <w:abstractNum w:abstractNumId="43" w15:restartNumberingAfterBreak="0">
+  <w:abstractNum w:abstractNumId="44" w15:restartNumberingAfterBreak="0">
     <w:nsid w:val="50EA69BF"/>
     <w:multiLevelType w:val="multilevel"/>
     <w:tmpl w:val="A1BC1818"/>
@@ -14967,7 +16686,7 @@
       </w:rPr>
     </w:lvl>
   </w:abstractNum>
-  <w:abstractNum w:abstractNumId="44" w15:restartNumberingAfterBreak="0">
+  <w:abstractNum w:abstractNumId="45" w15:restartNumberingAfterBreak="0">
     <w:nsid w:val="511421FA"/>
     <w:multiLevelType w:val="hybridMultilevel"/>
     <w:tmpl w:val="E9AC0690"/>
@@ -15080,7 +16799,7 @@
       </w:rPr>
     </w:lvl>
   </w:abstractNum>
-  <w:abstractNum w:abstractNumId="45" w15:restartNumberingAfterBreak="0">
+  <w:abstractNum w:abstractNumId="46" w15:restartNumberingAfterBreak="0">
     <w:nsid w:val="543C5776"/>
     <w:multiLevelType w:val="hybridMultilevel"/>
     <w:tmpl w:val="C504E1D6"/>
@@ -15171,7 +16890,7 @@
       </w:pPr>
     </w:lvl>
   </w:abstractNum>
-  <w:abstractNum w:abstractNumId="46" w15:restartNumberingAfterBreak="0">
+  <w:abstractNum w:abstractNumId="47" w15:restartNumberingAfterBreak="0">
     <w:nsid w:val="559F73B1"/>
     <w:multiLevelType w:val="hybridMultilevel"/>
     <w:tmpl w:val="BC78BD66"/>
@@ -15260,7 +16979,7 @@
       </w:pPr>
     </w:lvl>
   </w:abstractNum>
-  <w:abstractNum w:abstractNumId="47" w15:restartNumberingAfterBreak="0">
+  <w:abstractNum w:abstractNumId="48" w15:restartNumberingAfterBreak="0">
     <w:nsid w:val="55E20D02"/>
     <w:multiLevelType w:val="multilevel"/>
     <w:tmpl w:val="6CAEDE46"/>
@@ -15409,7 +17128,7 @@
       </w:rPr>
     </w:lvl>
   </w:abstractNum>
-  <w:abstractNum w:abstractNumId="48" w15:restartNumberingAfterBreak="0">
+  <w:abstractNum w:abstractNumId="49" w15:restartNumberingAfterBreak="0">
     <w:nsid w:val="57E065A8"/>
     <w:multiLevelType w:val="multilevel"/>
     <w:tmpl w:val="D84EE39A"/>
@@ -15532,7 +17251,7 @@
       </w:rPr>
     </w:lvl>
   </w:abstractNum>
-  <w:abstractNum w:abstractNumId="49" w15:restartNumberingAfterBreak="0">
+  <w:abstractNum w:abstractNumId="50" w15:restartNumberingAfterBreak="0">
     <w:nsid w:val="582B242C"/>
     <w:multiLevelType w:val="hybridMultilevel"/>
     <w:tmpl w:val="E5CAFFF8"/>
@@ -15622,7 +17341,7 @@
       </w:pPr>
     </w:lvl>
   </w:abstractNum>
-  <w:abstractNum w:abstractNumId="50" w15:restartNumberingAfterBreak="0">
+  <w:abstractNum w:abstractNumId="51" w15:restartNumberingAfterBreak="0">
     <w:nsid w:val="5A1A4E4F"/>
     <w:multiLevelType w:val="hybridMultilevel"/>
     <w:tmpl w:val="68167F8E"/>
@@ -15708,7 +17427,7 @@
       </w:pPr>
     </w:lvl>
   </w:abstractNum>
-  <w:abstractNum w:abstractNumId="51" w15:restartNumberingAfterBreak="0">
+  <w:abstractNum w:abstractNumId="52" w15:restartNumberingAfterBreak="0">
     <w:nsid w:val="5B0111E6"/>
     <w:multiLevelType w:val="multilevel"/>
     <w:tmpl w:val="0046D7F6"/>
@@ -15839,7 +17558,7 @@
       </w:rPr>
     </w:lvl>
   </w:abstractNum>
-  <w:abstractNum w:abstractNumId="52" w15:restartNumberingAfterBreak="0">
+  <w:abstractNum w:abstractNumId="53" w15:restartNumberingAfterBreak="0">
     <w:nsid w:val="5CC659BF"/>
     <w:multiLevelType w:val="multilevel"/>
     <w:tmpl w:val="5E847F04"/>
@@ -15956,7 +17675,7 @@
       </w:pPr>
     </w:lvl>
   </w:abstractNum>
-  <w:abstractNum w:abstractNumId="53" w15:restartNumberingAfterBreak="0">
+  <w:abstractNum w:abstractNumId="54" w15:restartNumberingAfterBreak="0">
     <w:nsid w:val="60630798"/>
     <w:multiLevelType w:val="hybridMultilevel"/>
     <w:tmpl w:val="A1828350"/>
@@ -16042,7 +17761,7 @@
       </w:pPr>
     </w:lvl>
   </w:abstractNum>
-  <w:abstractNum w:abstractNumId="54" w15:restartNumberingAfterBreak="0">
+  <w:abstractNum w:abstractNumId="55" w15:restartNumberingAfterBreak="0">
     <w:nsid w:val="61EC75F9"/>
     <w:multiLevelType w:val="hybridMultilevel"/>
     <w:tmpl w:val="F29C0426"/>
@@ -16136,7 +17855,7 @@
       </w:pPr>
     </w:lvl>
   </w:abstractNum>
-  <w:abstractNum w:abstractNumId="55" w15:restartNumberingAfterBreak="0">
+  <w:abstractNum w:abstractNumId="56" w15:restartNumberingAfterBreak="0">
     <w:nsid w:val="62AD5B5E"/>
     <w:multiLevelType w:val="hybridMultilevel"/>
     <w:tmpl w:val="C81A25E0"/>
@@ -16225,7 +17944,7 @@
       </w:pPr>
     </w:lvl>
   </w:abstractNum>
-  <w:abstractNum w:abstractNumId="56" w15:restartNumberingAfterBreak="0">
+  <w:abstractNum w:abstractNumId="57" w15:restartNumberingAfterBreak="0">
     <w:nsid w:val="64107D95"/>
     <w:multiLevelType w:val="multilevel"/>
     <w:tmpl w:val="50EE1878"/>
@@ -16371,7 +18090,7 @@
       </w:rPr>
     </w:lvl>
   </w:abstractNum>
-  <w:abstractNum w:abstractNumId="57" w15:restartNumberingAfterBreak="0">
+  <w:abstractNum w:abstractNumId="58" w15:restartNumberingAfterBreak="0">
     <w:nsid w:val="690355C7"/>
     <w:multiLevelType w:val="hybridMultilevel"/>
     <w:tmpl w:val="33D4B24E"/>
@@ -16484,7 +18203,7 @@
       </w:rPr>
     </w:lvl>
   </w:abstractNum>
-  <w:abstractNum w:abstractNumId="58" w15:restartNumberingAfterBreak="0">
+  <w:abstractNum w:abstractNumId="59" w15:restartNumberingAfterBreak="0">
     <w:nsid w:val="6C3F0353"/>
     <w:multiLevelType w:val="hybridMultilevel"/>
     <w:tmpl w:val="4D8438B0"/>
@@ -16574,7 +18293,7 @@
       </w:pPr>
     </w:lvl>
   </w:abstractNum>
-  <w:abstractNum w:abstractNumId="59" w15:restartNumberingAfterBreak="0">
+  <w:abstractNum w:abstractNumId="60" w15:restartNumberingAfterBreak="0">
     <w:nsid w:val="6E260801"/>
     <w:multiLevelType w:val="hybridMultilevel"/>
     <w:tmpl w:val="50FE89A6"/>
@@ -16688,7 +18407,7 @@
       </w:rPr>
     </w:lvl>
   </w:abstractNum>
-  <w:abstractNum w:abstractNumId="60" w15:restartNumberingAfterBreak="0">
+  <w:abstractNum w:abstractNumId="61" w15:restartNumberingAfterBreak="0">
     <w:nsid w:val="6E62065E"/>
     <w:multiLevelType w:val="multilevel"/>
     <w:tmpl w:val="D8663F60"/>
@@ -16820,7 +18539,7 @@
       </w:rPr>
     </w:lvl>
   </w:abstractNum>
-  <w:abstractNum w:abstractNumId="61" w15:restartNumberingAfterBreak="0">
+  <w:abstractNum w:abstractNumId="62" w15:restartNumberingAfterBreak="0">
     <w:nsid w:val="6ED41D2C"/>
     <w:multiLevelType w:val="hybridMultilevel"/>
     <w:tmpl w:val="30DCE4CA"/>
@@ -16912,7 +18631,7 @@
       </w:pPr>
     </w:lvl>
   </w:abstractNum>
-  <w:abstractNum w:abstractNumId="62" w15:restartNumberingAfterBreak="0">
+  <w:abstractNum w:abstractNumId="63" w15:restartNumberingAfterBreak="0">
     <w:nsid w:val="738515C4"/>
     <w:multiLevelType w:val="multilevel"/>
     <w:tmpl w:val="6376FE02"/>
@@ -17061,7 +18780,7 @@
       </w:rPr>
     </w:lvl>
   </w:abstractNum>
-  <w:abstractNum w:abstractNumId="63" w15:restartNumberingAfterBreak="0">
+  <w:abstractNum w:abstractNumId="64" w15:restartNumberingAfterBreak="0">
     <w:nsid w:val="757E32FE"/>
     <w:multiLevelType w:val="hybridMultilevel"/>
     <w:tmpl w:val="DD161E10"/>
@@ -17147,7 +18866,7 @@
       </w:pPr>
     </w:lvl>
   </w:abstractNum>
-  <w:abstractNum w:abstractNumId="64" w15:restartNumberingAfterBreak="0">
+  <w:abstractNum w:abstractNumId="65" w15:restartNumberingAfterBreak="0">
     <w:nsid w:val="7C302198"/>
     <w:multiLevelType w:val="hybridMultilevel"/>
     <w:tmpl w:val="D736B53C"/>
@@ -17239,7 +18958,7 @@
       </w:pPr>
     </w:lvl>
   </w:abstractNum>
-  <w:abstractNum w:abstractNumId="65" w15:restartNumberingAfterBreak="0">
+  <w:abstractNum w:abstractNumId="66" w15:restartNumberingAfterBreak="0">
     <w:nsid w:val="7CFF0C06"/>
     <w:multiLevelType w:val="multilevel"/>
     <w:tmpl w:val="0C1E50E8"/>
@@ -17389,7 +19108,7 @@
       </w:rPr>
     </w:lvl>
   </w:abstractNum>
-  <w:abstractNum w:abstractNumId="66" w15:restartNumberingAfterBreak="0">
+  <w:abstractNum w:abstractNumId="67" w15:restartNumberingAfterBreak="0">
     <w:nsid w:val="7E751C86"/>
     <w:multiLevelType w:val="multilevel"/>
     <w:tmpl w:val="107472C0"/>
@@ -17503,19 +19222,19 @@
     </w:lvl>
   </w:abstractNum>
   <w:num w:numId="1" w16cid:durableId="989596772">
-    <w:abstractNumId w:val="52"/>
+    <w:abstractNumId w:val="53"/>
   </w:num>
   <w:num w:numId="2" w16cid:durableId="608854231">
-    <w:abstractNumId w:val="39"/>
+    <w:abstractNumId w:val="40"/>
   </w:num>
   <w:num w:numId="3" w16cid:durableId="303971122">
     <w:abstractNumId w:val="0"/>
   </w:num>
   <w:num w:numId="4" w16cid:durableId="1595283047">
-    <w:abstractNumId w:val="65"/>
+    <w:abstractNumId w:val="66"/>
   </w:num>
   <w:num w:numId="5" w16cid:durableId="1681424258">
-    <w:abstractNumId w:val="47"/>
+    <w:abstractNumId w:val="48"/>
   </w:num>
   <w:num w:numId="6" w16cid:durableId="1956982239">
     <w:abstractNumId w:val="7"/>
@@ -17527,16 +19246,16 @@
     <w:abstractNumId w:val="8"/>
   </w:num>
   <w:num w:numId="9" w16cid:durableId="511260422">
-    <w:abstractNumId w:val="58"/>
+    <w:abstractNumId w:val="59"/>
   </w:num>
   <w:num w:numId="10" w16cid:durableId="16276439">
     <w:abstractNumId w:val="10"/>
   </w:num>
   <w:num w:numId="11" w16cid:durableId="1622957988">
-    <w:abstractNumId w:val="36"/>
+    <w:abstractNumId w:val="37"/>
   </w:num>
   <w:num w:numId="12" w16cid:durableId="1254122858">
-    <w:abstractNumId w:val="49"/>
+    <w:abstractNumId w:val="50"/>
   </w:num>
   <w:num w:numId="13" w16cid:durableId="1663268124">
     <w:abstractNumId w:val="11"/>
@@ -17545,13 +19264,13 @@
     <w:abstractNumId w:val="27"/>
   </w:num>
   <w:num w:numId="15" w16cid:durableId="1560706179">
-    <w:abstractNumId w:val="62"/>
+    <w:abstractNumId w:val="63"/>
   </w:num>
   <w:num w:numId="16" w16cid:durableId="654115228">
-    <w:abstractNumId w:val="48"/>
+    <w:abstractNumId w:val="49"/>
   </w:num>
   <w:num w:numId="17" w16cid:durableId="2078745741">
-    <w:abstractNumId w:val="56"/>
+    <w:abstractNumId w:val="57"/>
   </w:num>
   <w:num w:numId="18" w16cid:durableId="2039889632">
     <w:abstractNumId w:val="30"/>
@@ -17572,37 +19291,37 @@
     <w:abstractNumId w:val="1"/>
   </w:num>
   <w:num w:numId="24" w16cid:durableId="1154764396">
-    <w:abstractNumId w:val="38"/>
+    <w:abstractNumId w:val="39"/>
   </w:num>
   <w:num w:numId="25" w16cid:durableId="1403478591">
-    <w:abstractNumId w:val="57"/>
+    <w:abstractNumId w:val="58"/>
   </w:num>
   <w:num w:numId="26" w16cid:durableId="15274646">
     <w:abstractNumId w:val="26"/>
   </w:num>
   <w:num w:numId="27" w16cid:durableId="1219198176">
-    <w:abstractNumId w:val="34"/>
+    <w:abstractNumId w:val="35"/>
   </w:num>
   <w:num w:numId="28" w16cid:durableId="966351593">
-    <w:abstractNumId w:val="60"/>
+    <w:abstractNumId w:val="61"/>
   </w:num>
   <w:num w:numId="29" w16cid:durableId="1443304653">
     <w:abstractNumId w:val="3"/>
   </w:num>
   <w:num w:numId="30" w16cid:durableId="1019354733">
-    <w:abstractNumId w:val="53"/>
+    <w:abstractNumId w:val="54"/>
   </w:num>
   <w:num w:numId="31" w16cid:durableId="209339447">
-    <w:abstractNumId w:val="35"/>
+    <w:abstractNumId w:val="36"/>
   </w:num>
   <w:num w:numId="32" w16cid:durableId="1895046716">
     <w:abstractNumId w:val="15"/>
   </w:num>
   <w:num w:numId="33" w16cid:durableId="1926375190">
-    <w:abstractNumId w:val="50"/>
+    <w:abstractNumId w:val="51"/>
   </w:num>
   <w:num w:numId="34" w16cid:durableId="1351377918">
-    <w:abstractNumId w:val="42"/>
+    <w:abstractNumId w:val="43"/>
   </w:num>
   <w:num w:numId="35" w16cid:durableId="1777480533">
     <w:abstractNumId w:val="22"/>
@@ -17614,40 +19333,40 @@
     <w:abstractNumId w:val="2"/>
   </w:num>
   <w:num w:numId="38" w16cid:durableId="1508204302">
-    <w:abstractNumId w:val="63"/>
+    <w:abstractNumId w:val="64"/>
   </w:num>
   <w:num w:numId="39" w16cid:durableId="2083674501">
-    <w:abstractNumId w:val="31"/>
+    <w:abstractNumId w:val="32"/>
   </w:num>
   <w:num w:numId="40" w16cid:durableId="2124303163">
     <w:abstractNumId w:val="24"/>
   </w:num>
   <w:num w:numId="41" w16cid:durableId="860434487">
-    <w:abstractNumId w:val="46"/>
+    <w:abstractNumId w:val="47"/>
   </w:num>
   <w:num w:numId="42" w16cid:durableId="1217200897">
-    <w:abstractNumId w:val="66"/>
+    <w:abstractNumId w:val="67"/>
   </w:num>
   <w:num w:numId="43" w16cid:durableId="1959414121">
     <w:abstractNumId w:val="14"/>
   </w:num>
   <w:num w:numId="44" w16cid:durableId="768742903">
-    <w:abstractNumId w:val="61"/>
+    <w:abstractNumId w:val="62"/>
   </w:num>
   <w:num w:numId="45" w16cid:durableId="1238982748">
-    <w:abstractNumId w:val="45"/>
+    <w:abstractNumId w:val="46"/>
   </w:num>
   <w:num w:numId="46" w16cid:durableId="1746872454">
-    <w:abstractNumId w:val="55"/>
+    <w:abstractNumId w:val="56"/>
   </w:num>
   <w:num w:numId="47" w16cid:durableId="1415199100">
-    <w:abstractNumId w:val="40"/>
+    <w:abstractNumId w:val="41"/>
   </w:num>
   <w:num w:numId="48" w16cid:durableId="1756895191">
     <w:abstractNumId w:val="4"/>
   </w:num>
   <w:num w:numId="49" w16cid:durableId="1340767946">
-    <w:abstractNumId w:val="41"/>
+    <w:abstractNumId w:val="42"/>
   </w:num>
   <w:num w:numId="50" w16cid:durableId="1565018672">
     <w:abstractNumId w:val="6"/>
@@ -17656,7 +19375,7 @@
     <w:abstractNumId w:val="17"/>
   </w:num>
   <w:num w:numId="52" w16cid:durableId="37124210">
-    <w:abstractNumId w:val="43"/>
+    <w:abstractNumId w:val="44"/>
   </w:num>
   <w:num w:numId="53" w16cid:durableId="1598175454">
     <w:abstractNumId w:val="18"/>
@@ -17671,22 +19390,22 @@
     <w:abstractNumId w:val="13"/>
   </w:num>
   <w:num w:numId="57" w16cid:durableId="1190724934">
-    <w:abstractNumId w:val="59"/>
+    <w:abstractNumId w:val="60"/>
   </w:num>
   <w:num w:numId="58" w16cid:durableId="1302275187">
     <w:abstractNumId w:val="16"/>
   </w:num>
   <w:num w:numId="59" w16cid:durableId="2027516465">
-    <w:abstractNumId w:val="44"/>
+    <w:abstractNumId w:val="45"/>
   </w:num>
   <w:num w:numId="60" w16cid:durableId="513344423">
-    <w:abstractNumId w:val="37"/>
+    <w:abstractNumId w:val="38"/>
   </w:num>
   <w:num w:numId="61" w16cid:durableId="43256434">
-    <w:abstractNumId w:val="54"/>
+    <w:abstractNumId w:val="55"/>
   </w:num>
   <w:num w:numId="62" w16cid:durableId="1474450345">
-    <w:abstractNumId w:val="32"/>
+    <w:abstractNumId w:val="33"/>
   </w:num>
   <w:num w:numId="63" w16cid:durableId="959260917">
     <w:abstractNumId w:val="5"/>
@@ -17695,13 +19414,16 @@
     <w:abstractNumId w:val="20"/>
   </w:num>
   <w:num w:numId="65" w16cid:durableId="1347488763">
-    <w:abstractNumId w:val="51"/>
+    <w:abstractNumId w:val="52"/>
   </w:num>
   <w:num w:numId="66" w16cid:durableId="1158500451">
-    <w:abstractNumId w:val="33"/>
+    <w:abstractNumId w:val="34"/>
   </w:num>
   <w:num w:numId="67" w16cid:durableId="1568297478">
-    <w:abstractNumId w:val="64"/>
+    <w:abstractNumId w:val="65"/>
+  </w:num>
+  <w:num w:numId="68" w16cid:durableId="1262379023">
+    <w:abstractNumId w:val="31"/>
   </w:num>
   <w:numIdMacAtCleanup w:val="66"/>
 </w:numbering>

--- a/template_สัญญาเช่า.docx
+++ b/template_สัญญาเช่า.docx
@@ -5,7 +5,6 @@
     <w:p>
       <w:pPr>
         <w:spacing w:before="120" w:after="120" w:line="240" w:lineRule="auto"/>
-        <w:jc w:val="center"/>
         <w:rPr>
           <w:rFonts w:ascii="TH SarabunPSK" w:eastAsia="Times New Roman" w:hAnsi="TH SarabunPSK" w:cs="TH SarabunPSK"/>
           <w:color w:val="000000" w:themeColor="text1"/>
@@ -158,7 +157,6 @@
     <w:p>
       <w:pPr>
         <w:spacing w:before="120" w:after="120" w:line="240" w:lineRule="auto"/>
-        <w:jc w:val="center"/>
         <w:rPr>
           <w:rFonts w:ascii="TH SarabunPSK" w:eastAsia="Times New Roman" w:hAnsi="TH SarabunPSK" w:cs="TH SarabunPSK"/>
           <w:b/>
@@ -716,7 +714,39 @@
           <w:cs/>
           <w14:ligatures w14:val="none"/>
         </w:rPr>
-        <w:t xml:space="preserve">บริษัท [ชื่อบริษัทลูกค้า] </w:t>
+        <w:t xml:space="preserve">บริษัท </w:t>
+      </w:r>
+      <w:r>
+        <w:rPr>
+          <w:rFonts w:ascii="TH SarabunPSK" w:eastAsia="Times New Roman" w:hAnsi="TH SarabunPSK" w:cs="TH SarabunPSK"/>
+          <w:color w:val="000000" w:themeColor="text1"/>
+          <w:kern w:val="0"/>
+          <w:sz w:val="28"/>
+          <w14:ligatures w14:val="none"/>
+        </w:rPr>
+        <w:t xml:space="preserve">{{r </w:t>
+      </w:r>
+      <w:proofErr w:type="spellStart"/>
+      <w:r>
+        <w:rPr>
+          <w:rFonts w:ascii="TH SarabunPSK" w:eastAsia="Times New Roman" w:hAnsi="TH SarabunPSK" w:cs="TH SarabunPSK"/>
+          <w:color w:val="000000" w:themeColor="text1"/>
+          <w:kern w:val="0"/>
+          <w:sz w:val="28"/>
+          <w14:ligatures w14:val="none"/>
+        </w:rPr>
+        <w:t>Licensee_company_name</w:t>
+      </w:r>
+      <w:proofErr w:type="spellEnd"/>
+      <w:r>
+        <w:rPr>
+          <w:rFonts w:ascii="TH SarabunPSK" w:eastAsia="Times New Roman" w:hAnsi="TH SarabunPSK" w:cs="TH SarabunPSK"/>
+          <w:color w:val="000000" w:themeColor="text1"/>
+          <w:kern w:val="0"/>
+          <w:sz w:val="28"/>
+          <w14:ligatures w14:val="none"/>
+        </w:rPr>
+        <w:t xml:space="preserve">}} </w:t>
       </w:r>
       <w:r>
         <w:rPr>
@@ -731,6 +761,38 @@
       </w:r>
       <w:r>
         <w:rPr>
+          <w:rFonts w:ascii="TH SarabunPSK" w:eastAsia="Times New Roman" w:hAnsi="TH SarabunPSK" w:cs="TH SarabunPSK"/>
+          <w:color w:val="000000" w:themeColor="text1"/>
+          <w:kern w:val="0"/>
+          <w:sz w:val="28"/>
+          <w14:ligatures w14:val="none"/>
+        </w:rPr>
+        <w:t xml:space="preserve">{{r </w:t>
+      </w:r>
+      <w:proofErr w:type="spellStart"/>
+      <w:r>
+        <w:rPr>
+          <w:rFonts w:ascii="TH SarabunPSK" w:eastAsia="Times New Roman" w:hAnsi="TH SarabunPSK" w:cs="TH SarabunPSK"/>
+          <w:color w:val="000000" w:themeColor="text1"/>
+          <w:kern w:val="0"/>
+          <w:sz w:val="28"/>
+          <w14:ligatures w14:val="none"/>
+        </w:rPr>
+        <w:t>Licensee_tax_id</w:t>
+      </w:r>
+      <w:proofErr w:type="spellEnd"/>
+      <w:r>
+        <w:rPr>
+          <w:rFonts w:ascii="TH SarabunPSK" w:eastAsia="Times New Roman" w:hAnsi="TH SarabunPSK" w:cs="TH SarabunPSK"/>
+          <w:color w:val="000000" w:themeColor="text1"/>
+          <w:kern w:val="0"/>
+          <w:sz w:val="28"/>
+          <w14:ligatures w14:val="none"/>
+        </w:rPr>
+        <w:t xml:space="preserve">}} </w:t>
+      </w:r>
+      <w:r>
+        <w:rPr>
           <w:rFonts w:ascii="TH SarabunPSK" w:eastAsia="Times New Roman" w:hAnsi="TH SarabunPSK" w:cs="TH SarabunPSK" w:hint="cs"/>
           <w:color w:val="000000" w:themeColor="text1"/>
           <w:kern w:val="0"/>
@@ -738,7 +800,7 @@
           <w:cs/>
           <w14:ligatures w14:val="none"/>
         </w:rPr>
-        <w:t>[</w:t>
+        <w:t xml:space="preserve">  </w:t>
       </w:r>
       <w:r>
         <w:rPr>
@@ -749,7 +811,7 @@
           <w:cs/>
           <w14:ligatures w14:val="none"/>
         </w:rPr>
-        <w:t>เลขนิติบุคคล</w:t>
+        <w:t>สำ</w:t>
       </w:r>
       <w:r>
         <w:rPr>
@@ -760,73 +822,59 @@
           <w:cs/>
           <w14:ligatures w14:val="none"/>
         </w:rPr>
-        <w:t xml:space="preserve">] </w:t>
-      </w:r>
-      <w:r>
-        <w:rPr>
-          <w:rFonts w:ascii="TH SarabunPSK" w:eastAsia="Times New Roman" w:hAnsi="TH SarabunPSK" w:cs="TH SarabunPSK" w:hint="cs"/>
+        <w:t xml:space="preserve">นักงานตั้งอยู่ที่ </w:t>
+      </w:r>
+      <w:r>
+        <w:rPr>
+          <w:rFonts w:ascii="TH SarabunPSK" w:eastAsia="Times New Roman" w:hAnsi="TH SarabunPSK" w:cs="TH SarabunPSK"/>
           <w:color w:val="000000" w:themeColor="text1"/>
           <w:kern w:val="0"/>
           <w:sz w:val="28"/>
-          <w:cs/>
           <w14:ligatures w14:val="none"/>
         </w:rPr>
-        <w:t>โดย [ชื่อกรรมการบริษัท หรือผู้รับมอบอำน</w:t>
-      </w:r>
-      <w:r>
-        <w:rPr>
-          <w:rFonts w:ascii="TH SarabunPSK" w:eastAsia="Times New Roman" w:hAnsi="TH SarabunPSK" w:cs="TH SarabunPSK" w:hint="cs"/>
+        <w:t xml:space="preserve">{{r </w:t>
+      </w:r>
+      <w:proofErr w:type="spellStart"/>
+      <w:r>
+        <w:rPr>
+          <w:rFonts w:ascii="TH SarabunPSK" w:eastAsia="Times New Roman" w:hAnsi="TH SarabunPSK" w:cs="TH SarabunPSK"/>
           <w:color w:val="000000" w:themeColor="text1"/>
           <w:kern w:val="0"/>
           <w:sz w:val="28"/>
-          <w:cs/>
           <w14:ligatures w14:val="none"/>
         </w:rPr>
-        <w:t>า</w:t>
-      </w:r>
-      <w:r>
-        <w:rPr>
-          <w:rFonts w:ascii="TH SarabunPSK" w:eastAsia="Times New Roman" w:hAnsi="TH SarabunPSK" w:cs="TH SarabunPSK" w:hint="cs"/>
+        <w:t>Licensee_address</w:t>
+      </w:r>
+      <w:proofErr w:type="spellEnd"/>
+      <w:r>
+        <w:rPr>
+          <w:rFonts w:ascii="TH SarabunPSK" w:eastAsia="Times New Roman" w:hAnsi="TH SarabunPSK" w:cs="TH SarabunPSK"/>
           <w:color w:val="000000" w:themeColor="text1"/>
           <w:kern w:val="0"/>
           <w:sz w:val="28"/>
-          <w:cs/>
           <w14:ligatures w14:val="none"/>
         </w:rPr>
-        <w:t>จ] กรรมการผู้มีอำนาจลงนามผูกพันบริษัท</w:t>
-      </w:r>
-      <w:r>
-        <w:rPr>
-          <w:rFonts w:ascii="TH SarabunPSK" w:eastAsia="Times New Roman" w:hAnsi="TH SarabunPSK" w:cs="TH SarabunPSK" w:hint="cs"/>
+        <w:t xml:space="preserve"> </w:t>
+      </w:r>
+      <w:r>
+        <w:rPr>
+          <w:rFonts w:ascii="TH SarabunPSK" w:eastAsia="Times New Roman" w:hAnsi="TH SarabunPSK" w:cs="TH SarabunPSK"/>
           <w:color w:val="000000" w:themeColor="text1"/>
           <w:kern w:val="0"/>
           <w:sz w:val="28"/>
-          <w:cs/>
           <w14:ligatures w14:val="none"/>
         </w:rPr>
-        <w:t xml:space="preserve">  </w:t>
-      </w:r>
-      <w:r>
-        <w:rPr>
-          <w:rFonts w:ascii="TH SarabunPSK" w:eastAsia="Times New Roman" w:hAnsi="TH SarabunPSK" w:cs="TH SarabunPSK" w:hint="cs"/>
+        <w:t>}}</w:t>
+      </w:r>
+      <w:r>
+        <w:rPr>
+          <w:rFonts w:ascii="TH SarabunPSK" w:eastAsia="Times New Roman" w:hAnsi="TH SarabunPSK" w:cs="TH SarabunPSK"/>
           <w:color w:val="000000" w:themeColor="text1"/>
           <w:kern w:val="0"/>
           <w:sz w:val="28"/>
-          <w:cs/>
           <w14:ligatures w14:val="none"/>
         </w:rPr>
-        <w:t>สำ</w:t>
-      </w:r>
-      <w:r>
-        <w:rPr>
-          <w:rFonts w:ascii="TH SarabunPSK" w:eastAsia="Times New Roman" w:hAnsi="TH SarabunPSK" w:cs="TH SarabunPSK" w:hint="cs"/>
-          <w:color w:val="000000" w:themeColor="text1"/>
-          <w:kern w:val="0"/>
-          <w:sz w:val="28"/>
-          <w:cs/>
-          <w14:ligatures w14:val="none"/>
-        </w:rPr>
-        <w:t xml:space="preserve">นักงานตั้งอยู่ที่ [ที่อยู่บริษัท] </w:t>
+        <w:t xml:space="preserve"> </w:t>
       </w:r>
       <w:r>
         <w:rPr>
@@ -912,7 +960,7 @@
         <w:spacing w:before="120" w:after="120" w:line="240" w:lineRule="auto"/>
         <w:ind w:firstLine="720"/>
         <w:rPr>
-          <w:rFonts w:ascii="TH SarabunPSK" w:eastAsia="TH Sarabun PSK" w:hAnsi="TH SarabunPSK" w:cs="TH SarabunPSK"/>
+          <w:rFonts w:ascii="TH SarabunPSK" w:eastAsia="TH Sarabun PSK" w:hAnsi="TH SarabunPSK" w:cs="TH SarabunPSK" w:hint="cs"/>
           <w:color w:val="000000"/>
           <w:sz w:val="28"/>
           <w:cs/>
@@ -984,11 +1032,35 @@
       </w:r>
       <w:r>
         <w:rPr>
-          <w:rFonts w:ascii="TH SarabunPSK" w:hAnsi="TH SarabunPSK" w:cs="TH SarabunPSK" w:hint="cs"/>
-          <w:szCs w:val="22"/>
-          <w:cs/>
-        </w:rPr>
-        <w:t>..................................</w:t>
+          <w:rFonts w:ascii="TH SarabunPSK" w:eastAsia="Times New Roman" w:hAnsi="TH SarabunPSK" w:cs="TH SarabunPSK"/>
+          <w:color w:val="000000" w:themeColor="text1"/>
+          <w:kern w:val="0"/>
+          <w:sz w:val="28"/>
+          <w14:ligatures w14:val="none"/>
+        </w:rPr>
+        <w:t xml:space="preserve">{{r </w:t>
+      </w:r>
+      <w:proofErr w:type="spellStart"/>
+      <w:r>
+        <w:rPr>
+          <w:rFonts w:ascii="TH SarabunPSK" w:eastAsia="Times New Roman" w:hAnsi="TH SarabunPSK" w:cs="TH SarabunPSK"/>
+          <w:color w:val="000000" w:themeColor="text1"/>
+          <w:kern w:val="0"/>
+          <w:sz w:val="28"/>
+          <w14:ligatures w14:val="none"/>
+        </w:rPr>
+        <w:t>Licensee_authorized_person</w:t>
+      </w:r>
+      <w:proofErr w:type="spellEnd"/>
+      <w:r>
+        <w:rPr>
+          <w:rFonts w:ascii="TH SarabunPSK" w:eastAsia="Times New Roman" w:hAnsi="TH SarabunPSK" w:cs="TH SarabunPSK"/>
+          <w:color w:val="000000" w:themeColor="text1"/>
+          <w:kern w:val="0"/>
+          <w:sz w:val="28"/>
+          <w14:ligatures w14:val="none"/>
+        </w:rPr>
+        <w:t>}}</w:t>
       </w:r>
     </w:p>
     <w:p>
@@ -1514,7 +1586,24 @@
           <w:sz w:val="28"/>
           <w:cs/>
         </w:rPr>
-        <w:t>ผู้รับอนุญาตสามารถแจ้งเป็นลายลักษณ์อักษรให้ผู้อนุญาต</w:t>
+        <w:t xml:space="preserve">ผู้รับอนุญาตสามารถแจ้งเป็นลายลักษณ์อักษรให้ผู้อนุญาตทราบล่วงหน้าอย่างน้อย </w:t>
+      </w:r>
+      <w:r>
+        <w:rPr>
+          <w:rFonts w:ascii="TH SarabunPSK" w:hAnsi="TH SarabunPSK" w:cs="TH SarabunPSK" w:hint="cs"/>
+          <w:color w:val="000000" w:themeColor="text1"/>
+          <w:sz w:val="28"/>
+        </w:rPr>
+        <w:t>30</w:t>
+      </w:r>
+      <w:r>
+        <w:rPr>
+          <w:rFonts w:ascii="TH SarabunPSK" w:hAnsi="TH SarabunPSK" w:cs="TH SarabunPSK" w:hint="cs"/>
+          <w:color w:val="000000" w:themeColor="text1"/>
+          <w:sz w:val="28"/>
+          <w:cs/>
+        </w:rPr>
+        <w:t xml:space="preserve"> วัน (สามสิบวัน) ก่อนสิ้นสุดสัญญาฉบับนี้ได้ปรกติโดยมิต้องเสียค่าปรับใดทั้งสิ้นจากการผิด</w:t>
       </w:r>
       <w:r>
         <w:rPr>
@@ -1524,24 +1613,7 @@
           <w:cs/>
         </w:rPr>
         <w:lastRenderedPageBreak/>
-        <w:t xml:space="preserve">ทราบล่วงหน้าอย่างน้อย </w:t>
-      </w:r>
-      <w:r>
-        <w:rPr>
-          <w:rFonts w:ascii="TH SarabunPSK" w:hAnsi="TH SarabunPSK" w:cs="TH SarabunPSK" w:hint="cs"/>
-          <w:color w:val="000000" w:themeColor="text1"/>
-          <w:sz w:val="28"/>
-        </w:rPr>
-        <w:t>30</w:t>
-      </w:r>
-      <w:r>
-        <w:rPr>
-          <w:rFonts w:ascii="TH SarabunPSK" w:hAnsi="TH SarabunPSK" w:cs="TH SarabunPSK" w:hint="cs"/>
-          <w:color w:val="000000" w:themeColor="text1"/>
-          <w:sz w:val="28"/>
-          <w:cs/>
-        </w:rPr>
-        <w:t xml:space="preserve"> วัน (สามสิบวัน) ก่อนสิ้นสุดสัญญาฉบับนี้ได้ปรกติโดยมิต้องเสียค่าปรับใดทั้งสิ้นจากการผิดสัญญา หากผู้รับอนุญาตไม่บอกกล่าวข้างต้นให้ผู้อนุญาตทราบล่วงหน้า คู่สัญญาทั้งสองฝ่ายตกลงให้ถือว่าสัญญาได้รับการต่ออายุโดย</w:t>
+        <w:t>สัญญา หากผู้รับอนุญาตไม่บอกกล่าวข้างต้นให้ผู้อนุญาตทราบล่วงหน้า คู่สัญญาทั้งสองฝ่ายตกลงให้ถือว่าสัญญาได้รับการต่ออายุโดย</w:t>
       </w:r>
       <w:r>
         <w:rPr>
@@ -1827,7 +1899,6 @@
           <w:numId w:val="6"/>
         </w:numPr>
         <w:spacing w:before="120" w:after="120"/>
-        <w:jc w:val="thaiDistribute"/>
         <w:rPr>
           <w:rFonts w:ascii="TH SarabunPSK" w:hAnsi="TH SarabunPSK" w:cs="TH SarabunPSK"/>
           <w:b/>
@@ -1893,7 +1964,6 @@
       <w:pPr>
         <w:pStyle w:val="ListParagraph"/>
         <w:spacing w:before="120" w:after="120"/>
-        <w:jc w:val="thaiDistribute"/>
         <w:rPr>
           <w:rFonts w:ascii="TH SarabunPSK" w:hAnsi="TH SarabunPSK" w:cs="TH SarabunPSK"/>
           <w:color w:val="000000" w:themeColor="text1"/>
@@ -1975,7 +2045,6 @@
               <w:pStyle w:val="ListParagraph"/>
               <w:spacing w:before="120" w:after="120"/>
               <w:ind w:left="0"/>
-              <w:jc w:val="center"/>
               <w:rPr>
                 <w:rFonts w:ascii="TH SarabunPSK" w:hAnsi="TH SarabunPSK" w:cs="TH SarabunPSK"/>
                 <w:color w:val="000000" w:themeColor="text1"/>
@@ -2003,7 +2072,6 @@
               <w:pStyle w:val="ListParagraph"/>
               <w:spacing w:before="120" w:after="120"/>
               <w:ind w:left="0"/>
-              <w:jc w:val="center"/>
               <w:rPr>
                 <w:rFonts w:ascii="TH SarabunPSK" w:hAnsi="TH SarabunPSK" w:cs="TH SarabunPSK"/>
                 <w:color w:val="000000" w:themeColor="text1"/>
@@ -2045,7 +2113,6 @@
               <w:pStyle w:val="ListParagraph"/>
               <w:spacing w:before="120" w:after="120"/>
               <w:ind w:left="0"/>
-              <w:jc w:val="thaiDistribute"/>
               <w:rPr>
                 <w:rFonts w:ascii="TH SarabunPSK" w:hAnsi="TH SarabunPSK" w:cs="TH SarabunPSK"/>
                 <w:color w:val="000000" w:themeColor="text1"/>
@@ -2105,7 +2172,6 @@
               <w:pStyle w:val="ListParagraph"/>
               <w:spacing w:before="120" w:after="120"/>
               <w:ind w:left="0"/>
-              <w:jc w:val="thaiDistribute"/>
               <w:rPr>
                 <w:rFonts w:ascii="TH SarabunPSK" w:hAnsi="TH SarabunPSK" w:cs="TH SarabunPSK"/>
                 <w:color w:val="000000" w:themeColor="text1"/>
@@ -2176,7 +2242,6 @@
               <w:pStyle w:val="ListParagraph"/>
               <w:spacing w:before="120" w:after="120"/>
               <w:ind w:left="0"/>
-              <w:jc w:val="thaiDistribute"/>
               <w:rPr>
                 <w:rFonts w:ascii="TH SarabunPSK" w:hAnsi="TH SarabunPSK" w:cs="TH SarabunPSK"/>
                 <w:color w:val="000000" w:themeColor="text1"/>
@@ -2239,7 +2304,6 @@
               <w:pStyle w:val="ListParagraph"/>
               <w:spacing w:before="120" w:after="120"/>
               <w:ind w:left="0"/>
-              <w:jc w:val="thaiDistribute"/>
               <w:rPr>
                 <w:rFonts w:ascii="TH SarabunPSK" w:hAnsi="TH SarabunPSK" w:cs="TH SarabunPSK"/>
                 <w:sz w:val="28"/>
@@ -2272,7 +2336,6 @@
               <w:pStyle w:val="ListParagraph"/>
               <w:spacing w:before="120" w:after="120"/>
               <w:ind w:left="0"/>
-              <w:jc w:val="thaiDistribute"/>
               <w:rPr>
                 <w:rFonts w:ascii="TH SarabunPSK" w:hAnsi="TH SarabunPSK" w:cs="TH SarabunPSK"/>
                 <w:cs/>
@@ -2307,7 +2370,6 @@
               <w:pStyle w:val="ListParagraph"/>
               <w:spacing w:before="120" w:after="120"/>
               <w:ind w:left="0"/>
-              <w:jc w:val="thaiDistribute"/>
               <w:rPr>
                 <w:rFonts w:ascii="TH SarabunPSK" w:hAnsi="TH SarabunPSK" w:cs="TH SarabunPSK"/>
                 <w:color w:val="EE0000"/>
@@ -2397,7 +2459,6 @@
               <w:pStyle w:val="ListParagraph"/>
               <w:spacing w:before="120" w:after="120"/>
               <w:ind w:left="0"/>
-              <w:jc w:val="thaiDistribute"/>
               <w:rPr>
                 <w:rFonts w:ascii="TH SarabunPSK" w:hAnsi="TH SarabunPSK" w:cs="TH SarabunPSK"/>
                 <w:color w:val="000000" w:themeColor="text1"/>
@@ -2447,7 +2508,6 @@
               <w:pStyle w:val="ListParagraph"/>
               <w:spacing w:before="120" w:after="120"/>
               <w:ind w:left="0"/>
-              <w:jc w:val="thaiDistribute"/>
               <w:rPr>
                 <w:rFonts w:ascii="TH SarabunPSK" w:hAnsi="TH SarabunPSK" w:cs="TH SarabunPSK"/>
                 <w:color w:val="000000" w:themeColor="text1"/>
@@ -2565,7 +2625,6 @@
               <w:pStyle w:val="ListParagraph"/>
               <w:spacing w:before="120" w:after="120"/>
               <w:ind w:left="0"/>
-              <w:jc w:val="thaiDistribute"/>
               <w:rPr>
                 <w:rFonts w:ascii="TH SarabunPSK" w:hAnsi="TH SarabunPSK" w:cs="TH SarabunPSK"/>
                 <w:color w:val="000000" w:themeColor="text1"/>
@@ -2590,7 +2649,6 @@
               <w:pStyle w:val="ListParagraph"/>
               <w:spacing w:before="120" w:after="120"/>
               <w:ind w:left="0"/>
-              <w:jc w:val="thaiDistribute"/>
               <w:rPr>
                 <w:rFonts w:ascii="TH SarabunPSK" w:hAnsi="TH SarabunPSK" w:cs="TH SarabunPSK"/>
                 <w:color w:val="000000" w:themeColor="text1"/>
@@ -2700,7 +2758,6 @@
               <w:pStyle w:val="ListParagraph"/>
               <w:spacing w:before="120" w:after="120"/>
               <w:ind w:left="0"/>
-              <w:jc w:val="thaiDistribute"/>
               <w:rPr>
                 <w:rFonts w:ascii="TH SarabunPSK" w:hAnsi="TH SarabunPSK" w:cs="TH SarabunPSK"/>
                 <w:cs/>
@@ -2740,7 +2797,6 @@
               <w:pStyle w:val="ListParagraph"/>
               <w:spacing w:before="120" w:after="120"/>
               <w:ind w:left="0"/>
-              <w:jc w:val="thaiDistribute"/>
               <w:rPr>
                 <w:rFonts w:ascii="TH SarabunPSK" w:hAnsi="TH SarabunPSK" w:cs="TH SarabunPSK"/>
                 <w:sz w:val="28"/>
@@ -3187,7 +3243,6 @@
       <w:pPr>
         <w:pStyle w:val="ListParagraph"/>
         <w:spacing w:before="120" w:after="120"/>
-        <w:jc w:val="thaiDistribute"/>
         <w:rPr>
           <w:rFonts w:ascii="TH SarabunPSK" w:hAnsi="TH SarabunPSK" w:cs="TH SarabunPSK"/>
           <w:color w:val="000000" w:themeColor="text1"/>
@@ -3570,7 +3625,6 @@
           <w:p>
             <w:pPr>
               <w:spacing w:before="120" w:after="120"/>
-              <w:jc w:val="center"/>
               <w:rPr>
                 <w:rFonts w:ascii="TH SarabunPSK" w:eastAsia="Calibri" w:hAnsi="TH SarabunPSK" w:cs="TH SarabunPSK"/>
                 <w:b/>
@@ -3609,7 +3663,6 @@
           <w:p>
             <w:pPr>
               <w:spacing w:before="120" w:after="120"/>
-              <w:jc w:val="center"/>
               <w:rPr>
                 <w:rFonts w:ascii="TH SarabunPSK" w:eastAsia="Calibri" w:hAnsi="TH SarabunPSK" w:cs="TH SarabunPSK"/>
                 <w:b/>
@@ -3648,7 +3701,6 @@
           <w:p>
             <w:pPr>
               <w:spacing w:before="120" w:after="120"/>
-              <w:jc w:val="center"/>
               <w:rPr>
                 <w:rFonts w:ascii="TH SarabunPSK" w:eastAsia="Calibri" w:hAnsi="TH SarabunPSK" w:cs="TH SarabunPSK"/>
                 <w:b/>
@@ -3747,7 +3799,6 @@
           <w:p>
             <w:pPr>
               <w:spacing w:before="120" w:after="120"/>
-              <w:jc w:val="center"/>
               <w:rPr>
                 <w:rFonts w:ascii="TH SarabunPSK" w:eastAsia="Calibri" w:hAnsi="TH SarabunPSK" w:cs="TH SarabunPSK"/>
                 <w:color w:val="000000" w:themeColor="text1"/>
@@ -3848,7 +3899,6 @@
           <w:p>
             <w:pPr>
               <w:spacing w:before="120" w:after="120"/>
-              <w:jc w:val="center"/>
               <w:rPr>
                 <w:rFonts w:ascii="TH SarabunPSK" w:eastAsia="Calibri" w:hAnsi="TH SarabunPSK" w:cs="TH SarabunPSK"/>
                 <w:color w:val="000000" w:themeColor="text1"/>
@@ -3992,7 +4042,6 @@
           <w:p>
             <w:pPr>
               <w:spacing w:before="120" w:after="120"/>
-              <w:jc w:val="center"/>
               <w:rPr>
                 <w:rFonts w:ascii="TH SarabunPSK" w:eastAsia="Calibri" w:hAnsi="TH SarabunPSK" w:cs="TH SarabunPSK"/>
                 <w:color w:val="000000" w:themeColor="text1"/>
@@ -4057,7 +4106,6 @@
           <w:p>
             <w:pPr>
               <w:spacing w:before="120" w:after="120"/>
-              <w:jc w:val="center"/>
               <w:rPr>
                 <w:rFonts w:ascii="TH SarabunPSK" w:eastAsia="Calibri" w:hAnsi="TH SarabunPSK" w:cs="TH SarabunPSK"/>
                 <w:color w:val="000000" w:themeColor="text1"/>
@@ -4188,7 +4236,6 @@
           <w:p>
             <w:pPr>
               <w:spacing w:before="120" w:after="120"/>
-              <w:jc w:val="center"/>
               <w:rPr>
                 <w:rFonts w:ascii="TH SarabunPSK" w:eastAsia="Calibri" w:hAnsi="TH SarabunPSK" w:cs="TH SarabunPSK"/>
                 <w:color w:val="000000" w:themeColor="text1"/>
@@ -4253,7 +4300,6 @@
           <w:p>
             <w:pPr>
               <w:spacing w:before="120" w:after="120"/>
-              <w:jc w:val="center"/>
               <w:rPr>
                 <w:rFonts w:ascii="TH SarabunPSK" w:eastAsia="Calibri" w:hAnsi="TH SarabunPSK" w:cs="TH SarabunPSK"/>
                 <w:color w:val="000000" w:themeColor="text1"/>
@@ -4408,7 +4454,6 @@
           <w:numId w:val="68"/>
         </w:numPr>
         <w:spacing w:before="120" w:after="120"/>
-        <w:jc w:val="thaiDistribute"/>
         <w:rPr>
           <w:rFonts w:ascii="TH SarabunPSK" w:hAnsi="TH SarabunPSK" w:cs="TH SarabunPSK"/>
           <w:b/>
@@ -4519,7 +4564,6 @@
             <w:pPr>
               <w:spacing w:before="120" w:after="120"/>
               <w:ind w:right="-87"/>
-              <w:jc w:val="center"/>
               <w:rPr>
                 <w:rFonts w:ascii="TH SarabunPSK" w:hAnsi="TH SarabunPSK" w:cs="TH SarabunPSK"/>
                 <w:b/>
@@ -4549,7 +4593,6 @@
           <w:p>
             <w:pPr>
               <w:spacing w:before="120" w:after="120"/>
-              <w:jc w:val="center"/>
               <w:rPr>
                 <w:rFonts w:ascii="TH SarabunPSK" w:hAnsi="TH SarabunPSK" w:cs="TH SarabunPSK"/>
                 <w:b/>
@@ -4586,7 +4629,6 @@
           <w:p>
             <w:pPr>
               <w:spacing w:before="120" w:after="120"/>
-              <w:jc w:val="center"/>
               <w:rPr>
                 <w:rFonts w:ascii="TH SarabunPSK" w:eastAsia="Calibri" w:hAnsi="TH SarabunPSK" w:cs="TH SarabunPSK"/>
                 <w:b/>
@@ -4616,7 +4658,6 @@
           <w:p>
             <w:pPr>
               <w:spacing w:before="120" w:after="120"/>
-              <w:jc w:val="center"/>
               <w:rPr>
                 <w:rFonts w:ascii="TH SarabunPSK" w:hAnsi="TH SarabunPSK" w:cs="TH SarabunPSK"/>
                 <w:b/>
@@ -4716,7 +4757,6 @@
           <w:p>
             <w:pPr>
               <w:spacing w:before="120" w:after="120"/>
-              <w:jc w:val="center"/>
               <w:rPr>
                 <w:rFonts w:ascii="TH SarabunPSK" w:hAnsi="TH SarabunPSK" w:cs="TH SarabunPSK"/>
                 <w:sz w:val="28"/>
@@ -4756,7 +4796,6 @@
           <w:p>
             <w:pPr>
               <w:spacing w:before="120" w:after="120"/>
-              <w:jc w:val="center"/>
               <w:rPr>
                 <w:rFonts w:ascii="TH SarabunPSK" w:eastAsia="Calibri" w:hAnsi="TH SarabunPSK" w:cs="TH SarabunPSK"/>
                 <w:color w:val="000000" w:themeColor="text1"/>
@@ -4774,7 +4813,6 @@
           <w:p>
             <w:pPr>
               <w:spacing w:before="120" w:after="120"/>
-              <w:jc w:val="center"/>
               <w:rPr>
                 <w:rFonts w:ascii="TH SarabunPSK" w:eastAsia="Calibri" w:hAnsi="TH SarabunPSK" w:cs="TH SarabunPSK"/>
                 <w:color w:val="000000" w:themeColor="text1"/>
@@ -4833,7 +4871,6 @@
           <w:p>
             <w:pPr>
               <w:spacing w:before="120"/>
-              <w:jc w:val="center"/>
               <w:rPr>
                 <w:rFonts w:ascii="TH SarabunPSK" w:hAnsi="TH SarabunPSK" w:cs="TH SarabunPSK"/>
                 <w:sz w:val="28"/>
@@ -4886,7 +4923,6 @@
           <w:p>
             <w:pPr>
               <w:spacing w:before="120"/>
-              <w:jc w:val="center"/>
               <w:rPr>
                 <w:rFonts w:ascii="TH SarabunPSK" w:eastAsia="Calibri" w:hAnsi="TH SarabunPSK" w:cs="TH SarabunPSK"/>
                 <w:color w:val="000000" w:themeColor="text1"/>
@@ -4904,7 +4940,6 @@
           <w:p>
             <w:pPr>
               <w:spacing w:before="120"/>
-              <w:jc w:val="center"/>
               <w:rPr>
                 <w:rFonts w:ascii="TH SarabunPSK" w:eastAsia="Calibri" w:hAnsi="TH SarabunPSK" w:cs="TH SarabunPSK"/>
                 <w:color w:val="000000" w:themeColor="text1"/>
@@ -4965,7 +5000,6 @@
           <w:p>
             <w:pPr>
               <w:spacing w:before="120"/>
-              <w:jc w:val="center"/>
               <w:rPr>
                 <w:rFonts w:ascii="TH SarabunPSK" w:hAnsi="TH SarabunPSK" w:cs="TH SarabunPSK"/>
                 <w:sz w:val="28"/>
@@ -5018,7 +5052,6 @@
           <w:p>
             <w:pPr>
               <w:spacing w:before="120"/>
-              <w:jc w:val="center"/>
               <w:rPr>
                 <w:rFonts w:ascii="TH SarabunPSK" w:hAnsi="TH SarabunPSK" w:cs="TH SarabunPSK"/>
                 <w:sz w:val="28"/>
@@ -5078,7 +5111,6 @@
           <w:p>
             <w:pPr>
               <w:spacing w:before="120"/>
-              <w:jc w:val="center"/>
               <w:rPr>
                 <w:rFonts w:ascii="TH SarabunPSK" w:hAnsi="TH SarabunPSK" w:cs="TH SarabunPSK"/>
                 <w:sz w:val="28"/>
@@ -5166,7 +5198,6 @@
           <w:p>
             <w:pPr>
               <w:spacing w:before="120"/>
-              <w:jc w:val="center"/>
               <w:rPr>
                 <w:rFonts w:ascii="TH SarabunPSK" w:hAnsi="TH SarabunPSK" w:cs="TH SarabunPSK"/>
                 <w:sz w:val="28"/>
@@ -5219,7 +5250,6 @@
           <w:p>
             <w:pPr>
               <w:spacing w:before="120"/>
-              <w:jc w:val="center"/>
               <w:rPr>
                 <w:rFonts w:ascii="TH SarabunPSK" w:hAnsi="TH SarabunPSK" w:cs="TH SarabunPSK"/>
                 <w:sz w:val="28"/>
@@ -5279,7 +5309,6 @@
           <w:p>
             <w:pPr>
               <w:spacing w:before="120"/>
-              <w:jc w:val="center"/>
               <w:rPr>
                 <w:rFonts w:ascii="TH SarabunPSK" w:hAnsi="TH SarabunPSK" w:cs="TH SarabunPSK"/>
                 <w:sz w:val="28"/>
@@ -5337,7 +5366,6 @@
       <w:pPr>
         <w:pStyle w:val="ListParagraph"/>
         <w:spacing w:before="120" w:after="120"/>
-        <w:jc w:val="thaiDistribute"/>
         <w:rPr>
           <w:rFonts w:ascii="TH SarabunPSK" w:hAnsi="TH SarabunPSK" w:cs="TH SarabunPSK"/>
           <w:b/>
@@ -5676,7 +5704,6 @@
       <w:pPr>
         <w:spacing w:after="120"/>
         <w:ind w:left="426"/>
-        <w:jc w:val="thaiDistribute"/>
         <w:rPr>
           <w:rFonts w:ascii="TH SarabunPSK" w:hAnsi="TH SarabunPSK" w:cs="TH SarabunPSK"/>
           <w:color w:val="000000" w:themeColor="text1"/>
@@ -5766,7 +5793,6 @@
     <w:p>
       <w:pPr>
         <w:spacing w:after="120"/>
-        <w:jc w:val="thaiDistribute"/>
         <w:rPr>
           <w:rFonts w:ascii="TH SarabunPSK" w:hAnsi="TH SarabunPSK" w:cs="TH SarabunPSK"/>
           <w:color w:val="000000" w:themeColor="text1"/>
@@ -5804,7 +5830,6 @@
       <w:pPr>
         <w:spacing w:after="0"/>
         <w:ind w:left="720" w:firstLine="720"/>
-        <w:jc w:val="thaiDistribute"/>
         <w:rPr>
           <w:rFonts w:ascii="TH SarabunPSK" w:hAnsi="TH SarabunPSK" w:cs="TH SarabunPSK"/>
           <w:color w:val="000000" w:themeColor="text1"/>
@@ -5843,7 +5868,6 @@
       <w:pPr>
         <w:spacing w:after="0"/>
         <w:ind w:left="720" w:firstLine="720"/>
-        <w:jc w:val="thaiDistribute"/>
         <w:rPr>
           <w:rFonts w:ascii="TH SarabunPSK" w:hAnsi="TH SarabunPSK" w:cs="TH SarabunPSK"/>
           <w:color w:val="000000" w:themeColor="text1"/>
@@ -5872,7 +5896,6 @@
       <w:pPr>
         <w:spacing w:after="120"/>
         <w:ind w:left="426" w:firstLine="992"/>
-        <w:jc w:val="thaiDistribute"/>
         <w:rPr>
           <w:rFonts w:ascii="TH SarabunPSK" w:hAnsi="TH SarabunPSK" w:cs="TH SarabunPSK"/>
           <w:color w:val="000000" w:themeColor="text1"/>
@@ -5947,7 +5970,6 @@
       <w:pPr>
         <w:spacing w:before="120" w:after="120"/>
         <w:ind w:left="567"/>
-        <w:jc w:val="thaiDistribute"/>
         <w:rPr>
           <w:rFonts w:ascii="TH SarabunPSK" w:hAnsi="TH SarabunPSK" w:cs="TH SarabunPSK"/>
           <w:sz w:val="28"/>
@@ -6023,7 +6045,6 @@
         <w:pStyle w:val="ListParagraph"/>
         <w:spacing w:before="120" w:after="120"/>
         <w:ind w:left="567" w:firstLine="567"/>
-        <w:jc w:val="thaiDistribute"/>
         <w:rPr>
           <w:rFonts w:ascii="TH SarabunPSK" w:hAnsi="TH SarabunPSK" w:cs="TH SarabunPSK"/>
           <w:sz w:val="28"/>
@@ -6094,7 +6115,6 @@
         </w:tabs>
         <w:spacing w:before="120" w:after="120"/>
         <w:ind w:left="1418" w:right="-57" w:hanging="283"/>
-        <w:jc w:val="thaiDistribute"/>
         <w:rPr>
           <w:rFonts w:ascii="TH SarabunPSK" w:hAnsi="TH SarabunPSK" w:cs="TH SarabunPSK"/>
           <w:sz w:val="28"/>
@@ -6233,7 +6253,6 @@
         </w:tabs>
         <w:spacing w:before="120" w:after="120"/>
         <w:ind w:left="709" w:right="-57" w:hanging="283"/>
-        <w:jc w:val="thaiDistribute"/>
         <w:rPr>
           <w:rFonts w:ascii="TH SarabunPSK" w:hAnsi="TH SarabunPSK" w:cs="TH SarabunPSK"/>
           <w:sz w:val="28"/>
@@ -6344,7 +6363,6 @@
         </w:tabs>
         <w:spacing w:before="120" w:after="120"/>
         <w:ind w:left="709" w:right="-57" w:hanging="283"/>
-        <w:jc w:val="thaiDistribute"/>
         <w:rPr>
           <w:rFonts w:ascii="TH SarabunPSK" w:hAnsi="TH SarabunPSK" w:cs="TH SarabunPSK"/>
           <w:sz w:val="28"/>
@@ -6548,7 +6566,6 @@
         </w:tabs>
         <w:spacing w:before="120" w:after="120"/>
         <w:ind w:left="1418" w:right="-57" w:hanging="283"/>
-        <w:jc w:val="thaiDistribute"/>
         <w:rPr>
           <w:rFonts w:ascii="TH SarabunPSK" w:eastAsia="Calibri" w:hAnsi="TH SarabunPSK" w:cs="TH SarabunPSK"/>
           <w:sz w:val="28"/>
@@ -6630,7 +6647,6 @@
         </w:tabs>
         <w:spacing w:before="120" w:after="120"/>
         <w:ind w:left="709" w:right="-57" w:hanging="283"/>
-        <w:jc w:val="thaiDistribute"/>
         <w:rPr>
           <w:rFonts w:ascii="TH SarabunPSK" w:hAnsi="TH SarabunPSK" w:cs="TH SarabunPSK"/>
           <w:sz w:val="28"/>
@@ -6645,7 +6661,6 @@
         </w:tabs>
         <w:spacing w:before="120" w:after="120"/>
         <w:ind w:left="709" w:right="-57" w:hanging="283"/>
-        <w:jc w:val="thaiDistribute"/>
         <w:rPr>
           <w:rFonts w:ascii="TH SarabunPSK" w:hAnsi="TH SarabunPSK" w:cs="TH SarabunPSK"/>
           <w:sz w:val="28"/>
@@ -6709,7 +6724,6 @@
       <w:pPr>
         <w:spacing w:before="120" w:after="120"/>
         <w:ind w:left="426" w:firstLine="567"/>
-        <w:jc w:val="thaiDistribute"/>
         <w:rPr>
           <w:rFonts w:ascii="TH SarabunPSK" w:hAnsi="TH SarabunPSK" w:cs="TH SarabunPSK"/>
           <w:sz w:val="28"/>
@@ -6754,7 +6768,6 @@
       <w:pPr>
         <w:spacing w:before="120" w:after="120"/>
         <w:ind w:left="426" w:firstLine="567"/>
-        <w:jc w:val="thaiDistribute"/>
         <w:rPr>
           <w:rFonts w:ascii="TH SarabunPSK" w:hAnsi="TH SarabunPSK" w:cs="TH SarabunPSK"/>
           <w:sz w:val="28"/>
@@ -7811,7 +7824,6 @@
             <w:pPr>
               <w:pStyle w:val="ListParagraph"/>
               <w:ind w:left="0"/>
-              <w:jc w:val="center"/>
               <w:rPr>
                 <w:rFonts w:ascii="TH SarabunPSK" w:eastAsiaTheme="majorEastAsia" w:hAnsi="TH SarabunPSK" w:cs="TH SarabunPSK"/>
                 <w:b/>
@@ -7843,7 +7855,6 @@
             <w:pPr>
               <w:pStyle w:val="ListParagraph"/>
               <w:ind w:left="0"/>
-              <w:jc w:val="center"/>
               <w:rPr>
                 <w:rFonts w:ascii="TH SarabunPSK" w:eastAsiaTheme="majorEastAsia" w:hAnsi="TH SarabunPSK" w:cs="TH SarabunPSK"/>
                 <w:b/>
@@ -7916,7 +7927,6 @@
             <w:pPr>
               <w:pStyle w:val="ListParagraph"/>
               <w:ind w:left="0"/>
-              <w:jc w:val="center"/>
               <w:rPr>
                 <w:rFonts w:ascii="TH SarabunPSK" w:eastAsiaTheme="majorEastAsia" w:hAnsi="TH SarabunPSK" w:cs="TH SarabunPSK"/>
                 <w:b/>
@@ -7949,7 +7959,6 @@
             <w:pPr>
               <w:pStyle w:val="ListParagraph"/>
               <w:ind w:left="0"/>
-              <w:jc w:val="center"/>
               <w:rPr>
                 <w:rFonts w:ascii="TH SarabunPSK" w:eastAsiaTheme="majorEastAsia" w:hAnsi="TH SarabunPSK" w:cs="TH SarabunPSK"/>
                 <w:b/>
@@ -7981,7 +7990,6 @@
             <w:pPr>
               <w:pStyle w:val="ListParagraph"/>
               <w:ind w:left="0"/>
-              <w:jc w:val="center"/>
               <w:rPr>
                 <w:rFonts w:ascii="TH SarabunPSK" w:eastAsiaTheme="majorEastAsia" w:hAnsi="TH SarabunPSK" w:cs="TH SarabunPSK"/>
                 <w:color w:val="000000"/>
@@ -8007,7 +8015,6 @@
             <w:pPr>
               <w:pStyle w:val="ListParagraph"/>
               <w:ind w:left="0"/>
-              <w:jc w:val="center"/>
               <w:rPr>
                 <w:rFonts w:ascii="TH SarabunPSK" w:eastAsiaTheme="majorEastAsia" w:hAnsi="TH SarabunPSK" w:cs="TH SarabunPSK"/>
                 <w:color w:val="000000"/>
@@ -8052,7 +8059,6 @@
             <w:pPr>
               <w:pStyle w:val="ListParagraph"/>
               <w:ind w:left="0"/>
-              <w:jc w:val="center"/>
               <w:rPr>
                 <w:rFonts w:ascii="TH SarabunPSK" w:eastAsiaTheme="majorEastAsia" w:hAnsi="TH SarabunPSK" w:cs="TH SarabunPSK"/>
                 <w:b/>
@@ -8083,7 +8089,6 @@
             <w:pPr>
               <w:pStyle w:val="ListParagraph"/>
               <w:ind w:left="0"/>
-              <w:jc w:val="center"/>
               <w:rPr>
                 <w:rFonts w:ascii="TH SarabunPSK" w:eastAsiaTheme="majorEastAsia" w:hAnsi="TH SarabunPSK" w:cs="TH SarabunPSK"/>
                 <w:b/>
@@ -8111,7 +8116,6 @@
             <w:pPr>
               <w:pStyle w:val="ListParagraph"/>
               <w:ind w:left="0"/>
-              <w:jc w:val="center"/>
               <w:rPr>
                 <w:rFonts w:ascii="TH SarabunPSK" w:eastAsiaTheme="majorEastAsia" w:hAnsi="TH SarabunPSK" w:cs="TH SarabunPSK"/>
                 <w:b/>
@@ -8157,7 +8161,6 @@
             <w:pPr>
               <w:pStyle w:val="ListParagraph"/>
               <w:ind w:left="0"/>
-              <w:jc w:val="center"/>
               <w:rPr>
                 <w:rFonts w:ascii="TH SarabunPSK" w:eastAsiaTheme="majorEastAsia" w:hAnsi="TH SarabunPSK" w:cs="TH SarabunPSK"/>
                 <w:b/>
@@ -8188,7 +8191,6 @@
             <w:pPr>
               <w:pStyle w:val="ListParagraph"/>
               <w:ind w:left="0"/>
-              <w:jc w:val="center"/>
               <w:rPr>
                 <w:rFonts w:ascii="TH SarabunPSK" w:eastAsiaTheme="majorEastAsia" w:hAnsi="TH SarabunPSK" w:cs="TH SarabunPSK"/>
                 <w:b/>
@@ -8216,7 +8218,6 @@
             <w:pPr>
               <w:pStyle w:val="ListParagraph"/>
               <w:ind w:left="0"/>
-              <w:jc w:val="center"/>
               <w:rPr>
                 <w:rFonts w:ascii="TH SarabunPSK" w:eastAsiaTheme="majorEastAsia" w:hAnsi="TH SarabunPSK" w:cs="TH SarabunPSK"/>
                 <w:b/>
@@ -8262,7 +8263,6 @@
             <w:pPr>
               <w:pStyle w:val="ListParagraph"/>
               <w:ind w:left="0"/>
-              <w:jc w:val="center"/>
               <w:rPr>
                 <w:rFonts w:ascii="TH SarabunPSK" w:eastAsiaTheme="majorEastAsia" w:hAnsi="TH SarabunPSK" w:cs="TH SarabunPSK"/>
                 <w:b/>
@@ -8293,7 +8293,6 @@
             <w:pPr>
               <w:pStyle w:val="ListParagraph"/>
               <w:ind w:left="0"/>
-              <w:jc w:val="center"/>
               <w:rPr>
                 <w:rFonts w:ascii="TH SarabunPSK" w:eastAsiaTheme="majorEastAsia" w:hAnsi="TH SarabunPSK" w:cs="TH SarabunPSK"/>
                 <w:b/>
@@ -8321,7 +8320,6 @@
             <w:pPr>
               <w:pStyle w:val="ListParagraph"/>
               <w:ind w:left="0"/>
-              <w:jc w:val="center"/>
               <w:rPr>
                 <w:rFonts w:ascii="TH SarabunPSK" w:eastAsiaTheme="majorEastAsia" w:hAnsi="TH SarabunPSK" w:cs="TH SarabunPSK"/>
                 <w:b/>
@@ -8968,7 +8966,6 @@
         <w:tabs>
           <w:tab w:val="left" w:pos="284"/>
         </w:tabs>
-        <w:jc w:val="thaiDistribute"/>
         <w:rPr>
           <w:rFonts w:ascii="TH SarabunPSK" w:hAnsi="TH SarabunPSK" w:cs="TH SarabunPSK"/>
           <w:color w:val="000000" w:themeColor="text1"/>
@@ -9980,7 +9977,6 @@
       <w:pPr>
         <w:spacing w:before="100" w:beforeAutospacing="1" w:after="100" w:afterAutospacing="1" w:line="240" w:lineRule="auto"/>
         <w:ind w:firstLine="720"/>
-        <w:jc w:val="thaiDistribute"/>
         <w:rPr>
           <w:rFonts w:ascii="TH SarabunPSK" w:hAnsi="TH SarabunPSK" w:cs="TH SarabunPSK"/>
           <w:color w:val="000000" w:themeColor="text1"/>
@@ -10057,7 +10053,6 @@
       <w:pPr>
         <w:spacing w:before="120" w:after="120"/>
         <w:ind w:firstLine="720"/>
-        <w:jc w:val="thaiDistribute"/>
         <w:rPr>
           <w:rFonts w:ascii="TH SarabunPSK" w:hAnsi="TH SarabunPSK" w:cs="TH SarabunPSK"/>
           <w:color w:val="000000"/>
@@ -10086,7 +10081,6 @@
             <w:pPr>
               <w:spacing w:before="120" w:after="120"/>
               <w:ind w:hanging="112"/>
-              <w:jc w:val="center"/>
               <w:rPr>
                 <w:rFonts w:ascii="TH SarabunPSK" w:hAnsi="TH SarabunPSK" w:cs="TH SarabunPSK"/>
                 <w:b/>
@@ -10115,7 +10109,6 @@
           <w:p>
             <w:pPr>
               <w:spacing w:before="240"/>
-              <w:jc w:val="center"/>
               <w:rPr>
                 <w:rFonts w:ascii="TH SarabunPSK" w:hAnsi="TH SarabunPSK" w:cs="TH SarabunPSK"/>
                 <w:sz w:val="28"/>
@@ -10139,7 +10132,6 @@
             <w:pPr>
               <w:spacing w:before="120" w:after="120"/>
               <w:ind w:hanging="112"/>
-              <w:jc w:val="center"/>
               <w:rPr>
                 <w:rFonts w:ascii="TH SarabunPSK" w:hAnsi="TH SarabunPSK" w:cs="TH SarabunPSK"/>
                 <w:b/>
@@ -10168,7 +10160,6 @@
           <w:p>
             <w:pPr>
               <w:spacing w:before="240"/>
-              <w:jc w:val="center"/>
               <w:rPr>
                 <w:rFonts w:ascii="TH SarabunPSK" w:hAnsi="TH SarabunPSK" w:cs="TH SarabunPSK"/>
                 <w:sz w:val="28"/>
@@ -10210,7 +10201,6 @@
           </w:tcPr>
           <w:p>
             <w:pPr>
-              <w:jc w:val="thaiDistribute"/>
               <w:rPr>
                 <w:rFonts w:ascii="TH SarabunPSK" w:hAnsi="TH SarabunPSK" w:cs="TH SarabunPSK"/>
                 <w:sz w:val="28"/>
@@ -10219,7 +10209,6 @@
           </w:p>
           <w:p>
             <w:pPr>
-              <w:jc w:val="thaiDistribute"/>
               <w:rPr>
                 <w:rFonts w:ascii="TH SarabunPSK" w:hAnsi="TH SarabunPSK" w:cs="TH SarabunPSK"/>
                 <w:sz w:val="28"/>
@@ -10235,7 +10224,6 @@
           </w:p>
           <w:p>
             <w:pPr>
-              <w:jc w:val="thaiDistribute"/>
               <w:rPr>
                 <w:rFonts w:ascii="TH SarabunPSK" w:hAnsi="TH SarabunPSK" w:cs="TH SarabunPSK"/>
                 <w:sz w:val="28"/>
@@ -10259,7 +10247,6 @@
           </w:p>
           <w:p>
             <w:pPr>
-              <w:jc w:val="thaiDistribute"/>
               <w:rPr>
                 <w:rFonts w:ascii="TH SarabunPSK" w:hAnsi="TH SarabunPSK" w:cs="TH SarabunPSK"/>
                 <w:sz w:val="28"/>
@@ -10276,7 +10263,6 @@
           </w:p>
           <w:p>
             <w:pPr>
-              <w:jc w:val="thaiDistribute"/>
               <w:rPr>
                 <w:rFonts w:ascii="TH SarabunPSK" w:hAnsi="TH SarabunPSK" w:cs="TH SarabunPSK"/>
                 <w:sz w:val="28"/>
@@ -10306,7 +10292,6 @@
           </w:tcPr>
           <w:p>
             <w:pPr>
-              <w:jc w:val="thaiDistribute"/>
               <w:rPr>
                 <w:rFonts w:ascii="TH SarabunPSK" w:hAnsi="TH SarabunPSK" w:cs="TH SarabunPSK"/>
                 <w:sz w:val="28"/>
@@ -10315,7 +10300,6 @@
           </w:p>
           <w:p>
             <w:pPr>
-              <w:jc w:val="thaiDistribute"/>
               <w:rPr>
                 <w:rFonts w:ascii="TH SarabunPSK" w:hAnsi="TH SarabunPSK" w:cs="TH SarabunPSK"/>
                 <w:sz w:val="28"/>
@@ -10331,7 +10315,6 @@
           </w:p>
           <w:p>
             <w:pPr>
-              <w:jc w:val="thaiDistribute"/>
               <w:rPr>
                 <w:rFonts w:ascii="TH SarabunPSK" w:hAnsi="TH SarabunPSK" w:cs="TH SarabunPSK"/>
                 <w:sz w:val="28"/>
@@ -10391,7 +10374,6 @@
           </w:p>
           <w:p>
             <w:pPr>
-              <w:jc w:val="thaiDistribute"/>
               <w:rPr>
                 <w:rFonts w:ascii="TH SarabunPSK" w:hAnsi="TH SarabunPSK" w:cs="TH SarabunPSK"/>
                 <w:sz w:val="28"/>
@@ -10408,7 +10390,6 @@
           </w:p>
           <w:p>
             <w:pPr>
-              <w:jc w:val="thaiDistribute"/>
               <w:rPr>
                 <w:rFonts w:ascii="TH SarabunPSK" w:hAnsi="TH SarabunPSK" w:cs="TH SarabunPSK"/>
                 <w:sz w:val="28"/>
@@ -10442,7 +10423,6 @@
           </w:tcPr>
           <w:p>
             <w:pPr>
-              <w:jc w:val="thaiDistribute"/>
               <w:rPr>
                 <w:rFonts w:ascii="TH SarabunPSK" w:hAnsi="TH SarabunPSK" w:cs="TH SarabunPSK"/>
                 <w:sz w:val="28"/>
@@ -10451,7 +10431,6 @@
           </w:p>
           <w:p>
             <w:pPr>
-              <w:jc w:val="thaiDistribute"/>
               <w:rPr>
                 <w:rFonts w:ascii="TH SarabunPSK" w:hAnsi="TH SarabunPSK" w:cs="TH SarabunPSK"/>
                 <w:sz w:val="28"/>
@@ -10475,7 +10454,6 @@
           </w:p>
           <w:p>
             <w:pPr>
-              <w:jc w:val="thaiDistribute"/>
               <w:rPr>
                 <w:rFonts w:ascii="TH SarabunPSK" w:hAnsi="TH SarabunPSK" w:cs="TH SarabunPSK"/>
                 <w:sz w:val="28"/>
@@ -10499,7 +10477,6 @@
           </w:p>
           <w:p>
             <w:pPr>
-              <w:jc w:val="thaiDistribute"/>
               <w:rPr>
                 <w:rFonts w:ascii="TH SarabunPSK" w:hAnsi="TH SarabunPSK" w:cs="TH SarabunPSK"/>
                 <w:sz w:val="28"/>
@@ -10523,7 +10500,6 @@
           </w:p>
           <w:p>
             <w:pPr>
-              <w:jc w:val="thaiDistribute"/>
               <w:rPr>
                 <w:rFonts w:ascii="TH SarabunPSK" w:hAnsi="TH SarabunPSK" w:cs="TH SarabunPSK"/>
                 <w:sz w:val="28"/>
@@ -10538,7 +10514,6 @@
           </w:tcPr>
           <w:p>
             <w:pPr>
-              <w:jc w:val="thaiDistribute"/>
               <w:rPr>
                 <w:rFonts w:ascii="TH SarabunPSK" w:hAnsi="TH SarabunPSK" w:cs="TH SarabunPSK"/>
                 <w:sz w:val="28"/>
@@ -10547,7 +10522,6 @@
           </w:p>
           <w:p>
             <w:pPr>
-              <w:jc w:val="thaiDistribute"/>
               <w:rPr>
                 <w:rFonts w:ascii="TH SarabunPSK" w:hAnsi="TH SarabunPSK" w:cs="TH SarabunPSK"/>
                 <w:sz w:val="28"/>
@@ -10586,7 +10560,6 @@
           </w:p>
           <w:p>
             <w:pPr>
-              <w:jc w:val="thaiDistribute"/>
               <w:rPr>
                 <w:rFonts w:ascii="TH SarabunPSK" w:hAnsi="TH SarabunPSK" w:cs="TH SarabunPSK"/>
                 <w:sz w:val="28"/>
@@ -10628,7 +10601,6 @@
           </w:p>
           <w:p>
             <w:pPr>
-              <w:jc w:val="thaiDistribute"/>
               <w:rPr>
                 <w:rFonts w:ascii="TH SarabunPSK" w:hAnsi="TH SarabunPSK" w:cs="TH SarabunPSK"/>
                 <w:sz w:val="28"/>
@@ -10645,7 +10617,6 @@
           </w:p>
           <w:p>
             <w:pPr>
-              <w:jc w:val="thaiDistribute"/>
               <w:rPr>
                 <w:rFonts w:ascii="TH SarabunPSK" w:hAnsi="TH SarabunPSK" w:cs="TH SarabunPSK"/>
                 <w:sz w:val="28"/>
@@ -10676,7 +10647,6 @@
           </w:tcPr>
           <w:p>
             <w:pPr>
-              <w:jc w:val="thaiDistribute"/>
               <w:rPr>
                 <w:rFonts w:ascii="TH SarabunPSK" w:hAnsi="TH SarabunPSK" w:cs="TH SarabunPSK"/>
                 <w:sz w:val="28"/>
@@ -10685,7 +10655,6 @@
           </w:p>
           <w:p>
             <w:pPr>
-              <w:jc w:val="thaiDistribute"/>
               <w:rPr>
                 <w:rFonts w:ascii="TH SarabunPSK" w:hAnsi="TH SarabunPSK" w:cs="TH SarabunPSK"/>
                 <w:sz w:val="28"/>
@@ -10694,7 +10663,6 @@
           </w:p>
           <w:p>
             <w:pPr>
-              <w:jc w:val="thaiDistribute"/>
               <w:rPr>
                 <w:rFonts w:ascii="TH SarabunPSK" w:hAnsi="TH SarabunPSK" w:cs="TH SarabunPSK"/>
                 <w:sz w:val="28"/>
@@ -10716,7 +10684,6 @@
           </w:tcPr>
           <w:p>
             <w:pPr>
-              <w:jc w:val="thaiDistribute"/>
               <w:rPr>
                 <w:rFonts w:ascii="TH SarabunPSK" w:hAnsi="TH SarabunPSK" w:cs="TH SarabunPSK"/>
                 <w:sz w:val="28"/>
@@ -10725,7 +10692,6 @@
           </w:p>
           <w:p>
             <w:pPr>
-              <w:jc w:val="thaiDistribute"/>
               <w:rPr>
                 <w:rFonts w:ascii="TH SarabunPSK" w:hAnsi="TH SarabunPSK" w:cs="TH SarabunPSK"/>
                 <w:sz w:val="28"/>
@@ -10749,7 +10715,6 @@
           </w:p>
           <w:p>
             <w:pPr>
-              <w:jc w:val="thaiDistribute"/>
               <w:rPr>
                 <w:rFonts w:ascii="TH SarabunPSK" w:hAnsi="TH SarabunPSK" w:cs="TH SarabunPSK"/>
                 <w:sz w:val="28"/>
@@ -10773,7 +10738,6 @@
           </w:p>
           <w:p>
             <w:pPr>
-              <w:jc w:val="thaiDistribute"/>
               <w:rPr>
                 <w:rFonts w:ascii="TH SarabunPSK" w:hAnsi="TH SarabunPSK" w:cs="TH SarabunPSK"/>
                 <w:sz w:val="28"/>
@@ -10803,7 +10767,6 @@
       <w:pPr>
         <w:spacing w:before="120" w:after="120"/>
         <w:ind w:firstLine="720"/>
-        <w:jc w:val="thaiDistribute"/>
         <w:rPr>
           <w:rFonts w:ascii="TH SarabunPSK" w:hAnsi="TH SarabunPSK" w:cs="TH SarabunPSK"/>
           <w:color w:val="000000"/>
@@ -10818,7 +10781,6 @@
       <w:pPr>
         <w:spacing w:before="120" w:after="120"/>
         <w:ind w:firstLine="720"/>
-        <w:jc w:val="thaiDistribute"/>
         <w:rPr>
           <w:rFonts w:ascii="TH SarabunPSK" w:hAnsi="TH SarabunPSK" w:cs="TH SarabunPSK"/>
           <w:b/>

--- a/template_สัญญาเช่า.docx
+++ b/template_สัญญาเช่า.docx
@@ -960,7 +960,7 @@
         <w:spacing w:before="120" w:after="120" w:line="240" w:lineRule="auto"/>
         <w:ind w:firstLine="720"/>
         <w:rPr>
-          <w:rFonts w:ascii="TH SarabunPSK" w:eastAsia="TH Sarabun PSK" w:hAnsi="TH SarabunPSK" w:cs="TH SarabunPSK" w:hint="cs"/>
+          <w:rFonts w:ascii="TH SarabunPSK" w:eastAsia="TH Sarabun PSK" w:hAnsi="TH SarabunPSK" w:cs="TH SarabunPSK"/>
           <w:color w:val="000000"/>
           <w:sz w:val="28"/>
           <w:cs/>
@@ -3887,7 +3887,7 @@
                 <w:spacing w:val="-6"/>
                 <w:sz w:val="28"/>
               </w:rPr>
-              <w:t xml:space="preserve"> ({{r Text_month_row_1 }})</w:t>
+              <w:t xml:space="preserve"> {{r Text_month_row_1 }}</w:t>
             </w:r>
           </w:p>
         </w:tc>
@@ -3978,7 +3978,7 @@
                 <w:spacing w:val="-6"/>
                 <w:sz w:val="28"/>
               </w:rPr>
-              <w:t xml:space="preserve"> ({{r Text_year_row_1 }})</w:t>
+              <w:t xml:space="preserve"> {{r Text_year_row_1 }}</w:t>
             </w:r>
           </w:p>
         </w:tc>
@@ -4094,7 +4094,7 @@
                 <w:spacing w:val="-6"/>
                 <w:sz w:val="28"/>
               </w:rPr>
-              <w:t xml:space="preserve"> ({{r Text_month_row_2 }})</w:t>
+              <w:t xml:space="preserve"> {{r Text_month_row_2 }}</w:t>
             </w:r>
           </w:p>
         </w:tc>
@@ -4185,7 +4185,7 @@
                 <w:spacing w:val="-6"/>
                 <w:sz w:val="28"/>
               </w:rPr>
-              <w:t xml:space="preserve"> ({{r Text_year_row_2 }})</w:t>
+              <w:t xml:space="preserve"> {{r Text_year_row_2 }}</w:t>
             </w:r>
           </w:p>
         </w:tc>
@@ -4288,7 +4288,7 @@
                 <w:spacing w:val="-6"/>
                 <w:sz w:val="28"/>
               </w:rPr>
-              <w:t xml:space="preserve"> ({{r Text_month_row_3 }})</w:t>
+              <w:t xml:space="preserve"> {{r Text_month_row_3 }}</w:t>
             </w:r>
           </w:p>
         </w:tc>
@@ -4334,7 +4334,6 @@
               </w:rPr>
               <w:t>Optional_year_rows_</w:t>
             </w:r>
-            <w:proofErr w:type="gramStart"/>
             <w:r>
               <w:rPr>
                 <w:rFonts w:ascii="TH SarabunPSK" w:eastAsia="Calibri" w:hAnsi="TH SarabunPSK" w:cs="TH SarabunPSK"/>
@@ -4351,17 +4350,7 @@
                 <w:spacing w:val="-6"/>
                 <w:sz w:val="28"/>
               </w:rPr>
-              <w:t xml:space="preserve"> ({{</w:t>
-            </w:r>
-            <w:proofErr w:type="gramEnd"/>
-            <w:r>
-              <w:rPr>
-                <w:rFonts w:ascii="TH SarabunPSK" w:eastAsia="Calibri" w:hAnsi="TH SarabunPSK" w:cs="TH SarabunPSK"/>
-                <w:color w:val="000000" w:themeColor="text1"/>
-                <w:spacing w:val="-6"/>
-                <w:sz w:val="28"/>
-              </w:rPr>
-              <w:t>r Text_year_row_3 }})</w:t>
+              <w:t xml:space="preserve"> {{r Text_year_row_3 }}</w:t>
             </w:r>
           </w:p>
         </w:tc>
